--- a/report/Kovan_Rapor.docx
+++ b/report/Kovan_Rapor.docx
@@ -63,15 +63,16 @@
     </w:p>
     <w:p>
       <w:pPr>
-        <w:pStyle w:val="Heading2"/>
+        <w:pStyle w:val="Quote"/>
       </w:pPr>
       <w:r>
-        <w:t>1. Giriş ve Veri Kurgusu</w:t>
-      </w:r>
-    </w:p>
-    <w:p>
-      <w:r>
-        <w:t>Bu çalışmada, kovan içi sensörlerinden (ağırlık, iç sıcaklık, iç nem) ve dış ortam meteoroloji verilerinden (dış sıcaklık, bağıl nem, yağış, rüzgâr hızı) yararlanılarak sonraki 24 saatteki kovan ağırlığı değişimi (</w:t>
+        <w:rPr>
+          <w:b/>
+        </w:rPr>
+        <w:t>Özet (Abstract):</w:t>
+      </w:r>
+      <w:r>
+        <w:t xml:space="preserve"> Bu çalışmada, kovan içi telemetri sensörleri (ağırlık, iç sıcaklık, bağıl nem) ve eşzamanlı saatlik dış ortam meteoroloji verileri (dış sıcaklık, bağıl nem, yağış, rüzgâr hızı) entegre edilerek, koloni biyokütlesi ve nektar akışının temel göstergesi olan sonraki 24 saatteki net kovan ağırlığı değişimi (</w:t>
       </w:r>
       <w:r>
         <w:rPr>
@@ -80,7 +81,42 @@
         <w:t>Δ weight_t+24</w:t>
       </w:r>
       <w:r>
-        <w:t>, nektar akışı) tahmin edilmektedir.</w:t>
+        <w:t xml:space="preserve">) tahmin edilmektedir. Çalışma; </w:t>
+      </w:r>
+      <w:r>
+        <w:rPr>
+          <w:b/>
+        </w:rPr>
+        <w:t>Causal Dilated Residual CNN (TCN)</w:t>
+      </w:r>
+      <w:r>
+        <w:t xml:space="preserve">, </w:t>
+      </w:r>
+      <w:r>
+        <w:rPr>
+          <w:b/>
+        </w:rPr>
+        <w:t>LSTM</w:t>
+      </w:r>
+      <w:r>
+        <w:t xml:space="preserve"> ve </w:t>
+      </w:r>
+      <w:r>
+        <w:rPr>
+          <w:b/>
+        </w:rPr>
+        <w:t>Causal Masked Transformer</w:t>
+      </w:r>
+      <w:r>
+        <w:t xml:space="preserve"> mimarilerini katı bir izo-parametre bütçesi (~48k–50k parametre), eşit hiperparametre arama kotası (6 deneme), 5 bağımsız rastgele tohum (seed 0–4) ve kilitli test dönemi altında ampirik olarak kıyaslamaktadır.</w:t>
+      </w:r>
+    </w:p>
+    <w:p>
+      <w:pPr>
+        <w:pStyle w:val="Heading2"/>
+      </w:pPr>
+      <w:r>
+        <w:t>1. Giriş ve Matematiksel Problem Tanımı</w:t>
       </w:r>
     </w:p>
     <w:p>
@@ -88,7 +124,74 @@
         <w:pStyle w:val="Heading3"/>
       </w:pPr>
       <w:r>
-        <w:t>Veri Seti ve Biyolojik Gerçekler</w:t>
+        <w:t>1.1 Problem Formülasyonu</w:t>
+      </w:r>
+    </w:p>
+    <w:p>
+      <w:r>
+        <w:t xml:space="preserve">Zaman serisi tahmin problemi, geçmiş </w:t>
+      </w:r>
+      <w:r>
+        <w:rPr>
+          <w:i/>
+        </w:rPr>
+        <w:t>W</w:t>
+      </w:r>
+      <w:r>
+        <w:t xml:space="preserve"> saatlik çok değişkenli gözlem matrisi </w:t>
+      </w:r>
+      <w:r>
+        <w:rPr>
+          <w:i/>
+        </w:rPr>
+        <w:t>X_t-W+1:t ∈ mathbbR^W × F</w:t>
+      </w:r>
+      <w:r>
+        <w:t xml:space="preserve"> verildiğinde, gelecekteki </w:t>
+      </w:r>
+      <w:r>
+        <w:rPr>
+          <w:i/>
+        </w:rPr>
+        <w:t>H=24</w:t>
+      </w:r>
+      <w:r>
+        <w:t xml:space="preserve"> saatlik net ağırlık farkı skalerini </w:t>
+      </w:r>
+      <w:r>
+        <w:rPr>
+          <w:i/>
+        </w:rPr>
+        <w:t>y_t ∈ mathbbR</w:t>
+      </w:r>
+      <w:r>
+        <w:t xml:space="preserve"> kestirmektir:</w:t>
+      </w:r>
+    </w:p>
+    <w:p>
+      <w:pPr>
+        <w:jc w:val="center"/>
+      </w:pPr>
+      <w:r>
+        <w:rPr>
+          <w:rFonts w:ascii="Cambria Math" w:hAnsi="Cambria Math"/>
+          <w:i/>
+        </w:rPr>
+        <w:t>y_t = w_t+24 - w_t = f_theta≤ft(X_t-W+1:t) + epsilon_t</w:t>
+      </w:r>
+    </w:p>
+    <w:p>
+      <w:r>
+        <w:t xml:space="preserve">Burada </w:t>
+      </w:r>
+      <w:r>
+        <w:rPr>
+          <w:i/>
+        </w:rPr>
+        <w:t>F=9</w:t>
+      </w:r>
+      <w:r>
+        <w:t xml:space="preserve"> giriş özelliğini temsil etmektedir:</w:t>
       </w:r>
     </w:p>
     <w:p>
@@ -97,9 +200,152 @@
       </w:pPr>
       <w:r>
         <w:rPr>
+          <w:i/>
+        </w:rPr>
+        <w:t>w_t - w_t-1</w:t>
+      </w:r>
+      <w:r>
+        <w:t>: Saatlik ağırlık birinci dereceden farkı (</w:t>
+      </w:r>
+      <w:r>
+        <w:rPr>
+          <w:i/>
+        </w:rPr>
+        <w:t>Δ w_t</w:t>
+      </w:r>
+      <w:r>
+        <w:t>)</w:t>
+      </w:r>
+    </w:p>
+    <w:p>
+      <w:pPr>
+        <w:pStyle w:val="ListNumber"/>
+      </w:pPr>
+      <w:r>
+        <w:rPr>
+          <w:i/>
+        </w:rPr>
+        <w:t>T_in</w:t>
+      </w:r>
+      <w:r>
+        <w:t>: Kovan içi sıcaklık (°C)</w:t>
+      </w:r>
+    </w:p>
+    <w:p>
+      <w:pPr>
+        <w:pStyle w:val="ListNumber"/>
+      </w:pPr>
+      <w:r>
+        <w:rPr>
+          <w:i/>
+        </w:rPr>
+        <w:t>H_in</w:t>
+      </w:r>
+      <w:r>
+        <w:t>: Kovan içi bağıl nem (%)</w:t>
+      </w:r>
+    </w:p>
+    <w:p>
+      <w:pPr>
+        <w:pStyle w:val="ListNumber"/>
+      </w:pPr>
+      <w:r>
+        <w:rPr>
+          <w:i/>
+        </w:rPr>
+        <w:t>T_out</w:t>
+      </w:r>
+      <w:r>
+        <w:t>: Dış ortam sıcaklığı (°C, Open-Meteo)</w:t>
+      </w:r>
+    </w:p>
+    <w:p>
+      <w:pPr>
+        <w:pStyle w:val="ListNumber"/>
+      </w:pPr>
+      <w:r>
+        <w:rPr>
+          <w:i/>
+        </w:rPr>
+        <w:t>H_out</w:t>
+      </w:r>
+      <w:r>
+        <w:t>: Dış ortam bağıl nemi (%)</w:t>
+      </w:r>
+    </w:p>
+    <w:p>
+      <w:pPr>
+        <w:pStyle w:val="ListNumber"/>
+      </w:pPr>
+      <w:r>
+        <w:rPr>
+          <w:i/>
+        </w:rPr>
+        <w:t>P_out</w:t>
+      </w:r>
+      <w:r>
+        <w:t>: Yağış miktarı (mm)</w:t>
+      </w:r>
+    </w:p>
+    <w:p>
+      <w:pPr>
+        <w:pStyle w:val="ListNumber"/>
+      </w:pPr>
+      <w:r>
+        <w:rPr>
+          <w:i/>
+        </w:rPr>
+        <w:t>V_wind</w:t>
+      </w:r>
+      <w:r>
+        <w:t>: Rüzgâr hızı (km/s)</w:t>
+      </w:r>
+    </w:p>
+    <w:p>
+      <w:pPr>
+        <w:pStyle w:val="ListNumber"/>
+      </w:pPr>
+      <w:r>
+        <w:rPr>
+          <w:i/>
+        </w:rPr>
+        <w:t>sin(2pi · hour / 24)</w:t>
+      </w:r>
+      <w:r>
+        <w:t>: Sirkadiyen döngü sinüs kodlaması</w:t>
+      </w:r>
+    </w:p>
+    <w:p>
+      <w:pPr>
+        <w:pStyle w:val="ListNumber"/>
+      </w:pPr>
+      <w:r>
+        <w:rPr>
+          <w:i/>
+        </w:rPr>
+        <w:t>cos(2pi · hour / 24)</w:t>
+      </w:r>
+      <w:r>
+        <w:t>: Sirkadiyen döngü kosinüs kodlaması</w:t>
+      </w:r>
+    </w:p>
+    <w:p>
+      <w:pPr>
+        <w:pStyle w:val="Heading3"/>
+      </w:pPr>
+      <w:r>
+        <w:t>1.2 Veri Kurgusu ve Biyolojik Gerçekler</w:t>
+      </w:r>
+    </w:p>
+    <w:p>
+      <w:pPr>
+        <w:pStyle w:val="ListNumber"/>
+      </w:pPr>
+      <w:r>
+        <w:rPr>
           <w:b/>
         </w:rPr>
-        <w:t>Würzburg Kovanı (Ana Kaynak):</w:t>
+        <w:t>Würzburg Kovanı (Ana Kaynak — Saatlik $1\text{H}$ Çözünürlük):</w:t>
       </w:r>
       <w:r>
         <w:t xml:space="preserve">  </w:t>
@@ -110,16 +356,7 @@
         <w:pStyle w:val="ListBullet2"/>
       </w:pPr>
       <w:r>
-        <w:t>2017–2019 yılları arasında kesintisiz saatlik (</w:t>
-      </w:r>
-      <w:r>
-        <w:rPr>
-          <w:i/>
-        </w:rPr>
-        <w:t>1H</w:t>
-      </w:r>
-      <w:r>
-        <w:t>) sensör ölçümleri içermektedir.</w:t>
+        <w:t>2017–2019 yılları arasında kesintisiz saatlik sensör ölçümleri içermektedir.</w:t>
       </w:r>
     </w:p>
     <w:p>
@@ -147,7 +384,7 @@
         <w:rPr>
           <w:b/>
         </w:rPr>
-        <w:t>Bölünme Stratejisi (Zamana Dayalı):</w:t>
+        <w:t>Zamana Dayalı Bölünme Protokolü:</w:t>
       </w:r>
     </w:p>
     <w:p>
@@ -158,10 +395,10 @@
         <w:rPr>
           <w:b/>
         </w:rPr>
-        <w:t>Eğitim:</w:t>
-      </w:r>
-      <w:r>
-        <w:t xml:space="preserve"> 2017-01-01 – 2018-05-31</w:t>
+        <w:t>Eğitim Kümesi (Train):</w:t>
+      </w:r>
+      <w:r>
+        <w:t xml:space="preserve"> 2017-01-01 – 2018-05-31 (Model parametrelerinin optimizasyonu)</w:t>
       </w:r>
     </w:p>
     <w:p>
@@ -172,10 +409,10 @@
         <w:rPr>
           <w:b/>
         </w:rPr>
-        <w:t>Doğrulama (Val):</w:t>
-      </w:r>
-      <w:r>
-        <w:t xml:space="preserve"> 2018-10-01 – 2019-02-23 (Hiperparametre seçimi için)</w:t>
+        <w:t>Doğrulama Kümesi (Val):</w:t>
+      </w:r>
+      <w:r>
+        <w:t xml:space="preserve"> 2018-10-01 – 2019-02-23 (Hiperparametre seçimi ve early stopping)</w:t>
       </w:r>
     </w:p>
     <w:p>
@@ -186,10 +423,10 @@
         <w:rPr>
           <w:b/>
         </w:rPr>
-        <w:t>Test (Kilitli):</w:t>
-      </w:r>
-      <w:r>
-        <w:t xml:space="preserve"> 2019-02-24 – 2019-05-20 (Sonuçlar kesinleşene kadar dokunulmamış kilitli dönem)</w:t>
+        <w:t>Kilitli Test Kümesi (Test):</w:t>
+      </w:r>
+      <w:r>
+        <w:t xml:space="preserve"> 2019-02-24 – 2019-05-20 (Sonuçlar kesinleşene kadar dokunulmamış nihai değerlendirme dönemi)</w:t>
       </w:r>
     </w:p>
     <w:p>
@@ -197,7 +434,16 @@
         <w:pStyle w:val="ListBullet2"/>
       </w:pPr>
       <w:r>
-        <w:t>Sızıntıyı (lookahead leakage) engellemek amacıyla dönemler arasına en az pencere boyutu (168 saat) tampon boşluk bırakılmıştır.</w:t>
+        <w:t>Sızıntıyı (lookahead temporal leakage) engellemek amacıyla dönemler arasına en az pencere boyutu (</w:t>
+      </w:r>
+      <w:r>
+        <w:rPr>
+          <w:i/>
+        </w:rPr>
+        <w:t>W=168</w:t>
+      </w:r>
+      <w:r>
+        <w:t xml:space="preserve"> saat) tampon boşluk bırakılmıştır.</w:t>
       </w:r>
     </w:p>
     <w:p>
@@ -223,7 +469,7 @@
         <w:t>yalnızca eğitim kümesinden</w:t>
       </w:r>
       <w:r>
-        <w:t xml:space="preserve"> hesaplanmıştır.</w:t>
+        <w:t xml:space="preserve"> hesaplanmış, doğrulama ve test kümelerine sızdırılmamıştır.</w:t>
       </w:r>
     </w:p>
     <w:p>
@@ -7544,15 +7790,7 @@
           </w:tcPr>
           <w:p>
             <w:r>
-              <w:rPr>
-                <w:sz w:val="18"/>
-              </w:rPr>
-            </w:r>
-            <w:r>
-              <w:rPr>
-                <w:sz w:val="18"/>
-              </w:rPr>
-              <w:t>0.1682 ± 0.0028</w:t>
+              <w:t>0.168² ± 0.0028</w:t>
             </w:r>
           </w:p>
         </w:tc>
@@ -7821,16 +8059,16 @@
       </w:r>
     </w:p>
     <w:p>
-      <w:r>
-        <w:t>Aşağıdaki sonuçlar yalnızca bu çalışmadaki ölçümlerden (tek kaynak kovan, tek test dönemi, 5 seed) çıkarılmıştır.</w:t>
+      <w:pPr>
+        <w:pStyle w:val="Heading3"/>
+      </w:pPr>
+      <w:r>
+        <w:t>7.1 Ampirik Bulguların Özeti</w:t>
       </w:r>
     </w:p>
     <w:p>
       <w:r>
-        <w:rPr>
-          <w:b/>
-        </w:rPr>
-        <w:t>Ana bulgular</w:t>
+        <w:t>Aşağıdaki sonuçlar doğrudan bu çalışmadaki ampirik ölçümlerden (5 seed ortalaması, %95 güven aralıkları ve kilitli test dönemi) çıkarılmıştır:</w:t>
       </w:r>
     </w:p>
     <w:p>
@@ -7841,16 +8079,66 @@
         <w:rPr>
           <w:b/>
         </w:rPr>
-        <w:t>Causal CNN ve LSTM istatistiksel olarak ayırt edilemez.</w:t>
-      </w:r>
-      <w:r>
-        <w:t xml:space="preserve"> Test MAE 0.233 ve 0.229 kg/24s, Welch p = 0.73, %95 güven aralıkları çakışıyor. Hipotezdeki "CNN ≥ LSTM" sıralamasının CNN &gt; LSTM kısmı </w:t>
+        <w:t>Causal CNN ve LSTM İstatistiksel Olarak Ayırt Edilemez:</w:t>
+      </w:r>
+      <w:r>
+        <w:t xml:space="preserve">  </w:t>
+      </w:r>
+    </w:p>
+    <w:p>
+      <w:r>
+        <w:t xml:space="preserve">Kilitli test kümesinde Causal CNN </w:t>
+      </w:r>
+      <w:r>
+        <w:rPr>
+          <w:i/>
+        </w:rPr>
+        <w:t>0.2331 pm 0.0196 kg</w:t>
+      </w:r>
+      <w:r>
+        <w:t xml:space="preserve"> ve LSTM </w:t>
+      </w:r>
+      <w:r>
+        <w:rPr>
+          <w:i/>
+        </w:rPr>
+        <w:t>0.2292 pm 0.0222 kg</w:t>
+      </w:r>
+      <w:r>
+        <w:t xml:space="preserve"> Test MAE değerine ulaşmıştır. İkili Welch </w:t>
+      </w:r>
+      <w:r>
+        <w:rPr>
+          <w:i/>
+        </w:rPr>
+        <w:t>t</w:t>
+      </w:r>
+      <w:r>
+        <w:t xml:space="preserve">-testi </w:t>
+      </w:r>
+      <w:r>
+        <w:rPr>
+          <w:i/>
+        </w:rPr>
+        <w:t>p = 0.7257</w:t>
+      </w:r>
+      <w:r>
+        <w:t xml:space="preserve"> vermiş ve %95 güven aralıkları tamamen çakışmıştır. Dolayısıyla, eğitim öncesi hipotezde öngörülen </w:t>
+      </w:r>
+      <w:r>
+        <w:rPr>
+          <w:i/>
+        </w:rPr>
+        <w:t>CNN &gt; LSTM</w:t>
+      </w:r>
+      <w:r>
+        <w:t xml:space="preserve"> üstünlüğü </w:t>
       </w:r>
       <w:r>
         <w:rPr>
           <w:b/>
         </w:rPr>
-        <w:t>doğrulanmadı</w:t>
+        <w:t>desteklenmemiştir</w:t>
       </w:r>
       <w:r>
         <w:t>.</w:t>
@@ -7864,10 +8152,51 @@
         <w:rPr>
           <w:b/>
         </w:rPr>
-        <w:t>Causal Transformer belirgin biçimde daha kötü</w:t>
-      </w:r>
-      <w:r>
-        <w:t xml:space="preserve"> (0.327 kg/24s; CNN ve LSTM'e göre p ≤ 0.0001). Hipotezdeki "Transformer en zayıf" tahmini doğrulandı. Transformer validation MAE'de en iyi (0.0824) olduğu halde testte en kötü olmuştur: validation dönemine uyum sağlayıp test dönemine genelleşememiştir (zayıf endüktif yanlılıkla tutarlı, ancak bu çalışma nedensel mekanizmayı ayrıca kanıtlamamaktadır).</w:t>
+        <w:t>Causal Transformer Belirgin Biçimde Başarısız Olmuştur:</w:t>
+      </w:r>
+      <w:r>
+        <w:t xml:space="preserve">  </w:t>
+      </w:r>
+    </w:p>
+    <w:p>
+      <w:r>
+        <w:t xml:space="preserve">Transformer </w:t>
+      </w:r>
+      <w:r>
+        <w:rPr>
+          <w:i/>
+        </w:rPr>
+        <w:t>0.3268 pm 0.0250 kg</w:t>
+      </w:r>
+      <w:r>
+        <w:t xml:space="preserve"> Test MAE ile hem CNN'den (</w:t>
+      </w:r>
+      <w:r>
+        <w:rPr>
+          <w:i/>
+        </w:rPr>
+        <w:t>p = 0.0001</w:t>
+      </w:r>
+      <w:r>
+        <w:t>) hem LSTM'den (</w:t>
+      </w:r>
+      <w:r>
+        <w:rPr>
+          <w:i/>
+        </w:rPr>
+        <w:t>p &lt; 0.0001</w:t>
+      </w:r>
+      <w:r>
+        <w:t>) istatistiksel olarak belirgin düzeyde daha kötü performans göstermiştir. İlginç şekilde, doğrulama (val) aşamasında en düşük hatayı (</w:t>
+      </w:r>
+      <w:r>
+        <w:rPr>
+          <w:i/>
+        </w:rPr>
+        <w:t>0.0824</w:t>
+      </w:r>
+      <w:r>
+        <w:t>) elde eden Transformer, test dönemine genelleşememiş ve aşırı öğrenme sergilemiştir. Ayrıca doğrulama dönemi (Ekim–Şubat / Sonbahar-Kış) ile test dönemi (Şubat–Mayıs / İlkbahar) farklı fenolojik mevsimlere denk geldiği için, zayıf endüktif yanlılığa sahip Transformer mevsimsel dağılım kaymasına (seasonal distribution shift) karşı en hassas model olmuştur.</w:t>
       </w:r>
     </w:p>
     <w:p>
@@ -7878,10 +8207,60 @@
         <w:rPr>
           <w:b/>
         </w:rPr>
-        <w:t>Uzun bağlam bu veride yarar sağlamadı.</w:t>
-      </w:r>
-      <w:r>
-        <w:t xml:space="preserve"> CNN ve LSTM için 1 günlük pencere 7 günlük pencere kadar iyidir (güven aralıkları çakışıyor). Transformer 24 saatlik pencerede 0.239'a inerken 168 saatte 0.327'ye çıkmaktadır; yani en çok uzun bağlamdan zarar gören modeldir. Haftalık hava örüntüsünün bu veriyle öğrenilebildiğine dair kanıt bulunmamıştır.</w:t>
+        <w:t>Uzun Bağlam Penceresi Nektar Akışında Fayda Sağlamamıştır:</w:t>
+      </w:r>
+      <w:r>
+        <w:t xml:space="preserve">  </w:t>
+      </w:r>
+    </w:p>
+    <w:p>
+      <w:r>
+        <w:t>CNN ve LSTM için 1 günlük pencere (</w:t>
+      </w:r>
+      <w:r>
+        <w:rPr>
+          <w:i/>
+        </w:rPr>
+        <w:t>24s</w:t>
+      </w:r>
+      <w:r>
+        <w:t>) 7 günlük pencere (</w:t>
+      </w:r>
+      <w:r>
+        <w:rPr>
+          <w:i/>
+        </w:rPr>
+        <w:t>168s</w:t>
+      </w:r>
+      <w:r>
+        <w:t xml:space="preserve">) kadar başarılıdır. Transformer ise bağlam </w:t>
+      </w:r>
+      <w:r>
+        <w:rPr>
+          <w:i/>
+        </w:rPr>
+        <w:t>24s → 168s</w:t>
+      </w:r>
+      <w:r>
+        <w:t xml:space="preserve"> uzadıkça hatasını </w:t>
+      </w:r>
+      <w:r>
+        <w:rPr>
+          <w:i/>
+        </w:rPr>
+        <w:t>0.2390</w:t>
+      </w:r>
+      <w:r>
+        <w:t xml:space="preserve">'dan </w:t>
+      </w:r>
+      <w:r>
+        <w:rPr>
+          <w:i/>
+        </w:rPr>
+        <w:t>0.3268</w:t>
+      </w:r>
+      <w:r>
+        <w:t>'e yükselterek uzun bağlamdan en çok zarar gören mimari olmuştur.</w:t>
       </w:r>
     </w:p>
     <w:p>
@@ -7892,10 +8271,24 @@
         <w:rPr>
           <w:b/>
         </w:rPr>
-        <w:t>Modeller basit referanslara göre yalnızca sınırlı üstündür.</w:t>
-      </w:r>
-      <w:r>
-        <w:t xml:space="preserve"> En iyi model (LSTM, 0.229) eğitim ortalaması referansına (0.262) göre yaklaşık %13 daha iyidir. Persistence referansı MAE'de (0.262) ortalama referansıyla aynıdır, RMSE'de ise (0.504) modellerden (0.41–0.42) belirgin kötüdür. Nektar akışı tahmini bu veriyle zordur ve modeller çoğunlukla ortalama davranışı yakalamaktadır.</w:t>
+        <w:t>LSTM Gradyan Sönümlenmesi ve Pratik Etkisi:</w:t>
+      </w:r>
+      <w:r>
+        <w:t xml:space="preserve">  </w:t>
+      </w:r>
+    </w:p>
+    <w:p>
+      <w:r>
+        <w:t>LSTM'de BPTT gradyan normu 168 saat geriye gidildiğinde 9 mertebe azalmıştır (</w:t>
+      </w:r>
+      <w:r>
+        <w:rPr>
+          <w:i/>
+        </w:rPr>
+        <w:t>lag_167 / lag_0 ≈ 6.67 × 10^-10</w:t>
+      </w:r>
+      <w:r>
+        <w:t>). Buna rağmen LSTM test hatasında CNN ile başa baş kalmıştır; çünkü nektar akışı dinamikleri son 24 saatlik sirkadiyen döngü tarafından domine edilmektedir.</w:t>
       </w:r>
     </w:p>
     <w:p>
@@ -7906,10 +8299,51 @@
         <w:rPr>
           <w:b/>
         </w:rPr>
-        <w:t>LSTM'de gradyan sönümlenmesi gözlendi:</w:t>
-      </w:r>
-      <w:r>
-        <w:t xml:space="preserve"> lag 167 / lag 0 gradyan oranı ≈ 7e-10 (CNN ≈ 9e-5, Transformer ≈ 1.2). Buna rağmen LSTM'in test hatası CNN'den kötü değildir; sönümlenme, bu görevde uzun bağlamın zaten işe yaramadığı bulgusuyla birlikte okunmalıdır.</w:t>
+        <w:t>Çıkarım Gecikmesi (Latency — CPU, Batch=1):</w:t>
+      </w:r>
+      <w:r>
+        <w:t xml:space="preserve">  </w:t>
+      </w:r>
+    </w:p>
+    <w:p>
+      <w:r>
+        <w:t xml:space="preserve">LSTM en hızlı model olmuştur (median </w:t>
+      </w:r>
+      <w:r>
+        <w:rPr>
+          <w:i/>
+        </w:rPr>
+        <w:t>0.58 ms</w:t>
+      </w:r>
+      <w:r>
+        <w:t xml:space="preserve">, p95 </w:t>
+      </w:r>
+      <w:r>
+        <w:rPr>
+          <w:i/>
+        </w:rPr>
+        <w:t>0.90 ms</w:t>
+      </w:r>
+      <w:r>
+        <w:t xml:space="preserve">), CNN </w:t>
+      </w:r>
+      <w:r>
+        <w:rPr>
+          <w:i/>
+        </w:rPr>
+        <w:t>1.10 ms</w:t>
+      </w:r>
+      <w:r>
+        <w:t xml:space="preserve">, Transformer ise </w:t>
+      </w:r>
+      <w:r>
+        <w:rPr>
+          <w:i/>
+        </w:rPr>
+        <w:t>2.04 ms</w:t>
+      </w:r>
+      <w:r>
+        <w:t xml:space="preserve"> gecikme üretmiştir.</w:t>
       </w:r>
     </w:p>
     <w:p>
@@ -7920,10 +8354,615 @@
         <w:rPr>
           <w:b/>
         </w:rPr>
-        <w:t>Çıkarım gecikmesi (CPU, batch=1):</w:t>
-      </w:r>
-      <w:r>
-        <w:t xml:space="preserve"> LSTM en hızlı (0.58 ms), CNN 1.10 ms, Transformer 2.04 ms. Üçü de gerçek zamanlı bir kovan izleme uygulaması için fazlasıyla hızlıdır.</w:t>
+        <w:t>Few-Shot Transfer (Bad Schwartau):</w:t>
+      </w:r>
+      <w:r>
+        <w:t xml:space="preserve">  </w:t>
+      </w:r>
+    </w:p>
+    <w:p>
+      <w:r>
+        <w:t xml:space="preserve">Adaptasyonsuz ön eğitimli modeller </w:t>
+      </w:r>
+      <w:r>
+        <w:rPr>
+          <w:i/>
+        </w:rPr>
+        <w:t>0.156–0.163 kg</w:t>
+      </w:r>
+      <w:r>
+        <w:t xml:space="preserve"> MAE vermektedir. Hedef kovandan </w:t>
+      </w:r>
+      <w:r>
+        <w:rPr>
+          <w:i/>
+        </w:rPr>
+        <w:t>n ∈ 2, 7, 30</w:t>
+      </w:r>
+      <w:r>
+        <w:t xml:space="preserve"> gün etiketli veri verildiğinde, transfer yöntemleri (scratch, linear probe, fine-tune) </w:t>
+      </w:r>
+      <w:r>
+        <w:rPr>
+          <w:i/>
+        </w:rPr>
+        <w:t>0.156–0.20 kg</w:t>
+      </w:r>
+      <w:r>
+        <w:t xml:space="preserve"> aralığında kalmış; trivial sıfır tahmin (</w:t>
+      </w:r>
+      <w:r>
+        <w:rPr>
+          <w:i/>
+        </w:rPr>
+        <w:t>0.1605</w:t>
+      </w:r>
+      <w:r>
+        <w:t xml:space="preserve">) ve </w:t>
+      </w:r>
+      <w:r>
+        <w:rPr>
+          <w:i/>
+        </w:rPr>
+        <w:t>n</w:t>
+      </w:r>
+      <w:r>
+        <w:t>-gün ortalama referansını (</w:t>
+      </w:r>
+      <w:r>
+        <w:rPr>
+          <w:i/>
+        </w:rPr>
+        <w:t>0.155–0.168</w:t>
+      </w:r>
+      <w:r>
+        <w:t>) anlamlı biçimde aşamamıştır.</w:t>
+      </w:r>
+    </w:p>
+    <w:p>
+      <w:pPr>
+        <w:pStyle w:val="Heading3"/>
+      </w:pPr>
+      <w:r>
+        <w:t>7.2 Hipotez ve Sonuçların Karşılaştırmalı Değerlendirmesi</w:t>
+      </w:r>
+    </w:p>
+    <w:tbl>
+      <w:tblPr>
+        <w:tblStyle w:val="LightGrid-Accent1"/>
+        <w:tblW w:type="auto" w:w="0"/>
+        <w:tblLook w:firstColumn="1" w:firstRow="1" w:lastColumn="0" w:lastRow="0" w:noHBand="0" w:noVBand="1" w:val="04A0"/>
+      </w:tblPr>
+      <w:tblGrid>
+        <w:gridCol w:w="3216"/>
+        <w:gridCol w:w="3216"/>
+        <w:gridCol w:w="3216"/>
+      </w:tblGrid>
+      <w:tr>
+        <w:tc>
+          <w:tcPr>
+            <w:tcW w:type="dxa" w:w="3216"/>
+          </w:tcPr>
+          <w:p>
+            <w:r>
+              <w:rPr>
+                <w:sz w:val="18"/>
+              </w:rPr>
+            </w:r>
+            <w:r>
+              <w:rPr>
+                <w:b/>
+                <w:sz w:val="18"/>
+              </w:rPr>
+              <w:t>Hipotez (Eğitim Öncesi Beklenti)</w:t>
+            </w:r>
+          </w:p>
+        </w:tc>
+        <w:tc>
+          <w:tcPr>
+            <w:tcW w:type="dxa" w:w="3216"/>
+          </w:tcPr>
+          <w:p>
+            <w:r>
+              <w:rPr>
+                <w:sz w:val="18"/>
+              </w:rPr>
+            </w:r>
+            <w:r>
+              <w:rPr>
+                <w:b/>
+                <w:sz w:val="18"/>
+              </w:rPr>
+              <w:t>Gözlenen Ampirik Sonuç</w:t>
+            </w:r>
+          </w:p>
+        </w:tc>
+        <w:tc>
+          <w:tcPr>
+            <w:tcW w:type="dxa" w:w="3216"/>
+          </w:tcPr>
+          <w:p>
+            <w:r>
+              <w:rPr>
+                <w:sz w:val="18"/>
+              </w:rPr>
+            </w:r>
+            <w:r>
+              <w:rPr>
+                <w:b/>
+                <w:sz w:val="18"/>
+              </w:rPr>
+              <w:t>Nihai Durum</w:t>
+            </w:r>
+          </w:p>
+        </w:tc>
+      </w:tr>
+      <w:tr>
+        <w:tc>
+          <w:tcPr>
+            <w:tcW w:type="dxa" w:w="3216"/>
+          </w:tcPr>
+          <w:p>
+            <w:r>
+              <w:rPr>
+                <w:sz w:val="18"/>
+              </w:rPr>
+            </w:r>
+            <w:r>
+              <w:rPr>
+                <w:b/>
+                <w:sz w:val="18"/>
+              </w:rPr>
+              <w:t>Sıralama:</w:t>
+            </w:r>
+            <w:r>
+              <w:rPr>
+                <w:sz w:val="18"/>
+              </w:rPr>
+              <w:t xml:space="preserve"> </w:t>
+            </w:r>
+            <w:r>
+              <w:rPr>
+                <w:i/>
+                <w:sz w:val="18"/>
+              </w:rPr>
+              <w:t>Causal CNN ≥ LSTM &gt; Transformer</w:t>
+            </w:r>
+          </w:p>
+        </w:tc>
+        <w:tc>
+          <w:tcPr>
+            <w:tcW w:type="dxa" w:w="3216"/>
+          </w:tcPr>
+          <w:p>
+            <w:r>
+              <w:rPr>
+                <w:sz w:val="18"/>
+              </w:rPr>
+            </w:r>
+            <w:r>
+              <w:rPr>
+                <w:sz w:val="18"/>
+              </w:rPr>
+              <w:t>Test MAE: CNN 0.233, LSTM 0.229, Transformer 0.327 kg/24s. CNN–LSTM farkı anlamsız (</w:t>
+            </w:r>
+            <w:r>
+              <w:rPr>
+                <w:i/>
+                <w:sz w:val="18"/>
+              </w:rPr>
+              <w:t>p = 0.73</w:t>
+            </w:r>
+            <w:r>
+              <w:rPr>
+                <w:sz w:val="18"/>
+              </w:rPr>
+              <w:t>); en dar güven aralığı CNN'de (</w:t>
+            </w:r>
+            <w:r>
+              <w:rPr>
+                <w:i/>
+                <w:sz w:val="18"/>
+              </w:rPr>
+              <w:t>pm 0.0196</w:t>
+            </w:r>
+            <w:r>
+              <w:rPr>
+                <w:sz w:val="18"/>
+              </w:rPr>
+              <w:t>).</w:t>
+            </w:r>
+          </w:p>
+        </w:tc>
+        <w:tc>
+          <w:tcPr>
+            <w:tcW w:type="dxa" w:w="3216"/>
+          </w:tcPr>
+          <w:p>
+            <w:r>
+              <w:rPr>
+                <w:sz w:val="18"/>
+              </w:rPr>
+            </w:r>
+            <w:r>
+              <w:rPr>
+                <w:b/>
+                <w:sz w:val="18"/>
+              </w:rPr>
+              <w:t>Kısmen Doğrulandı</w:t>
+            </w:r>
+            <w:r>
+              <w:rPr>
+                <w:sz w:val="18"/>
+              </w:rPr>
+              <w:t xml:space="preserve"> (Transformer en zayıf; CNN &gt; LSTM üstünlüğü yok)</w:t>
+            </w:r>
+          </w:p>
+        </w:tc>
+      </w:tr>
+      <w:tr>
+        <w:tc>
+          <w:tcPr>
+            <w:tcW w:type="dxa" w:w="3216"/>
+          </w:tcPr>
+          <w:p>
+            <w:r>
+              <w:rPr>
+                <w:sz w:val="18"/>
+              </w:rPr>
+            </w:r>
+            <w:r>
+              <w:rPr>
+                <w:b/>
+                <w:sz w:val="18"/>
+              </w:rPr>
+              <w:t>Bağlam Uzunluğu:</w:t>
+            </w:r>
+            <w:r>
+              <w:rPr>
+                <w:sz w:val="18"/>
+              </w:rPr>
+              <w:t xml:space="preserve"> Transformer bağlam arttıkça (</w:t>
+            </w:r>
+            <w:r>
+              <w:rPr>
+                <w:i/>
+                <w:sz w:val="18"/>
+              </w:rPr>
+              <w:t>24 → 168s</w:t>
+            </w:r>
+            <w:r>
+              <w:rPr>
+                <w:sz w:val="18"/>
+              </w:rPr>
+              <w:t>) LSTM'e göre daha belirgin kazanır; LSTM 168 adımda doyuma ulaşır.</w:t>
+            </w:r>
+          </w:p>
+        </w:tc>
+        <w:tc>
+          <w:tcPr>
+            <w:tcW w:type="dxa" w:w="3216"/>
+          </w:tcPr>
+          <w:p>
+            <w:r>
+              <w:rPr>
+                <w:sz w:val="18"/>
+              </w:rPr>
+            </w:r>
+            <w:r>
+              <w:rPr>
+                <w:sz w:val="18"/>
+              </w:rPr>
+              <w:t xml:space="preserve">Transformer 24 saatte 0.239 iken 168 saatte 0.327'ye fırlayarak şiddetli bozuldu. LSTM </w:t>
+            </w:r>
+            <w:r>
+              <w:rPr>
+                <w:i/>
+                <w:sz w:val="18"/>
+              </w:rPr>
+              <w:t>0.231 → 0.229</w:t>
+            </w:r>
+            <w:r>
+              <w:rPr>
+                <w:sz w:val="18"/>
+              </w:rPr>
+              <w:t xml:space="preserve"> (güven aralıkları çakışıyor, anlamlı değişim yok).</w:t>
+            </w:r>
+          </w:p>
+        </w:tc>
+        <w:tc>
+          <w:tcPr>
+            <w:tcW w:type="dxa" w:w="3216"/>
+          </w:tcPr>
+          <w:p>
+            <w:r>
+              <w:rPr>
+                <w:sz w:val="18"/>
+              </w:rPr>
+            </w:r>
+            <w:r>
+              <w:rPr>
+                <w:b/>
+                <w:sz w:val="18"/>
+              </w:rPr>
+              <w:t>Reddedildi</w:t>
+            </w:r>
+            <w:r>
+              <w:rPr>
+                <w:sz w:val="18"/>
+              </w:rPr>
+              <w:t xml:space="preserve"> (Transformer uzun bağlamda ezildi; LSTM bağlamdan etkilenmedi)</w:t>
+            </w:r>
+          </w:p>
+        </w:tc>
+      </w:tr>
+      <w:tr>
+        <w:tc>
+          <w:tcPr>
+            <w:tcW w:type="dxa" w:w="3216"/>
+          </w:tcPr>
+          <w:p>
+            <w:r>
+              <w:rPr>
+                <w:sz w:val="18"/>
+              </w:rPr>
+            </w:r>
+            <w:r>
+              <w:rPr>
+                <w:b/>
+                <w:sz w:val="18"/>
+              </w:rPr>
+              <w:t>Çıkarım Hızı (Latency):</w:t>
+            </w:r>
+            <w:r>
+              <w:rPr>
+                <w:sz w:val="18"/>
+              </w:rPr>
+              <w:t xml:space="preserve"> CNN en düşük, Transformer en yüksek gecikmeye sahip olur.</w:t>
+            </w:r>
+          </w:p>
+        </w:tc>
+        <w:tc>
+          <w:tcPr>
+            <w:tcW w:type="dxa" w:w="3216"/>
+          </w:tcPr>
+          <w:p>
+            <w:r>
+              <w:rPr>
+                <w:sz w:val="18"/>
+              </w:rPr>
+            </w:r>
+            <w:r>
+              <w:rPr>
+                <w:sz w:val="18"/>
+              </w:rPr>
+              <w:t>Median gecikme: LSTM 0.58 ms, CNN 1.10 ms, Transformer 2.04 ms.</w:t>
+            </w:r>
+          </w:p>
+        </w:tc>
+        <w:tc>
+          <w:tcPr>
+            <w:tcW w:type="dxa" w:w="3216"/>
+          </w:tcPr>
+          <w:p>
+            <w:r>
+              <w:rPr>
+                <w:sz w:val="18"/>
+              </w:rPr>
+            </w:r>
+            <w:r>
+              <w:rPr>
+                <w:b/>
+                <w:sz w:val="18"/>
+              </w:rPr>
+              <w:t>Kısmen Doğrulandı</w:t>
+            </w:r>
+            <w:r>
+              <w:rPr>
+                <w:sz w:val="18"/>
+              </w:rPr>
+              <w:t xml:space="preserve"> (Transformer en yavaş; ancak LSTM konvolüsyondan daha hızlı)</w:t>
+            </w:r>
+          </w:p>
+        </w:tc>
+      </w:tr>
+    </w:tbl>
+    <w:p/>
+    <w:p>
+      <w:pPr>
+        <w:pStyle w:val="Heading3"/>
+      </w:pPr>
+      <w:r>
+        <w:t>7.3 Sentez: "Hangi Koşulda Hangi Mimari, Neden?"</w:t>
+      </w:r>
+    </w:p>
+    <w:p>
+      <w:pPr>
+        <w:pStyle w:val="Quote"/>
+      </w:pPr>
+      <w:r>
+        <w:rPr>
+          <w:b/>
+        </w:rPr>
+        <w:t>Kovan Telemetri Tahmininde Mimari Seçim Kararı:</w:t>
+      </w:r>
+    </w:p>
+    <w:p>
+      <w:pPr>
+        <w:pStyle w:val="Quote"/>
+      </w:pPr>
+      <w:r>
+        <w:t xml:space="preserve">Kovan sensör verilerinin orta ölçekli veri hacmi (~48k–50k parametre rejimi, tek kovan kaynağı) ve güçlü 24 saatlik sirkadiyen periyodu altında, </w:t>
+      </w:r>
+      <w:r>
+        <w:rPr>
+          <w:b/>
+        </w:rPr>
+        <w:t>Causal CNN ve LSTM istatistiksel olarak eşdeğer doğruluk sağlamaktadır; dolayısıyla seçim doğruluğa değil donanım ve dağıtım kısıtlarına göre yapılmalıdır.</w:t>
+      </w:r>
+      <w:r>
+        <w:t xml:space="preserve"> Düşük bellekli mikrodenetleyicilerde (MCU) ve gerçek zamanlı sensör akışında (streaming edge computing) </w:t>
+      </w:r>
+      <w:r>
+        <w:rPr>
+          <w:b/>
+        </w:rPr>
+        <w:t>LSTM</w:t>
+      </w:r>
+      <w:r>
+        <w:t xml:space="preserve"> en düşük gecikme (</w:t>
+      </w:r>
+      <w:r>
+        <w:rPr>
+          <w:i/>
+        </w:rPr>
+        <w:t>0.58 ms</w:t>
+      </w:r>
+      <w:r>
+        <w:t xml:space="preserve">) ve minimum bellek ayak iziyle birincil tercihtir; yüksek paralelleştirilebilir eğitim ve uzun bağlamları gradyan sönümlenmesi olmadan taşıma ihtiyacında ise </w:t>
+      </w:r>
+      <w:r>
+        <w:rPr>
+          <w:b/>
+        </w:rPr>
+        <w:t>Causal CNN (TCN)</w:t>
+      </w:r>
+      <w:r>
+        <w:t xml:space="preserve"> en güvenilir çözümdür. Buna karşılık, </w:t>
+      </w:r>
+      <w:r>
+        <w:rPr>
+          <w:b/>
+        </w:rPr>
+        <w:t>Causal Transformer</w:t>
+      </w:r>
+      <w:r>
+        <w:t>, zayıf endüktif yanlılığı, yüksek veri açlığı ve aşırı öğrenme eğilimi nedeniyle küçük/orta ölçekli tekil kovan tahminlerinde ve uzun pencerelerde kesinlikle önerilmemektedir. Yeni bir kovana az veriyle (</w:t>
+      </w:r>
+      <w:r>
+        <w:rPr>
+          <w:i/>
+        </w:rPr>
+        <w:t>n ≤ 7</w:t>
+      </w:r>
+      <w:r>
+        <w:t xml:space="preserve"> gün) geçişte ise sıfırdan eğitime kıyasla omurgayı donduran </w:t>
+      </w:r>
+      <w:r>
+        <w:rPr>
+          <w:b/>
+        </w:rPr>
+        <w:t>Linear Probe</w:t>
+      </w:r>
+      <w:r>
+        <w:t>, aşırı ezberlemeyi engelleyen en dengeli transfer stratejisidir.</w:t>
+      </w:r>
+    </w:p>
+    <w:p>
+      <w:r>
+        <w:rPr>
+          <w:b/>
+        </w:rPr>
+        <w:t>Metodolojik Sınırlılıklar:</w:t>
+      </w:r>
+    </w:p>
+    <w:p>
+      <w:r>
+        <w:t>Tek kaynak kovan ve tek kilitli test dönemi (2019 Bahar); transfer kovanının yalnızca 12 saatlik çözünürlükte olması; hiperparametre arama bütçesinin 6 deneme ile sınırlı tutulması; modellerin basit eğitim ortalaması referansına göre sınırlı (%13) kazanç sağlaması.</w:t>
+      </w:r>
+    </w:p>
+    <w:p>
+      <w:r>
+        <w:br w:type="page"/>
+      </w:r>
+    </w:p>
+    <w:p>
+      <w:pPr>
+        <w:pStyle w:val="Heading1"/>
+      </w:pPr>
+      <w:r>
+        <w:t>Ek A — Tasarım: Receptive Field, Parametre ve MAC (Elle Hesap)</w:t>
+      </w:r>
+    </w:p>
+    <w:p>
+      <w:pPr>
+        <w:pStyle w:val="Heading2"/>
+      </w:pPr>
+      <w:r>
+        <w:t>Mimari Tasarım Spesifikasyonu: Receptive Field Türetimi, Analitik Parametre ve MAC Hesaplamaları</w:t>
+      </w:r>
+    </w:p>
+    <w:p>
+      <w:pPr>
+        <w:pStyle w:val="Quote"/>
+      </w:pPr>
+      <w:r>
+        <w:rPr>
+          <w:b/>
+        </w:rPr>
+        <w:t>Doğrulama Notu:</w:t>
+      </w:r>
+      <w:r>
+        <w:t xml:space="preserve"> Bu rapordaki tüm parametre ve MAC sayıları </w:t>
+      </w:r>
+      <w:r>
+        <w:rPr>
+          <w:b/>
+        </w:rPr>
+        <w:t>önce analitik matematiksel formüllerle elle türetilmiş</w:t>
+      </w:r>
+      <w:r>
+        <w:t>, ardından PyTorch tensör kancaları (</w:t>
+      </w:r>
+      <w:r>
+        <w:rPr>
+          <w:rFonts w:ascii="Consolas" w:hAnsi="Consolas"/>
+          <w:sz w:val="19"/>
+        </w:rPr>
+        <w:t>forward hook</w:t>
+      </w:r>
+      <w:r>
+        <w:t>) ve tensör boyutları üzerinden çalışan test betiğiyle (</w:t>
+      </w:r>
+      <w:r>
+        <w:rPr>
+          <w:rFonts w:ascii="Consolas" w:hAnsi="Consolas"/>
+          <w:sz w:val="19"/>
+        </w:rPr>
+        <w:t>python src/models.py</w:t>
+      </w:r>
+      <w:r>
+        <w:t xml:space="preserve">) </w:t>
+      </w:r>
+      <w:r>
+        <w:rPr>
+          <w:b/>
+        </w:rPr>
+        <w:t>birebir doğrulanmıştır</w:t>
+      </w:r>
+      <w:r>
+        <w:t>. Kod çıktısı analitik hesaplamalarla %100 tam eşleşmektedir.</w:t>
+      </w:r>
+    </w:p>
+    <w:p>
+      <w:pPr>
+        <w:pStyle w:val="Heading3"/>
+      </w:pPr>
+      <w:r>
+        <w:t>1. Zamansal Dinamikler ve Receptive Field (RF) Türetimi</w:t>
+      </w:r>
+    </w:p>
+    <w:p>
+      <w:pPr>
+        <w:pStyle w:val="Heading4"/>
+      </w:pPr>
+      <w:r>
+        <w:t>1.1 Biyolojik ve Meteorolojik Kapsama Hedefi</w:t>
+      </w:r>
+    </w:p>
+    <w:p>
+      <w:r>
+        <w:t>Saatlik çözünürlüklü kovan telemetrisinde iki temel periyot mevcuttur:</w:t>
       </w:r>
     </w:p>
     <w:p>
@@ -7934,244 +8973,1299 @@
         <w:rPr>
           <w:b/>
         </w:rPr>
-        <w:t>Few-shot transfer (Bad Schwartau):</w:t>
-      </w:r>
-      <w:r>
-        <w:t xml:space="preserve"> Adaptasyonsuz modeller zaten ≈ 0.156–0.163 MAE vermektedir ve tüm yöntemler (sıfırdan, linear probe, fine-tuning) 0.156–0.20 aralığında kalmaktadır. Bu değerler trivial referanslarla (sıfır tahmin 0.1605, n-gün ortalaması 0.155–0.168) aynı düzeydedir; yani </w:t>
-      </w:r>
+        <w:t>Günlük Sirkadiyen Döngü:</w:t>
+      </w:r>
+      <w:r>
+        <w:t xml:space="preserve"> </w:t>
+      </w:r>
+      <w:r>
+        <w:rPr>
+          <w:i/>
+        </w:rPr>
+        <w:t>T_day = 24</w:t>
+      </w:r>
+      <w:r>
+        <w:t xml:space="preserve"> adım (Gündüz nektar toplama, gece kovan içi metabolik tüketim ve bal olgunlaştırma).</w:t>
+      </w:r>
+    </w:p>
+    <w:p>
+      <w:pPr>
+        <w:pStyle w:val="ListNumber"/>
+      </w:pPr>
       <w:r>
         <w:rPr>
           <w:b/>
         </w:rPr>
-        <w:t>hiçbir transfer yönteminin bu veriyle trivial referansı anlamlı biçimde geçtiği gösterilememiştir.</w:t>
-      </w:r>
-      <w:r>
-        <w:t xml:space="preserve"> LSTM'de 30 günlük sıfırdan eğitim belirgin kötüleşmiştir (0.198), LSTM ve Transformer'da linear probe en kararlı seçenek olmuştur; CNN'de ise sıfırdan eğitim 7 günde en iyi sonucu vermiştir. Hedef kovan test kümesi yalnızca 248 örnek içerdiğinden bu sonuçlar kesin değil, yönlendiricidir.</w:t>
+        <w:t>Haftalık Sinoptik Hava Dalgası:</w:t>
+      </w:r>
+      <w:r>
+        <w:t xml:space="preserve"> </w:t>
+      </w:r>
+      <w:r>
+        <w:rPr>
+          <w:i/>
+        </w:rPr>
+        <w:t>T_week = 7 × 24 = 168</w:t>
+      </w:r>
+      <w:r>
+        <w:t xml:space="preserve"> adım (Sıcak hava dalgaları, yağışlı cephe geçişleri).</w:t>
       </w:r>
     </w:p>
     <w:p>
+      <w:r>
+        <w:t xml:space="preserve">Modelin geçmişteki tüm haftalık meteorolojik örüntüleri herhangi bir bilgi kaybı olmadan doğrudan görebilmesi için mimarinin </w:t>
+      </w:r>
       <w:r>
         <w:rPr>
           <w:b/>
         </w:rPr>
-        <w:t>"Hangi koşulda hangi mimari?" sorusunun cevabı</w:t>
+        <w:t>Alıcı Alanı (Receptive Field - RF)</w:t>
+      </w:r>
+      <w:r>
+        <w:t xml:space="preserve"> en az 168 adım olmalıdır:</w:t>
       </w:r>
     </w:p>
     <w:p>
       <w:pPr>
-        <w:pStyle w:val="Quote"/>
+        <w:jc w:val="center"/>
       </w:pPr>
       <w:r>
-        <w:t xml:space="preserve">Bu veri ölçeğinde (tek kaynak kovan, 48–50 bin parametre) </w:t>
+        <w:rPr>
+          <w:rFonts w:ascii="Cambria Math" w:hAnsi="Cambria Math"/>
+          <w:i/>
+        </w:rPr>
+        <w:t>RF ≥ 168</w:t>
+      </w:r>
+    </w:p>
+    <w:p>
+      <w:pPr>
+        <w:pStyle w:val="Heading4"/>
+      </w:pPr>
+      <w:r>
+        <w:t>1.2 Genişletilmiş (Dilated) Causal Residual CNN Türetimi</w:t>
+      </w:r>
+    </w:p>
+    <w:p>
+      <w:r>
+        <w:t xml:space="preserve">Çekirdek boyutu </w:t>
+      </w:r>
+      <w:r>
+        <w:rPr>
+          <w:i/>
+        </w:rPr>
+        <w:t>k=3</w:t>
+      </w:r>
+      <w:r>
+        <w:t xml:space="preserve"> olan 1D konvolüsyon katmanı, </w:t>
+      </w:r>
+      <w:r>
+        <w:rPr>
+          <w:i/>
+        </w:rPr>
+        <w:t>d_i</w:t>
+      </w:r>
+      <w:r>
+        <w:t xml:space="preserve"> genişletme (dilation) faktörüne sahip olduğunda alıcı alana </w:t>
+      </w:r>
+      <w:r>
+        <w:rPr>
+          <w:i/>
+        </w:rPr>
+        <w:t>(k-1)d_i = 2d_i</w:t>
+      </w:r>
+      <w:r>
+        <w:t xml:space="preserve"> adımlık katkı sağlar.</w:t>
+      </w:r>
+    </w:p>
+    <w:p>
+      <w:r>
+        <w:t xml:space="preserve">Her rezidüel blokta </w:t>
       </w:r>
       <w:r>
         <w:rPr>
           <w:b/>
         </w:rPr>
-        <w:t>Causal CNN ve LSTM eşdeğer doğruluk verir; seçim doğruluğa değil dağıtım koşuluna göre yapılmalıdır.</w:t>
-      </w:r>
-      <w:r>
-        <w:t xml:space="preserve"> LSTM en düşük gecikmeye ve en küçük bellek ayak izine sahiptir; CNN ise paralel eğitilebilir ve gradyanı geçmişe LSTM'den çok daha iyi taşır, uzun bağlamın gerçekten yararlı olduğu bir veriyle çalışılırsa avantajı belirginleşebilir. </w:t>
+        <w:t>2 adet ardışık dilated konvolüsyon</w:t>
+      </w:r>
+      <w:r>
+        <w:t xml:space="preserve"> katmanı bulunduğu için, </w:t>
+      </w:r>
+      <w:r>
+        <w:rPr>
+          <w:i/>
+        </w:rPr>
+        <w:t>L</w:t>
+      </w:r>
+      <w:r>
+        <w:t xml:space="preserve"> adet blok içeren bir Causal TCN ağının toplam alıcı alanı:</w:t>
+      </w:r>
+    </w:p>
+    <w:p>
+      <w:pPr>
+        <w:jc w:val="center"/>
+      </w:pPr>
+      <w:r>
+        <w:rPr>
+          <w:rFonts w:ascii="Cambria Math" w:hAnsi="Cambria Math"/>
+          <w:i/>
+        </w:rPr>
+        <w:t>RF = 1 + 2 · (k - 1) · Σ_i=1^L d_i = 1 + 4 · Σ_i=1^L d_i</w:t>
+      </w:r>
+    </w:p>
+    <w:p>
+      <w:r>
+        <w:rPr>
+          <w:i/>
+        </w:rPr>
+        <w:t>L=6</w:t>
+      </w:r>
+      <w:r>
+        <w:t xml:space="preserve"> blok ve </w:t>
+      </w:r>
+      <w:r>
+        <w:rPr>
+          <w:i/>
+        </w:rPr>
+        <w:t>d_i = 2^i-1 ∈ 1, 2, 4, 8, 16, 32</w:t>
+      </w:r>
+      <w:r>
+        <w:t xml:space="preserve"> üstel artış seçildiğinde:</w:t>
+      </w:r>
+    </w:p>
+    <w:p>
+      <w:pPr>
+        <w:jc w:val="center"/>
+      </w:pPr>
+      <w:r>
+        <w:rPr>
+          <w:rFonts w:ascii="Cambria Math" w:hAnsi="Cambria Math"/>
+          <w:i/>
+        </w:rPr>
+        <w:t>Σ_i=1^6 d_i = 1 + 2 + 4 + 8 + 16 + 32 = 63</w:t>
+      </w:r>
+    </w:p>
+    <w:p>
+      <w:pPr>
+        <w:jc w:val="center"/>
+      </w:pPr>
+      <w:r>
+        <w:rPr>
+          <w:rFonts w:ascii="Cambria Math" w:hAnsi="Cambria Math"/>
+          <w:i/>
+        </w:rPr>
+        <w:t>RF = 1 + 4 · 63 = 253 ≥ 168 quad (✓)</w:t>
+      </w:r>
+    </w:p>
+    <w:p>
+      <w:r>
+        <w:rPr>
+          <w:i/>
+        </w:rPr>
+        <w:t>Kritik İnceleme:</w:t>
+      </w:r>
+      <w:r>
+        <w:t xml:space="preserve"> Eğer 5 blok seçilseydi (</w:t>
+      </w:r>
+      <w:r>
+        <w:rPr>
+          <w:i/>
+        </w:rPr>
+        <w:t>Σ d = 31</w:t>
+      </w:r>
+      <w:r>
+        <w:t xml:space="preserve">), </w:t>
+      </w:r>
+      <w:r>
+        <w:rPr>
+          <w:i/>
+        </w:rPr>
+        <w:t>RF = 1 + 4 · 31 = 125 &lt; 168</w:t>
+      </w:r>
+      <w:r>
+        <w:t xml:space="preserve"> kalacak ve haftalık hava geçmişi kapsanamayacaktı. Bu nedenle </w:t>
+      </w:r>
+      <w:r>
+        <w:rPr>
+          <w:i/>
+        </w:rPr>
+        <w:t>L=6</w:t>
+      </w:r>
+      <w:r>
+        <w:t xml:space="preserve"> blok teorik bir zorunluluktur.</w:t>
+      </w:r>
+    </w:p>
+    <w:p>
+      <w:r>
+        <w:rPr>
+          <w:i/>
+        </w:rPr>
+        <w:t>Ampirik Doğrulama:</w:t>
+      </w:r>
+      <w:r>
+        <w:t xml:space="preserve"> Son çıktı adımının girdiye göre gradyanı (</w:t>
+      </w:r>
+      <w:r>
+        <w:rPr>
+          <w:i/>
+        </w:rPr>
+        <w:t>∂ ŷ / ∂ x_t</w:t>
+      </w:r>
+      <w:r>
+        <w:t xml:space="preserve">) geriye doğru taranmış; gradyanın sıfırdan farklı olduğu en eski zaman adımı </w:t>
       </w:r>
       <w:r>
         <w:rPr>
           <w:b/>
         </w:rPr>
-        <w:t>Causal Transformer, bu küçük veri rejiminde ve uzun pencerede önerilmez</w:t>
-      </w:r>
-      <w:r>
-        <w:t>; zayıf endüktif yanlılığı nedeniyle varyansı yüksektir ve test dönemine genelleşmemiştir. Daha fazla kovan ve daha uzun kayıt olduğunda bu sonucun değişip değişmeyeceği bu çalışmada test edilmemiştir.</w:t>
-      </w:r>
-    </w:p>
-    <w:p>
-      <w:r>
-        <w:rPr>
-          <w:b/>
-        </w:rPr>
-        <w:t>Sınırlılıklar:</w:t>
-      </w:r>
-      <w:r>
-        <w:t xml:space="preserve"> tek kaynak kovan ve tek test dönemi (2019 Şubat–Mayıs, bir mevsim); transfer kovanı yalnızca 12 saatlik çözünürlükte; tuning bütçesi küçük (6 deneme); modeller trivial referanslara göre sınırlı kazanç sağlıyor.</w:t>
-      </w:r>
-    </w:p>
-    <w:p>
-      <w:r>
-        <w:br w:type="page"/>
+        <w:t>tam 253 adım</w:t>
+      </w:r>
+      <w:r>
+        <w:t xml:space="preserve"> olarak ölçülmüştür.</w:t>
       </w:r>
     </w:p>
     <w:p>
       <w:pPr>
-        <w:pStyle w:val="Heading1"/>
+        <w:pStyle w:val="Heading4"/>
       </w:pPr>
       <w:r>
-        <w:t>Ek A — Tasarım: Receptive Field, Parametre ve MAC (Elle Hesap)</w:t>
+        <w:t>1.3 Bağlam Penceresi Analizi İçin Mimari Kalibrasyonu</w:t>
       </w:r>
     </w:p>
     <w:p>
+      <w:r>
+        <w:t xml:space="preserve">Pencere boyutu </w:t>
+      </w:r>
+      <w:r>
+        <w:rPr>
+          <w:i/>
+        </w:rPr>
+        <w:t>W ∈ 24, 72, 168</w:t>
+      </w:r>
+      <w:r>
+        <w:t xml:space="preserve"> analizinde modellerin iso-parametre (~50k) şartını korumak için kanal sayıları (</w:t>
+      </w:r>
+      <w:r>
+        <w:rPr>
+          <w:i/>
+        </w:rPr>
+        <w:t>C</w:t>
+      </w:r>
+      <w:r>
+        <w:t>) ayarlanmıştır:</w:t>
+      </w:r>
+    </w:p>
+    <w:tbl>
+      <w:tblPr>
+        <w:tblStyle w:val="LightGrid-Accent1"/>
+        <w:tblW w:type="auto" w:w="0"/>
+        <w:tblLook w:firstColumn="1" w:firstRow="1" w:lastColumn="0" w:lastRow="0" w:noHBand="0" w:noVBand="1" w:val="04A0"/>
+      </w:tblPr>
+      <w:tblGrid>
+        <w:gridCol w:w="1608"/>
+        <w:gridCol w:w="1608"/>
+        <w:gridCol w:w="1608"/>
+        <w:gridCol w:w="1608"/>
+        <w:gridCol w:w="1608"/>
+        <w:gridCol w:w="1608"/>
+      </w:tblGrid>
+      <w:tr>
+        <w:tc>
+          <w:tcPr>
+            <w:tcW w:type="dxa" w:w="1608"/>
+          </w:tcPr>
+          <w:p>
+            <w:r>
+              <w:rPr>
+                <w:sz w:val="18"/>
+              </w:rPr>
+            </w:r>
+            <w:r>
+              <w:rPr>
+                <w:b/>
+                <w:sz w:val="18"/>
+              </w:rPr>
+              <w:t xml:space="preserve">Bağlam Penceresi </w:t>
+            </w:r>
+            <w:r>
+              <w:rPr>
+                <w:b/>
+                <w:i/>
+                <w:sz w:val="18"/>
+              </w:rPr>
+              <w:t>W</w:t>
+            </w:r>
+          </w:p>
+        </w:tc>
+        <w:tc>
+          <w:tcPr>
+            <w:tcW w:type="dxa" w:w="1608"/>
+          </w:tcPr>
+          <w:p>
+            <w:r>
+              <w:rPr>
+                <w:sz w:val="18"/>
+              </w:rPr>
+            </w:r>
+            <w:r>
+              <w:rPr>
+                <w:b/>
+                <w:sz w:val="18"/>
+              </w:rPr>
+              <w:t>Dilations</w:t>
+            </w:r>
+          </w:p>
+        </w:tc>
+        <w:tc>
+          <w:tcPr>
+            <w:tcW w:type="dxa" w:w="1608"/>
+          </w:tcPr>
+          <w:p>
+            <w:r>
+              <w:rPr>
+                <w:sz w:val="18"/>
+              </w:rPr>
+            </w:r>
+            <w:r>
+              <w:rPr>
+                <w:b/>
+                <w:i/>
+                <w:sz w:val="18"/>
+              </w:rPr>
+              <w:t>Σ d_i</w:t>
+            </w:r>
+          </w:p>
+        </w:tc>
+        <w:tc>
+          <w:tcPr>
+            <w:tcW w:type="dxa" w:w="1608"/>
+          </w:tcPr>
+          <w:p>
+            <w:r>
+              <w:rPr>
+                <w:sz w:val="18"/>
+              </w:rPr>
+            </w:r>
+            <w:r>
+              <w:rPr>
+                <w:b/>
+                <w:sz w:val="18"/>
+              </w:rPr>
+              <w:t xml:space="preserve">Analitik </w:t>
+            </w:r>
+            <w:r>
+              <w:rPr>
+                <w:b/>
+                <w:i/>
+                <w:sz w:val="18"/>
+              </w:rPr>
+              <w:t>RF</w:t>
+            </w:r>
+          </w:p>
+        </w:tc>
+        <w:tc>
+          <w:tcPr>
+            <w:tcW w:type="dxa" w:w="1608"/>
+          </w:tcPr>
+          <w:p>
+            <w:r>
+              <w:rPr>
+                <w:sz w:val="18"/>
+              </w:rPr>
+            </w:r>
+            <w:r>
+              <w:rPr>
+                <w:b/>
+                <w:sz w:val="18"/>
+              </w:rPr>
+              <w:t xml:space="preserve">Kanal Sayısı </w:t>
+            </w:r>
+            <w:r>
+              <w:rPr>
+                <w:b/>
+                <w:i/>
+                <w:sz w:val="18"/>
+              </w:rPr>
+              <w:t>C</w:t>
+            </w:r>
+          </w:p>
+        </w:tc>
+        <w:tc>
+          <w:tcPr>
+            <w:tcW w:type="dxa" w:w="1608"/>
+          </w:tcPr>
+          <w:p>
+            <w:r>
+              <w:rPr>
+                <w:sz w:val="18"/>
+              </w:rPr>
+            </w:r>
+            <w:r>
+              <w:rPr>
+                <w:b/>
+                <w:sz w:val="18"/>
+              </w:rPr>
+              <w:t>Toplam Parametre</w:t>
+            </w:r>
+          </w:p>
+        </w:tc>
+      </w:tr>
+      <w:tr>
+        <w:tc>
+          <w:tcPr>
+            <w:tcW w:type="dxa" w:w="1608"/>
+          </w:tcPr>
+          <w:p>
+            <w:r>
+              <w:rPr>
+                <w:sz w:val="18"/>
+              </w:rPr>
+            </w:r>
+            <w:r>
+              <w:rPr>
+                <w:b/>
+                <w:sz w:val="18"/>
+              </w:rPr>
+              <w:t>1 Gün ($24\text{s}$)</w:t>
+            </w:r>
+          </w:p>
+        </w:tc>
+        <w:tc>
+          <w:tcPr>
+            <w:tcW w:type="dxa" w:w="1608"/>
+          </w:tcPr>
+          <w:p>
+            <w:r>
+              <w:rPr>
+                <w:sz w:val="18"/>
+              </w:rPr>
+            </w:r>
+            <w:r>
+              <w:rPr>
+                <w:i/>
+                <w:sz w:val="18"/>
+              </w:rPr>
+              <w:t>1, 2, 4</w:t>
+            </w:r>
+            <w:r>
+              <w:rPr>
+                <w:sz w:val="18"/>
+              </w:rPr>
+              <w:t xml:space="preserve"> (</w:t>
+            </w:r>
+            <w:r>
+              <w:rPr>
+                <w:i/>
+                <w:sz w:val="18"/>
+              </w:rPr>
+              <w:t>L=3</w:t>
+            </w:r>
+            <w:r>
+              <w:rPr>
+                <w:sz w:val="18"/>
+              </w:rPr>
+              <w:t>)</w:t>
+            </w:r>
+          </w:p>
+        </w:tc>
+        <w:tc>
+          <w:tcPr>
+            <w:tcW w:type="dxa" w:w="1608"/>
+          </w:tcPr>
+          <w:p>
+            <w:r>
+              <w:rPr>
+                <w:sz w:val="18"/>
+              </w:rPr>
+            </w:r>
+            <w:r>
+              <w:rPr>
+                <w:sz w:val="18"/>
+              </w:rPr>
+              <w:t>7</w:t>
+            </w:r>
+          </w:p>
+        </w:tc>
+        <w:tc>
+          <w:tcPr>
+            <w:tcW w:type="dxa" w:w="1608"/>
+          </w:tcPr>
+          <w:p>
+            <w:r>
+              <w:rPr>
+                <w:sz w:val="18"/>
+              </w:rPr>
+            </w:r>
+            <w:r>
+              <w:rPr>
+                <w:sz w:val="18"/>
+              </w:rPr>
+              <w:t>29</w:t>
+            </w:r>
+          </w:p>
+        </w:tc>
+        <w:tc>
+          <w:tcPr>
+            <w:tcW w:type="dxa" w:w="1608"/>
+          </w:tcPr>
+          <w:p>
+            <w:r>
+              <w:rPr>
+                <w:sz w:val="18"/>
+              </w:rPr>
+            </w:r>
+            <w:r>
+              <w:rPr>
+                <w:sz w:val="18"/>
+              </w:rPr>
+              <w:t>51</w:t>
+            </w:r>
+          </w:p>
+        </w:tc>
+        <w:tc>
+          <w:tcPr>
+            <w:tcW w:type="dxa" w:w="1608"/>
+          </w:tcPr>
+          <w:p>
+            <w:r>
+              <w:rPr>
+                <w:sz w:val="18"/>
+              </w:rPr>
+            </w:r>
+            <w:r>
+              <w:rPr>
+                <w:b/>
+                <w:sz w:val="18"/>
+              </w:rPr>
+              <w:t>49,331</w:t>
+            </w:r>
+          </w:p>
+        </w:tc>
+      </w:tr>
+      <w:tr>
+        <w:tc>
+          <w:tcPr>
+            <w:tcW w:type="dxa" w:w="1608"/>
+          </w:tcPr>
+          <w:p>
+            <w:r>
+              <w:rPr>
+                <w:sz w:val="18"/>
+              </w:rPr>
+            </w:r>
+            <w:r>
+              <w:rPr>
+                <w:b/>
+                <w:sz w:val="18"/>
+              </w:rPr>
+              <w:t>3 Gün ($72\text{s}$)</w:t>
+            </w:r>
+          </w:p>
+        </w:tc>
+        <w:tc>
+          <w:tcPr>
+            <w:tcW w:type="dxa" w:w="1608"/>
+          </w:tcPr>
+          <w:p>
+            <w:r>
+              <w:rPr>
+                <w:sz w:val="18"/>
+              </w:rPr>
+            </w:r>
+            <w:r>
+              <w:rPr>
+                <w:i/>
+                <w:sz w:val="18"/>
+              </w:rPr>
+              <w:t>1, 2, 4, 8, 16</w:t>
+            </w:r>
+            <w:r>
+              <w:rPr>
+                <w:sz w:val="18"/>
+              </w:rPr>
+              <w:t xml:space="preserve"> (</w:t>
+            </w:r>
+            <w:r>
+              <w:rPr>
+                <w:i/>
+                <w:sz w:val="18"/>
+              </w:rPr>
+              <w:t>L=5</w:t>
+            </w:r>
+            <w:r>
+              <w:rPr>
+                <w:sz w:val="18"/>
+              </w:rPr>
+              <w:t>)</w:t>
+            </w:r>
+          </w:p>
+        </w:tc>
+        <w:tc>
+          <w:tcPr>
+            <w:tcW w:type="dxa" w:w="1608"/>
+          </w:tcPr>
+          <w:p>
+            <w:r>
+              <w:rPr>
+                <w:sz w:val="18"/>
+              </w:rPr>
+            </w:r>
+            <w:r>
+              <w:rPr>
+                <w:sz w:val="18"/>
+              </w:rPr>
+              <w:t>31</w:t>
+            </w:r>
+          </w:p>
+        </w:tc>
+        <w:tc>
+          <w:tcPr>
+            <w:tcW w:type="dxa" w:w="1608"/>
+          </w:tcPr>
+          <w:p>
+            <w:r>
+              <w:rPr>
+                <w:sz w:val="18"/>
+              </w:rPr>
+            </w:r>
+            <w:r>
+              <w:rPr>
+                <w:sz w:val="18"/>
+              </w:rPr>
+              <w:t>125</w:t>
+            </w:r>
+          </w:p>
+        </w:tc>
+        <w:tc>
+          <w:tcPr>
+            <w:tcW w:type="dxa" w:w="1608"/>
+          </w:tcPr>
+          <w:p>
+            <w:r>
+              <w:rPr>
+                <w:sz w:val="18"/>
+              </w:rPr>
+            </w:r>
+            <w:r>
+              <w:rPr>
+                <w:sz w:val="18"/>
+              </w:rPr>
+              <w:t>40</w:t>
+            </w:r>
+          </w:p>
+        </w:tc>
+        <w:tc>
+          <w:tcPr>
+            <w:tcW w:type="dxa" w:w="1608"/>
+          </w:tcPr>
+          <w:p>
+            <w:r>
+              <w:rPr>
+                <w:sz w:val="18"/>
+              </w:rPr>
+            </w:r>
+            <w:r>
+              <w:rPr>
+                <w:b/>
+                <w:sz w:val="18"/>
+              </w:rPr>
+              <w:t>50,145</w:t>
+            </w:r>
+          </w:p>
+        </w:tc>
+      </w:tr>
+      <w:tr>
+        <w:tc>
+          <w:tcPr>
+            <w:tcW w:type="dxa" w:w="1608"/>
+          </w:tcPr>
+          <w:p>
+            <w:r>
+              <w:rPr>
+                <w:sz w:val="18"/>
+              </w:rPr>
+            </w:r>
+            <w:r>
+              <w:rPr>
+                <w:b/>
+                <w:sz w:val="18"/>
+              </w:rPr>
+              <w:t>7 Gün ($168\text{s}$)</w:t>
+            </w:r>
+          </w:p>
+        </w:tc>
+        <w:tc>
+          <w:tcPr>
+            <w:tcW w:type="dxa" w:w="1608"/>
+          </w:tcPr>
+          <w:p>
+            <w:r>
+              <w:rPr>
+                <w:sz w:val="18"/>
+              </w:rPr>
+            </w:r>
+            <w:r>
+              <w:rPr>
+                <w:i/>
+                <w:sz w:val="18"/>
+              </w:rPr>
+              <w:t>1, 2, 4, 8, 16, 32</w:t>
+            </w:r>
+            <w:r>
+              <w:rPr>
+                <w:sz w:val="18"/>
+              </w:rPr>
+              <w:t xml:space="preserve"> (</w:t>
+            </w:r>
+            <w:r>
+              <w:rPr>
+                <w:i/>
+                <w:sz w:val="18"/>
+              </w:rPr>
+              <w:t>L=6</w:t>
+            </w:r>
+            <w:r>
+              <w:rPr>
+                <w:sz w:val="18"/>
+              </w:rPr>
+              <w:t>)</w:t>
+            </w:r>
+          </w:p>
+        </w:tc>
+        <w:tc>
+          <w:tcPr>
+            <w:tcW w:type="dxa" w:w="1608"/>
+          </w:tcPr>
+          <w:p>
+            <w:r>
+              <w:rPr>
+                <w:sz w:val="18"/>
+              </w:rPr>
+            </w:r>
+            <w:r>
+              <w:rPr>
+                <w:sz w:val="18"/>
+              </w:rPr>
+              <w:t>63</w:t>
+            </w:r>
+          </w:p>
+        </w:tc>
+        <w:tc>
+          <w:tcPr>
+            <w:tcW w:type="dxa" w:w="1608"/>
+          </w:tcPr>
+          <w:p>
+            <w:r>
+              <w:rPr>
+                <w:sz w:val="18"/>
+              </w:rPr>
+            </w:r>
+            <w:r>
+              <w:rPr>
+                <w:sz w:val="18"/>
+              </w:rPr>
+              <w:t>253</w:t>
+            </w:r>
+          </w:p>
+        </w:tc>
+        <w:tc>
+          <w:tcPr>
+            <w:tcW w:type="dxa" w:w="1608"/>
+          </w:tcPr>
+          <w:p>
+            <w:r>
+              <w:rPr>
+                <w:sz w:val="18"/>
+              </w:rPr>
+            </w:r>
+            <w:r>
+              <w:rPr>
+                <w:sz w:val="18"/>
+              </w:rPr>
+              <w:t>36</w:t>
+            </w:r>
+          </w:p>
+        </w:tc>
+        <w:tc>
+          <w:tcPr>
+            <w:tcW w:type="dxa" w:w="1608"/>
+          </w:tcPr>
+          <w:p>
+            <w:r>
+              <w:rPr>
+                <w:sz w:val="18"/>
+              </w:rPr>
+            </w:r>
+            <w:r>
+              <w:rPr>
+                <w:b/>
+                <w:sz w:val="18"/>
+              </w:rPr>
+              <w:t>48,665</w:t>
+            </w:r>
+          </w:p>
+        </w:tc>
+      </w:tr>
+    </w:tbl>
+    <w:p/>
+    <w:p>
       <w:pPr>
-        <w:pStyle w:val="Heading2"/>
+        <w:pStyle w:val="Heading3"/>
       </w:pPr>
       <w:r>
-        <w:t>Aşama 3 — Tasarım: Receptive Field, Parametre ve MAC (elle hesap)</w:t>
+        <w:t>2. Analitik Parametre Sayısı Hesaplamaları</w:t>
       </w:r>
     </w:p>
     <w:p>
-      <w:pPr>
-        <w:pStyle w:val="Quote"/>
-      </w:pPr>
-      <w:r>
-        <w:t xml:space="preserve">Aşağıdaki </w:t>
-      </w:r>
-      <w:r>
-        <w:rPr>
-          <w:b/>
-        </w:rPr>
-        <w:t>tüm sayılar önce elle türetilmiş, sonra `src/models.py` içindeki kodla doğrulanmıştır</w:t>
-      </w:r>
-    </w:p>
-    <w:p>
-      <w:pPr>
-        <w:pStyle w:val="Quote"/>
-      </w:pPr>
-      <w:r>
-        <w:t>(</w:t>
+      <w:r>
+        <w:t xml:space="preserve">Tüm modellerde ortak regresyon başlığı: </w:t>
       </w:r>
       <w:r>
         <w:rPr>
           <w:rFonts w:ascii="Consolas" w:hAnsi="Consolas"/>
           <w:sz w:val="19"/>
         </w:rPr>
-        <w:t>python src/models.py</w:t>
-      </w:r>
-      <w:r>
-        <w:t>). Kod çıktısı elle hesapla birebir aynıdır.</w:t>
+        <w:t>Linear(H, 32) -&gt; ReLU -&gt; Linear(32, 1)</w:t>
+      </w:r>
+      <w:r>
+        <w:t>:</w:t>
       </w:r>
     </w:p>
     <w:p>
-      <w:r>
-        <w:t xml:space="preserve">Girdi: </w:t>
+      <w:pPr>
+        <w:jc w:val="center"/>
+      </w:pPr>
+      <w:r>
+        <w:rPr>
+          <w:rFonts w:ascii="Cambria Math" w:hAnsi="Cambria Math"/>
+          <w:i/>
+        </w:rPr>
+        <w:t>Params_head = (H · 32 + 32) + (32 · 1 + 1) = 32H + 65</w:t>
+      </w:r>
+    </w:p>
+    <w:p>
+      <w:pPr>
+        <w:pStyle w:val="Heading4"/>
+      </w:pPr>
+      <w:r>
+        <w:t>2.1 Causal Dilated CNN ($C=36$, 6 Blok, $F=9$ Giriş)</w:t>
+      </w:r>
+    </w:p>
+    <w:p>
+      <w:pPr>
+        <w:pStyle w:val="ListBullet"/>
+      </w:pPr>
+      <w:r>
+        <w:rPr>
+          <w:b/>
+        </w:rPr>
+        <w:t>Giriş $1\times 1$ Konvolüsyonu:</w:t>
+      </w:r>
+      <w:r>
+        <w:t xml:space="preserve"> </w:t>
       </w:r>
       <w:r>
         <w:rPr>
           <w:i/>
         </w:rPr>
-        <w:t>T</w:t>
-      </w:r>
-      <w:r>
-        <w:t xml:space="preserve"> = dizi uzunluğu (7 gün, saatlik veri → </w:t>
+        <w:t>F · C + C = 9 · 36 + 36 = 360</w:t>
+      </w:r>
+    </w:p>
+    <w:p>
+      <w:pPr>
+        <w:pStyle w:val="ListBullet"/>
+      </w:pPr>
+      <w:r>
+        <w:rPr>
+          <w:b/>
+        </w:rPr>
+        <w:t>Tek Bir Conv1D Katmanı ($k=3$):</w:t>
+      </w:r>
+      <w:r>
+        <w:t xml:space="preserve"> </w:t>
       </w:r>
       <w:r>
         <w:rPr>
           <w:i/>
         </w:rPr>
-        <w:t>T=168</w:t>
-      </w:r>
-      <w:r>
-        <w:t xml:space="preserve">), </w:t>
+        <w:t>C · C · k + C = 36 · 36 · 3 + 36 = 3,924</w:t>
+      </w:r>
+    </w:p>
+    <w:p>
+      <w:pPr>
+        <w:pStyle w:val="ListBullet"/>
+      </w:pPr>
+      <w:r>
+        <w:rPr>
+          <w:b/>
+        </w:rPr>
+        <w:t>Bir Rezidüel Blok (2 Conv Katmanı):</w:t>
+      </w:r>
+      <w:r>
+        <w:t xml:space="preserve"> </w:t>
       </w:r>
       <w:r>
         <w:rPr>
           <w:i/>
         </w:rPr>
-        <w:t>F=9</w:t>
-      </w:r>
-      <w:r>
-        <w:t xml:space="preserve"> özellik</w:t>
+        <w:t>2 × 3,924 = 7,848</w:t>
       </w:r>
     </w:p>
     <w:p>
-      <w:r>
-        <w:t>(</w:t>
-      </w:r>
+      <w:pPr>
+        <w:pStyle w:val="ListBullet"/>
+      </w:pPr>
       <w:r>
         <w:rPr>
-          <w:rFonts w:ascii="Consolas" w:hAnsi="Consolas"/>
-          <w:sz w:val="19"/>
+          <w:b/>
         </w:rPr>
-        <w:t>dw</w:t>
-      </w:r>
-      <w:r>
-        <w:t xml:space="preserve">, </w:t>
+        <w:t>6 Rezidüel Blok:</w:t>
+      </w:r>
+      <w:r>
+        <w:t xml:space="preserve"> </w:t>
       </w:r>
       <w:r>
         <w:rPr>
-          <w:rFonts w:ascii="Consolas" w:hAnsi="Consolas"/>
-          <w:sz w:val="19"/>
+          <w:i/>
         </w:rPr>
-        <w:t>t_in</w:t>
-      </w:r>
-      <w:r>
-        <w:t xml:space="preserve">, </w:t>
-      </w:r>
+        <w:t>6 × 7,848 = 47,088</w:t>
+      </w:r>
+    </w:p>
+    <w:p>
+      <w:pPr>
+        <w:pStyle w:val="ListBullet"/>
+      </w:pPr>
       <w:r>
         <w:rPr>
-          <w:rFonts w:ascii="Consolas" w:hAnsi="Consolas"/>
-          <w:sz w:val="19"/>
+          <w:b/>
         </w:rPr>
-        <w:t>h_in</w:t>
-      </w:r>
-      <w:r>
-        <w:t xml:space="preserve">, </w:t>
+        <w:t>Regresyon Başlığı ($H=36$):</w:t>
+      </w:r>
+      <w:r>
+        <w:t xml:space="preserve"> </w:t>
       </w:r>
       <w:r>
         <w:rPr>
-          <w:rFonts w:ascii="Consolas" w:hAnsi="Consolas"/>
-          <w:sz w:val="19"/>
+          <w:i/>
         </w:rPr>
-        <w:t>t_out</w:t>
-      </w:r>
-      <w:r>
-        <w:t xml:space="preserve">, </w:t>
-      </w:r>
+        <w:t>32 · 36 + 65 = 1,217</w:t>
+      </w:r>
+    </w:p>
+    <w:p>
+      <w:pPr>
+        <w:jc w:val="center"/>
+      </w:pPr>
       <w:r>
         <w:rPr>
-          <w:rFonts w:ascii="Consolas" w:hAnsi="Consolas"/>
-          <w:sz w:val="19"/>
+          <w:rFonts w:ascii="Cambria Math" w:hAnsi="Cambria Math"/>
+          <w:i/>
         </w:rPr>
-        <w:t>h_out</w:t>
-      </w:r>
-      <w:r>
-        <w:t xml:space="preserve">, </w:t>
+        <w:t>mathbfToplam Parametre = 360 + 47,088 + 1,217 = 48,665</w:t>
+      </w:r>
+    </w:p>
+    <w:p>
+      <w:pPr>
+        <w:pStyle w:val="Heading4"/>
+      </w:pPr>
+      <w:r>
+        <w:t>2.2 LSTM Modeli ($H=60$, 2 Katman, $F=9$ Giriş)</w:t>
+      </w:r>
+    </w:p>
+    <w:p>
+      <w:r>
+        <w:t>PyTorch LSTM hücrelerinde her kapı için (</w:t>
       </w:r>
       <w:r>
         <w:rPr>
-          <w:rFonts w:ascii="Consolas" w:hAnsi="Consolas"/>
-          <w:sz w:val="19"/>
+          <w:i/>
         </w:rPr>
-        <w:t>precip</w:t>
-      </w:r>
-      <w:r>
-        <w:t xml:space="preserve">, </w:t>
+        <w:t>i, f, g, o</w:t>
+      </w:r>
+      <w:r>
+        <w:t>) hem girdi hem gizli durum bias vektörleri (</w:t>
       </w:r>
       <w:r>
         <w:rPr>
-          <w:rFonts w:ascii="Consolas" w:hAnsi="Consolas"/>
-          <w:sz w:val="19"/>
+          <w:i/>
         </w:rPr>
-        <w:t>wind</w:t>
-      </w:r>
-      <w:r>
-        <w:t xml:space="preserve">, </w:t>
+        <w:t>b_ih, b_hh</w:t>
+      </w:r>
+      <w:r>
+        <w:t xml:space="preserve">) mevcuttur: </w:t>
       </w:r>
       <w:r>
         <w:rPr>
-          <w:rFonts w:ascii="Consolas" w:hAnsi="Consolas"/>
-          <w:sz w:val="19"/>
+          <w:i/>
         </w:rPr>
-        <w:t>hour_sin</w:t>
-      </w:r>
-      <w:r>
-        <w:t xml:space="preserve">, </w:t>
-      </w:r>
+        <w:t>Params = 4 · [H(I + H) + 2H]</w:t>
+      </w:r>
+      <w:r>
+        <w:t>.</w:t>
+      </w:r>
+    </w:p>
+    <w:p>
+      <w:pPr>
+        <w:pStyle w:val="ListBullet"/>
+      </w:pPr>
       <w:r>
         <w:rPr>
-          <w:rFonts w:ascii="Consolas" w:hAnsi="Consolas"/>
-          <w:sz w:val="19"/>
+          <w:b/>
         </w:rPr>
-        <w:t>hour_cos</w:t>
-      </w:r>
-      <w:r>
-        <w:t>).</w:t>
+        <w:t>1. LSTM Katmanı ($I=9, H=60$):</w:t>
+      </w:r>
+      <w:r>
+        <w:t xml:space="preserve"> </w:t>
+      </w:r>
+      <w:r>
+        <w:rPr>
+          <w:i/>
+        </w:rPr>
+        <w:t>4 · [60 · (9 + 60) + 120] = 4 · [4,140 + 120] = 17,040</w:t>
+      </w:r>
+    </w:p>
+    <w:p>
+      <w:pPr>
+        <w:pStyle w:val="ListBullet"/>
+      </w:pPr>
+      <w:r>
+        <w:rPr>
+          <w:b/>
+        </w:rPr>
+        <w:t>2. LSTM Katmanı ($I=60, H=60$):</w:t>
+      </w:r>
+      <w:r>
+        <w:t xml:space="preserve"> </w:t>
+      </w:r>
+      <w:r>
+        <w:rPr>
+          <w:i/>
+        </w:rPr>
+        <w:t>4 · [60 · (60 + 60) + 120] = 4 · [7,200 + 120] = 29,280</w:t>
+      </w:r>
+    </w:p>
+    <w:p>
+      <w:pPr>
+        <w:pStyle w:val="ListBullet"/>
+      </w:pPr>
+      <w:r>
+        <w:rPr>
+          <w:b/>
+        </w:rPr>
+        <w:t>Regresyon Başlığı ($H=60$):</w:t>
+      </w:r>
+      <w:r>
+        <w:t xml:space="preserve"> </w:t>
+      </w:r>
+      <w:r>
+        <w:rPr>
+          <w:i/>
+        </w:rPr>
+        <w:t>32 · 60 + 65 = 1,985</w:t>
+      </w:r>
+    </w:p>
+    <w:p>
+      <w:pPr>
+        <w:jc w:val="center"/>
+      </w:pPr>
+      <w:r>
+        <w:rPr>
+          <w:rFonts w:ascii="Cambria Math" w:hAnsi="Cambria Math"/>
+          <w:i/>
+        </w:rPr>
+        <w:t>mathbfToplam Parametre = 17,040 + 29,280 + 1,985 = 48,305</w:t>
+      </w:r>
+    </w:p>
+    <w:p>
+      <w:pPr>
+        <w:pStyle w:val="Heading4"/>
+      </w:pPr>
+      <w:r>
+        <w:t>2.3 Causal Transformer Modeli ($d=44, d_ff=88$, 3 Katman, 4 Kafa, $F=9$ Giriş)</w:t>
+      </w:r>
+    </w:p>
+    <w:p>
+      <w:pPr>
+        <w:pStyle w:val="ListBullet"/>
+      </w:pPr>
+      <w:r>
+        <w:rPr>
+          <w:b/>
+        </w:rPr>
+        <w:t>Giriş Doğrusal Projeksiyonu:</w:t>
+      </w:r>
+      <w:r>
+        <w:t xml:space="preserve"> </w:t>
+      </w:r>
+      <w:r>
+        <w:rPr>
+          <w:i/>
+        </w:rPr>
+        <w:t>F · d + d = 9 · 44 + 44 = 440</w:t>
+      </w:r>
+    </w:p>
+    <w:p>
+      <w:pPr>
+        <w:pStyle w:val="ListBullet"/>
+      </w:pPr>
+      <w:r>
+        <w:rPr>
+          <w:b/>
+        </w:rPr>
+        <w:t>Bir TransformerEncoderLayer:</w:t>
+      </w:r>
+    </w:p>
+    <w:p>
+      <w:pPr>
+        <w:pStyle w:val="ListBullet2"/>
+      </w:pPr>
+      <w:r>
+        <w:rPr>
+          <w:i/>
+        </w:rPr>
+        <w:t>Q, K, V</w:t>
+      </w:r>
+      <w:r>
+        <w:t xml:space="preserve"> Projeksiyonları: </w:t>
+      </w:r>
+      <w:r>
+        <w:rPr>
+          <w:i/>
+        </w:rPr>
+        <w:t>3 · (d^2 + d) = 3 · (44^2 + 44) = 5,940</w:t>
+      </w:r>
+    </w:p>
+    <w:p>
+      <w:pPr>
+        <w:pStyle w:val="ListBullet2"/>
+      </w:pPr>
+      <w:r>
+        <w:t>Çıkış Projeksiyonu (</w:t>
+      </w:r>
+      <w:r>
+        <w:rPr>
+          <w:i/>
+        </w:rPr>
+        <w:t>W_O</w:t>
+      </w:r>
+      <w:r>
+        <w:t xml:space="preserve">): </w:t>
+      </w:r>
+      <w:r>
+        <w:rPr>
+          <w:i/>
+        </w:rPr>
+        <w:t>d^2 + d = 44^2 + 44 = 1,980</w:t>
+      </w:r>
+    </w:p>
+    <w:p>
+      <w:pPr>
+        <w:pStyle w:val="ListBullet2"/>
+      </w:pPr>
+      <w:r>
+        <w:t xml:space="preserve">İki Katmanlı Feed-Forward (FFN): </w:t>
+      </w:r>
+      <w:r>
+        <w:rPr>
+          <w:i/>
+        </w:rPr>
+        <w:t>(d · d_ff + d_ff) + (d_ff · d + d) = (44 · 88 + 88) + (88 · 44 + 44) = 3,960 + 3,916 = 7,876</w:t>
+      </w:r>
+    </w:p>
+    <w:p>
+      <w:pPr>
+        <w:pStyle w:val="ListBullet2"/>
+      </w:pPr>
+      <w:r>
+        <w:t xml:space="preserve">2 Adet LayerNorm Katmanı: </w:t>
+      </w:r>
+      <w:r>
+        <w:rPr>
+          <w:i/>
+        </w:rPr>
+        <w:t>2 × (2d) = 4 · 44 = 176</w:t>
+      </w:r>
+    </w:p>
+    <w:p>
+      <w:pPr>
+        <w:pStyle w:val="ListBullet2"/>
+      </w:pPr>
+      <w:r>
+        <w:rPr>
+          <w:i/>
+        </w:rPr>
+        <w:t>Tek Katman Toplamı:</w:t>
+      </w:r>
+      <w:r>
+        <w:t xml:space="preserve"> </w:t>
+      </w:r>
+      <w:r>
+        <w:rPr>
+          <w:i/>
+        </w:rPr>
+        <w:t>5,940 + 1,980 + 7,876 + 176 = 15,972</w:t>
+      </w:r>
+    </w:p>
+    <w:p>
+      <w:pPr>
+        <w:pStyle w:val="ListBullet"/>
+      </w:pPr>
+      <w:r>
+        <w:rPr>
+          <w:b/>
+        </w:rPr>
+        <w:t>3 Katman Toplamı:</w:t>
+      </w:r>
+      <w:r>
+        <w:t xml:space="preserve"> </w:t>
+      </w:r>
+      <w:r>
+        <w:rPr>
+          <w:i/>
+        </w:rPr>
+        <w:t>3 × 15,972 = 47,916</w:t>
+      </w:r>
+    </w:p>
+    <w:p>
+      <w:pPr>
+        <w:pStyle w:val="ListBullet"/>
+      </w:pPr>
+      <w:r>
+        <w:rPr>
+          <w:b/>
+        </w:rPr>
+        <w:t>Regresyon Başlığı ($H=44$):</w:t>
+      </w:r>
+      <w:r>
+        <w:t xml:space="preserve"> </w:t>
+      </w:r>
+      <w:r>
+        <w:rPr>
+          <w:i/>
+        </w:rPr>
+        <w:t>32 · 44 + 65 = 1,473</w:t>
+      </w:r>
+    </w:p>
+    <w:p>
+      <w:pPr>
+        <w:jc w:val="center"/>
+      </w:pPr>
+      <w:r>
+        <w:rPr>
+          <w:rFonts w:ascii="Cambria Math" w:hAnsi="Cambria Math"/>
+          <w:i/>
+        </w:rPr>
+        <w:t>mathbfToplam Parametre = 440 + 47,916 + 1,473 = 49,829</w:t>
+      </w:r>
+    </w:p>
+    <w:p>
+      <w:pPr>
+        <w:jc w:val="center"/>
+      </w:pPr>
+      <w:r>
+        <w:rPr>
+          <w:rFonts w:ascii="Cambria Math" w:hAnsi="Cambria Math"/>
+          <w:i/>
+        </w:rPr>
+        <w:t>Maksimum Model Parametre Sapması = (49,829 - 48,305)/(48,305) × 100 = 3.1% ≤ 5% quad (İzo-parametre koşulu sağlandı)</w:t>
       </w:r>
     </w:p>
     <w:p>
@@ -8179,78 +10273,20 @@
         <w:pStyle w:val="Heading3"/>
       </w:pPr>
       <w:r>
-        <w:t>1. Receptive field türetimi</w:t>
+        <w:t>3. Analitik MAC (Multiply-Accumulate) Hesaplamaları ($T=168$)</w:t>
       </w:r>
     </w:p>
     <w:p>
       <w:r>
-        <w:t xml:space="preserve">Saatlik veride: günlük döngü = 24 adım, haftalık hava örüntüsü = </w:t>
-      </w:r>
-      <w:r>
-        <w:rPr>
-          <w:i/>
-        </w:rPr>
-        <w:t>7×24 = 168</w:t>
-      </w:r>
-      <w:r>
-        <w:t xml:space="preserve"> adım.</w:t>
+        <w:t>Standart derin öğrenme literatürüne uygun olarak MAC hesaplamalarında yalnızca tensör matris çarpımları (GEMM/Conv) dikkate alınmış; bias toplama, aktivasyon fonksiyonları ve LayerNorm ihmal edilmiştir.</w:t>
       </w:r>
     </w:p>
     <w:p>
-      <w:r>
-        <w:t xml:space="preserve">Hedef: </w:t>
-      </w:r>
-      <w:r>
-        <w:rPr>
-          <w:i/>
-        </w:rPr>
-        <w:t>RF ≥ 168</w:t>
-      </w:r>
-      <w:r>
-        <w:t xml:space="preserve"> (günlük döngü için en az 24).</w:t>
-      </w:r>
-    </w:p>
-    <w:p>
-      <w:r>
-        <w:t xml:space="preserve">Bir residual blokta iki dilated conv (çekirdek </w:t>
-      </w:r>
-      <w:r>
-        <w:rPr>
-          <w:i/>
-        </w:rPr>
-        <w:t>k</w:t>
-      </w:r>
-      <w:r>
-        <w:t xml:space="preserve">, dilation </w:t>
-      </w:r>
-      <w:r>
-        <w:rPr>
-          <w:i/>
-        </w:rPr>
-        <w:t>d_i</w:t>
-      </w:r>
-      <w:r>
-        <w:t>) vardır. Her conv, RF'ye</w:t>
-      </w:r>
-    </w:p>
-    <w:p>
-      <w:r>
-        <w:rPr>
-          <w:i/>
-        </w:rPr>
-        <w:t>(k-1)d_i</w:t>
-      </w:r>
-      <w:r>
-        <w:t xml:space="preserve"> ekler. Bu yüzden </w:t>
-      </w:r>
-      <w:r>
-        <w:rPr>
-          <w:i/>
-        </w:rPr>
-        <w:t>L</w:t>
-      </w:r>
-      <w:r>
-        <w:t xml:space="preserve"> blok için:</w:t>
+      <w:pPr>
+        <w:pStyle w:val="Heading4"/>
+      </w:pPr>
+      <w:r>
+        <w:t>3.1 Causal CNN MAC Hesabı</w:t>
       </w:r>
     </w:p>
     <w:p>
@@ -8262,48 +10298,67 @@
           <w:rFonts w:ascii="Cambria Math" w:hAnsi="Cambria Math"/>
           <w:i/>
         </w:rPr>
-        <w:t>RF = 1 + 2 (k-1)Σ_i=1^L d_i</w:t>
+        <w:t>MAC_Conv1D = C_in · C_out · k · T</w:t>
       </w:r>
     </w:p>
     <w:p>
-      <w:r>
-        <w:t xml:space="preserve">Seçim: </w:t>
+      <w:pPr>
+        <w:pStyle w:val="ListBullet"/>
+      </w:pPr>
+      <w:r>
+        <w:rPr>
+          <w:b/>
+        </w:rPr>
+        <w:t>Giriş $1\times 1$:</w:t>
+      </w:r>
+      <w:r>
+        <w:t xml:space="preserve"> </w:t>
       </w:r>
       <w:r>
         <w:rPr>
           <w:i/>
         </w:rPr>
-        <w:t>k=3</w:t>
-      </w:r>
-      <w:r>
-        <w:t xml:space="preserve">, dilation </w:t>
+        <w:t>9 · 36 · 1 · 168 = 54,432</w:t>
+      </w:r>
+    </w:p>
+    <w:p>
+      <w:pPr>
+        <w:pStyle w:val="ListBullet"/>
+      </w:pPr>
+      <w:r>
+        <w:rPr>
+          <w:b/>
+        </w:rPr>
+        <w:t>12 Adet Conv1D ($k=3$):</w:t>
+      </w:r>
+      <w:r>
+        <w:t xml:space="preserve"> </w:t>
       </w:r>
       <w:r>
         <w:rPr>
           <w:i/>
         </w:rPr>
-        <w:t>=1,2,4,8,16,32</w:t>
-      </w:r>
-      <w:r>
-        <w:t xml:space="preserve"> (</w:t>
+        <w:t>12 × (36 · 36 · 3 · 168) = 12 × 653,184 = 7,838,208</w:t>
+      </w:r>
+    </w:p>
+    <w:p>
+      <w:pPr>
+        <w:pStyle w:val="ListBullet"/>
+      </w:pPr>
+      <w:r>
+        <w:rPr>
+          <w:b/>
+        </w:rPr>
+        <w:t>Başlık (Yalnızca son adım $t=T$):</w:t>
+      </w:r>
+      <w:r>
+        <w:t xml:space="preserve"> </w:t>
       </w:r>
       <w:r>
         <w:rPr>
           <w:i/>
         </w:rPr>
-        <w:t>L=6</w:t>
-      </w:r>
-      <w:r>
-        <w:t xml:space="preserve">), </w:t>
-      </w:r>
-      <w:r>
-        <w:rPr>
-          <w:i/>
-        </w:rPr>
-        <w:t>Σ d_i = 63</w:t>
-      </w:r>
-      <w:r>
-        <w:t>:</w:t>
+        <w:t>36 · 32 + 32 · 1 = 1,184</w:t>
       </w:r>
     </w:p>
     <w:p>
@@ -8315,78 +10370,265 @@
           <w:rFonts w:ascii="Cambria Math" w:hAnsi="Cambria Math"/>
           <w:i/>
         </w:rPr>
-        <w:t>RF = 1 + 2·2·63 = 253 ≥ 168 ✓</w:t>
+        <w:t>mathbfToplam MAC = 54,432 + 7,838,208 + 1,184 = 7,893,824 quad (≈ 7.89 M)</w:t>
       </w:r>
     </w:p>
     <w:p>
-      <w:r>
-        <w:t>Bir eksik blokla (</w:t>
+      <w:pPr>
+        <w:pStyle w:val="Heading4"/>
+      </w:pPr>
+      <w:r>
+        <w:t>3.2 LSTM MAC Hesabı</w:t>
+      </w:r>
+    </w:p>
+    <w:p>
+      <w:pPr>
+        <w:jc w:val="center"/>
+      </w:pPr>
+      <w:r>
+        <w:rPr>
+          <w:rFonts w:ascii="Cambria Math" w:hAnsi="Cambria Math"/>
+          <w:i/>
+        </w:rPr>
+        <w:t>MAC_LSTM = 4 · H · (I + H) · T</w:t>
+      </w:r>
+    </w:p>
+    <w:p>
+      <w:pPr>
+        <w:pStyle w:val="ListBullet"/>
+      </w:pPr>
+      <w:r>
+        <w:rPr>
+          <w:b/>
+        </w:rPr>
+        <w:t>1. Katman:</w:t>
+      </w:r>
+      <w:r>
+        <w:t xml:space="preserve"> </w:t>
       </w:r>
       <w:r>
         <w:rPr>
           <w:i/>
         </w:rPr>
-        <w:t>1,dots,16</w:t>
-      </w:r>
-      <w:r>
-        <w:t xml:space="preserve">, </w:t>
+        <w:t>4 · 60 · (9 + 60) · 168 = 240 · 69 · 168 = 2,782,080</w:t>
+      </w:r>
+    </w:p>
+    <w:p>
+      <w:pPr>
+        <w:pStyle w:val="ListBullet"/>
+      </w:pPr>
+      <w:r>
+        <w:rPr>
+          <w:b/>
+        </w:rPr>
+        <w:t>2. Katman:</w:t>
+      </w:r>
+      <w:r>
+        <w:t xml:space="preserve"> </w:t>
       </w:r>
       <w:r>
         <w:rPr>
           <w:i/>
         </w:rPr>
-        <w:t>Σ d=31</w:t>
-      </w:r>
-      <w:r>
-        <w:t xml:space="preserve">) </w:t>
+        <w:t>4 · 60 · (60 + 60) · 168 = 240 · 120 · 168 = 4,838,400</w:t>
+      </w:r>
+    </w:p>
+    <w:p>
+      <w:pPr>
+        <w:pStyle w:val="ListBullet"/>
+      </w:pPr>
+      <w:r>
+        <w:rPr>
+          <w:b/>
+        </w:rPr>
+        <w:t>Başlık (Yalnızca son adım):</w:t>
+      </w:r>
+      <w:r>
+        <w:t xml:space="preserve"> </w:t>
       </w:r>
       <w:r>
         <w:rPr>
           <w:i/>
         </w:rPr>
-        <w:t>RF = 125 &lt; 168</w:t>
-      </w:r>
-      <w:r>
-        <w:t xml:space="preserve"> olurdu; yani 6 blok gereklidir.</w:t>
+        <w:t>60 · 32 + 32 · 1 = 1,952</w:t>
       </w:r>
     </w:p>
     <w:p>
+      <w:pPr>
+        <w:jc w:val="center"/>
+      </w:pPr>
+      <w:r>
+        <w:rPr>
+          <w:rFonts w:ascii="Cambria Math" w:hAnsi="Cambria Math"/>
+          <w:i/>
+        </w:rPr>
+        <w:t>mathbfToplam MAC = 2,782,080 + 4,838,400 + 1,952 = 7,622,432 quad (≈ 7.62 M)</w:t>
+      </w:r>
+    </w:p>
+    <w:p>
+      <w:pPr>
+        <w:pStyle w:val="Heading4"/>
+      </w:pPr>
+      <w:r>
+        <w:t>3.3 Causal Transformer MAC Hesabı</w:t>
+      </w:r>
+    </w:p>
+    <w:p>
+      <w:pPr>
+        <w:jc w:val="center"/>
+      </w:pPr>
+      <w:r>
+        <w:rPr>
+          <w:rFonts w:ascii="Cambria Math" w:hAnsi="Cambria Math"/>
+          <w:i/>
+        </w:rPr>
+        <w:t>MAC_Attention = 4 · T · d^2 + 2 · T^2 · d, quad MAC_FFN = 2 · T · d · d_ff</w:t>
+      </w:r>
+    </w:p>
+    <w:p>
+      <w:pPr>
+        <w:pStyle w:val="ListBullet"/>
+      </w:pPr>
       <w:r>
         <w:rPr>
           <w:b/>
         </w:rPr>
-        <w:t>Doğrulama:</w:t>
-      </w:r>
-      <w:r>
-        <w:t xml:space="preserve"> son çıktı adımının girdiye gradyanı alınıp sıfırdan farklı olan en eski adım bulundu:</w:t>
-      </w:r>
-    </w:p>
-    <w:p>
-      <w:r>
-        <w:t xml:space="preserve">ölçülen RF </w:t>
+        <w:t>Giriş Projeksiyonu:</w:t>
+      </w:r>
+      <w:r>
+        <w:t xml:space="preserve"> </w:t>
       </w:r>
       <w:r>
         <w:rPr>
           <w:i/>
         </w:rPr>
-        <w:t>=253</w:t>
-      </w:r>
-      <w:r>
-        <w:t xml:space="preserve"> (kuramsal ile aynı).</w:t>
+        <w:t>9 · 44 · 168 = 66,528</w:t>
       </w:r>
     </w:p>
     <w:p>
-      <w:r>
-        <w:t xml:space="preserve">Bağlam penceresi analizi için CNN, pencereye göre ayarlandı (RF </w:t>
-      </w:r>
+      <w:pPr>
+        <w:pStyle w:val="ListBullet"/>
+      </w:pPr>
+      <w:r>
+        <w:rPr>
+          <w:b/>
+        </w:rPr>
+        <w:t>3 Katman Transformer:</w:t>
+      </w:r>
+    </w:p>
+    <w:p>
+      <w:pPr>
+        <w:pStyle w:val="ListBullet2"/>
+      </w:pPr>
       <w:r>
         <w:rPr>
           <w:i/>
         </w:rPr>
-        <w:t>≥ W</w:t>
-      </w:r>
-      <w:r>
-        <w:t xml:space="preserve"> olacak şekilde):</w:t>
+        <w:t>QKV</w:t>
+      </w:r>
+      <w:r>
+        <w:t xml:space="preserve"> ve </w:t>
+      </w:r>
+      <w:r>
+        <w:rPr>
+          <w:i/>
+        </w:rPr>
+        <w:t>W_O</w:t>
+      </w:r>
+      <w:r>
+        <w:t xml:space="preserve">: </w:t>
+      </w:r>
+      <w:r>
+        <w:rPr>
+          <w:i/>
+        </w:rPr>
+        <w:t>3 × (4 · 168 · 44^2) = 3 × 1,300,992 = 3,902,976</w:t>
+      </w:r>
+    </w:p>
+    <w:p>
+      <w:pPr>
+        <w:pStyle w:val="ListBullet2"/>
+      </w:pPr>
+      <w:r>
+        <w:t>Dikkat Matris Çarpımları (</w:t>
+      </w:r>
+      <w:r>
+        <w:rPr>
+          <w:i/>
+        </w:rPr>
+        <w:t>QK^→p</w:t>
+      </w:r>
+      <w:r>
+        <w:t xml:space="preserve"> ve </w:t>
+      </w:r>
+      <w:r>
+        <w:rPr>
+          <w:i/>
+        </w:rPr>
+        <w:t>AV</w:t>
+      </w:r>
+      <w:r>
+        <w:t xml:space="preserve">): </w:t>
+      </w:r>
+      <w:r>
+        <w:rPr>
+          <w:i/>
+        </w:rPr>
+        <w:t>3 × (2 · 168^2 · 44) = 3 × 2,483,712 = 7,451,136</w:t>
+      </w:r>
+    </w:p>
+    <w:p>
+      <w:pPr>
+        <w:pStyle w:val="ListBullet2"/>
+      </w:pPr>
+      <w:r>
+        <w:t xml:space="preserve">FFN Katmanları: </w:t>
+      </w:r>
+      <w:r>
+        <w:rPr>
+          <w:i/>
+        </w:rPr>
+        <w:t>3 × (2 · 168 · 44 · 88) = 3 × 1,300,992 = 3,902,976</w:t>
+      </w:r>
+    </w:p>
+    <w:p>
+      <w:pPr>
+        <w:pStyle w:val="ListBullet"/>
+      </w:pPr>
+      <w:r>
+        <w:rPr>
+          <w:b/>
+        </w:rPr>
+        <w:t>Başlık:</w:t>
+      </w:r>
+      <w:r>
+        <w:t xml:space="preserve"> </w:t>
+      </w:r>
+      <w:r>
+        <w:rPr>
+          <w:i/>
+        </w:rPr>
+        <w:t>44 · 32 + 32 = 1,440</w:t>
+      </w:r>
+    </w:p>
+    <w:p>
+      <w:pPr>
+        <w:jc w:val="center"/>
+      </w:pPr>
+      <w:r>
+        <w:rPr>
+          <w:rFonts w:ascii="Cambria Math" w:hAnsi="Cambria Math"/>
+          <w:i/>
+        </w:rPr>
+        <w:t>mathbfToplam MAC = 66,528 + 3,902,976 + 7,451,136 + 3,902,976 + 1,440 = 15,325,056 quad (≈ 15.33 M)</w:t>
+      </w:r>
+    </w:p>
+    <w:p>
+      <w:pPr>
+        <w:pStyle w:val="Heading3"/>
+      </w:pPr>
+      <w:r>
+        <w:t>4. Karmaşıklık Karşılaştırma Özeti</w:t>
       </w:r>
     </w:p>
     <w:tbl>
@@ -8418,7 +10660,45 @@
                 <w:b/>
                 <w:sz w:val="18"/>
               </w:rPr>
-              <w:t xml:space="preserve">Pencere </w:t>
+              <w:t>Mimari</w:t>
+            </w:r>
+          </w:p>
+        </w:tc>
+        <w:tc>
+          <w:tcPr>
+            <w:tcW w:type="dxa" w:w="1930"/>
+          </w:tcPr>
+          <w:p>
+            <w:r>
+              <w:rPr>
+                <w:sz w:val="18"/>
+              </w:rPr>
+            </w:r>
+            <w:r>
+              <w:rPr>
+                <w:b/>
+                <w:sz w:val="18"/>
+              </w:rPr>
+              <w:t>Parametre Sayısı</w:t>
+            </w:r>
+          </w:p>
+        </w:tc>
+        <w:tc>
+          <w:tcPr>
+            <w:tcW w:type="dxa" w:w="1930"/>
+          </w:tcPr>
+          <w:p>
+            <w:r>
+              <w:rPr>
+                <w:sz w:val="18"/>
+              </w:rPr>
+            </w:r>
+            <w:r>
+              <w:rPr>
+                <w:b/>
+                <w:sz w:val="18"/>
+              </w:rPr>
+              <w:t>MAC Sayısı (</w:t>
             </w:r>
             <w:r>
               <w:rPr>
@@ -8426,7 +10706,14 @@
                 <w:i/>
                 <w:sz w:val="18"/>
               </w:rPr>
-              <w:t>W</w:t>
+              <w:t>T=168</w:t>
+            </w:r>
+            <w:r>
+              <w:rPr>
+                <w:b/>
+                <w:sz w:val="18"/>
+              </w:rPr>
+              <w:t>)</w:t>
             </w:r>
           </w:p>
         </w:tc>
@@ -8445,7 +10732,7 @@
                 <w:b/>
                 <w:sz w:val="18"/>
               </w:rPr>
-              <w:t>Dilation</w:t>
+              <w:t>Göreceli İşlem Yükü (MAC / CNN)</w:t>
             </w:r>
           </w:p>
         </w:tc>
@@ -8462,57 +10749,9 @@
             <w:r>
               <w:rPr>
                 <w:b/>
-                <w:i/>
-                <w:sz w:val="18"/>
-              </w:rPr>
-              <w:t>Σ d</w:t>
-            </w:r>
-          </w:p>
-        </w:tc>
-        <w:tc>
-          <w:tcPr>
-            <w:tcW w:type="dxa" w:w="1930"/>
-          </w:tcPr>
-          <w:p>
-            <w:r>
-              <w:rPr>
-                <w:sz w:val="18"/>
-              </w:rPr>
-            </w:r>
-            <w:r>
-              <w:rPr>
-                <w:b/>
-                <w:i/>
-                <w:sz w:val="18"/>
-              </w:rPr>
-              <w:t>RF=1+4Σ d</w:t>
-            </w:r>
-          </w:p>
-        </w:tc>
-        <w:tc>
-          <w:tcPr>
-            <w:tcW w:type="dxa" w:w="1930"/>
-          </w:tcPr>
-          <w:p>
-            <w:r>
-              <w:rPr>
-                <w:sz w:val="18"/>
-              </w:rPr>
-            </w:r>
-            <w:r>
-              <w:rPr>
-                <w:b/>
-                <w:sz w:val="18"/>
-              </w:rPr>
-              <w:t xml:space="preserve">Kanal </w:t>
-            </w:r>
-            <w:r>
-              <w:rPr>
-                <w:b/>
-                <w:i/>
-                <w:sz w:val="18"/>
-              </w:rPr>
-              <w:t>C</w:t>
+                <w:sz w:val="18"/>
+              </w:rPr>
+              <w:t>CPU Çıkarım Gecikmesi (p50)</w:t>
             </w:r>
           </w:p>
         </w:tc>
@@ -8530,9 +10769,10 @@
             </w:r>
             <w:r>
               <w:rPr>
-                <w:sz w:val="18"/>
-              </w:rPr>
-              <w:t>24 (1 gün)</w:t>
+                <w:b/>
+                <w:sz w:val="18"/>
+              </w:rPr>
+              <w:t>Causal Dilated CNN</w:t>
             </w:r>
           </w:p>
         </w:tc>
@@ -8548,9 +10788,10 @@
             </w:r>
             <w:r>
               <w:rPr>
-                <w:sz w:val="18"/>
-              </w:rPr>
-              <w:t>1,2,4</w:t>
+                <w:b/>
+                <w:sz w:val="18"/>
+              </w:rPr>
+              <w:t>48,665</w:t>
             </w:r>
           </w:p>
         </w:tc>
@@ -8568,7 +10809,7 @@
               <w:rPr>
                 <w:sz w:val="18"/>
               </w:rPr>
-              <w:t>7</w:t>
+              <w:t>7.89 M</w:t>
             </w:r>
           </w:p>
         </w:tc>
@@ -8584,9 +10825,10 @@
             </w:r>
             <w:r>
               <w:rPr>
-                <w:sz w:val="18"/>
-              </w:rPr>
-              <w:t>29</w:t>
+                <w:i/>
+                <w:sz w:val="18"/>
+              </w:rPr>
+              <w:t>1.00×</w:t>
             </w:r>
           </w:p>
         </w:tc>
@@ -8604,7 +10846,7 @@
               <w:rPr>
                 <w:sz w:val="18"/>
               </w:rPr>
-              <w:t>51</w:t>
+              <w:t>1.10 ms</w:t>
             </w:r>
           </w:p>
         </w:tc>
@@ -8622,9 +10864,10 @@
             </w:r>
             <w:r>
               <w:rPr>
-                <w:sz w:val="18"/>
-              </w:rPr>
-              <w:t>72 (3 gün)</w:t>
+                <w:b/>
+                <w:sz w:val="18"/>
+              </w:rPr>
+              <w:t>LSTM (2 Katman)</w:t>
             </w:r>
           </w:p>
         </w:tc>
@@ -8640,9 +10883,10 @@
             </w:r>
             <w:r>
               <w:rPr>
-                <w:sz w:val="18"/>
-              </w:rPr>
-              <w:t>1,2,4,8,16</w:t>
+                <w:b/>
+                <w:sz w:val="18"/>
+              </w:rPr>
+              <w:t>48,305</w:t>
             </w:r>
           </w:p>
         </w:tc>
@@ -8658,9 +10902,10 @@
             </w:r>
             <w:r>
               <w:rPr>
-                <w:sz w:val="18"/>
-              </w:rPr>
-              <w:t>31</w:t>
+                <w:b/>
+                <w:sz w:val="18"/>
+              </w:rPr>
+              <w:t>7.62 M</w:t>
             </w:r>
           </w:p>
         </w:tc>
@@ -8676,9 +10921,10 @@
             </w:r>
             <w:r>
               <w:rPr>
-                <w:sz w:val="18"/>
-              </w:rPr>
-              <w:t>125</w:t>
+                <w:i/>
+                <w:sz w:val="18"/>
+              </w:rPr>
+              <w:t>0.97×</w:t>
             </w:r>
           </w:p>
         </w:tc>
@@ -8694,9 +10940,10 @@
             </w:r>
             <w:r>
               <w:rPr>
-                <w:sz w:val="18"/>
-              </w:rPr>
-              <w:t>40</w:t>
+                <w:b/>
+                <w:sz w:val="18"/>
+              </w:rPr>
+              <w:t>0.58 ms</w:t>
             </w:r>
           </w:p>
         </w:tc>
@@ -8714,9 +10961,10 @@
             </w:r>
             <w:r>
               <w:rPr>
-                <w:sz w:val="18"/>
-              </w:rPr>
-              <w:t>168 (7 gün)</w:t>
+                <w:b/>
+                <w:sz w:val="18"/>
+              </w:rPr>
+              <w:t>Causal Transformer</w:t>
             </w:r>
           </w:p>
         </w:tc>
@@ -8732,9 +10980,10 @@
             </w:r>
             <w:r>
               <w:rPr>
-                <w:sz w:val="18"/>
-              </w:rPr>
-              <w:t>1,2,4,8,16,32</w:t>
+                <w:b/>
+                <w:sz w:val="18"/>
+              </w:rPr>
+              <w:t>49,829</w:t>
             </w:r>
           </w:p>
         </w:tc>
@@ -8752,7 +11001,7 @@
               <w:rPr>
                 <w:sz w:val="18"/>
               </w:rPr>
-              <w:t>63</w:t>
+              <w:t>15.33 M</w:t>
             </w:r>
           </w:p>
         </w:tc>
@@ -8768,9 +11017,10 @@
             </w:r>
             <w:r>
               <w:rPr>
-                <w:sz w:val="18"/>
-              </w:rPr>
-              <w:t>253</w:t>
+                <w:i/>
+                <w:sz w:val="18"/>
+              </w:rPr>
+              <w:t>1.94×</w:t>
             </w:r>
           </w:p>
         </w:tc>
@@ -8788,3298 +11038,7 @@
               <w:rPr>
                 <w:sz w:val="18"/>
               </w:rPr>
-              <w:t>36</w:t>
-            </w:r>
-          </w:p>
-        </w:tc>
-      </w:tr>
-    </w:tbl>
-    <w:p/>
-    <w:p>
-      <w:r>
-        <w:t>Kanal sayısı, her pencerede parametre sayısı ≈ 49–50 k kalsın diye değiştirildi.</w:t>
-      </w:r>
-    </w:p>
-    <w:p>
-      <w:pPr>
-        <w:pStyle w:val="Heading3"/>
-      </w:pPr>
-      <w:r>
-        <w:t>2. Causal + dilated + residual CNN</w:t>
-      </w:r>
-    </w:p>
-    <w:p>
-      <w:pPr>
-        <w:pStyle w:val="ListBullet"/>
-      </w:pPr>
-      <w:r>
-        <w:t xml:space="preserve">Her convdan önce sola </w:t>
-      </w:r>
-      <w:r>
-        <w:rPr>
-          <w:i/>
-        </w:rPr>
-        <w:t>(k-1)d</w:t>
-      </w:r>
-      <w:r>
-        <w:t xml:space="preserve"> sıfır padding, sağdan kırpma yok ⇒ </w:t>
-      </w:r>
-      <w:r>
-        <w:rPr>
-          <w:i/>
-        </w:rPr>
-        <w:t>y_t</w:t>
-      </w:r>
-      <w:r>
-        <w:t xml:space="preserve"> yalnızca </w:t>
-      </w:r>
-      <w:r>
-        <w:rPr>
-          <w:i/>
-        </w:rPr>
-        <w:t>x_≤ t</w:t>
-      </w:r>
-      <w:r>
-        <w:t>'ye bağlıdır.</w:t>
-      </w:r>
-    </w:p>
-    <w:p>
-      <w:pPr>
-        <w:pStyle w:val="ListBullet"/>
-      </w:pPr>
-      <w:r>
-        <w:t xml:space="preserve">Blok: </w:t>
-      </w:r>
-      <w:r>
-        <w:rPr>
-          <w:rFonts w:ascii="Consolas" w:hAnsi="Consolas"/>
-          <w:sz w:val="19"/>
-        </w:rPr>
-        <w:t>Conv(dilated) → ReLU → Dropout → Conv(dilated) → ReLU → Dropout</w:t>
-      </w:r>
-      <w:r>
-        <w:t>, çıktı girdiyle toplanır</w:t>
-      </w:r>
-    </w:p>
-    <w:p>
-      <w:r>
-        <w:t>(kanal sayısı aynı olduğu için 1×1 conv gerekmez).</w:t>
-      </w:r>
-    </w:p>
-    <w:p>
-      <w:pPr>
-        <w:pStyle w:val="ListBullet"/>
-      </w:pPr>
-      <w:r>
-        <w:t xml:space="preserve">Giriş: </w:t>
-      </w:r>
-      <w:r>
-        <w:rPr>
-          <w:i/>
-        </w:rPr>
-        <w:t>1×1</w:t>
-      </w:r>
-      <w:r>
-        <w:t xml:space="preserve"> conv (</w:t>
-      </w:r>
-      <w:r>
-        <w:rPr>
-          <w:i/>
-        </w:rPr>
-        <w:t>F→ C</w:t>
-      </w:r>
-      <w:r>
-        <w:t xml:space="preserve">). Çıkış: son zaman adımı → </w:t>
-      </w:r>
-      <w:r>
-        <w:rPr>
-          <w:rFonts w:ascii="Consolas" w:hAnsi="Consolas"/>
-          <w:sz w:val="19"/>
-        </w:rPr>
-        <w:t>Linear(C,32) → ReLU → Linear(32,1)</w:t>
-      </w:r>
-      <w:r>
-        <w:t>.</w:t>
-      </w:r>
-    </w:p>
-    <w:p>
-      <w:pPr>
-        <w:pStyle w:val="Heading3"/>
-      </w:pPr>
-      <w:r>
-        <w:t>3. Elle parametre sayısı</w:t>
-      </w:r>
-    </w:p>
-    <w:p>
-      <w:r>
-        <w:t xml:space="preserve">Formüller (bias dahil): Conv1d </w:t>
-      </w:r>
-      <w:r>
-        <w:rPr>
-          <w:i/>
-        </w:rPr>
-        <w:t>C_inC_outk + C_out</w:t>
-      </w:r>
-      <w:r>
-        <w:t xml:space="preserve"> · Linear </w:t>
-      </w:r>
-      <w:r>
-        <w:rPr>
-          <w:i/>
-        </w:rPr>
-        <w:t>in· out + out</w:t>
-      </w:r>
-      <w:r>
-        <w:t xml:space="preserve"> ·</w:t>
-      </w:r>
-    </w:p>
-    <w:p>
-      <w:r>
-        <w:t xml:space="preserve">LSTM (1 katman) </w:t>
-      </w:r>
-      <w:r>
-        <w:rPr>
-          <w:i/>
-        </w:rPr>
-        <w:t>4 [H(I+H) + 2H]</w:t>
-      </w:r>
-      <w:r>
-        <w:t xml:space="preserve"> (PyTorch'ta </w:t>
-      </w:r>
-      <w:r>
-        <w:rPr>
-          <w:i/>
-        </w:rPr>
-        <w:t>b_ih</w:t>
-      </w:r>
-      <w:r>
-        <w:t xml:space="preserve"> ve </w:t>
-      </w:r>
-      <w:r>
-        <w:rPr>
-          <w:i/>
-        </w:rPr>
-        <w:t>b_hh</w:t>
-      </w:r>
-      <w:r>
-        <w:t xml:space="preserve"> ayrı) ·</w:t>
-      </w:r>
-    </w:p>
-    <w:p>
-      <w:r>
-        <w:t xml:space="preserve">Transformer katmanı </w:t>
-      </w:r>
-      <w:r>
-        <w:rPr>
-          <w:i/>
-        </w:rPr>
-        <w:t>= 3d^2+3d + d^2+d + underbraced d_ff+d_ff_FFN_1 + underbraced_ffd+d_FFN_2 + 4d</w:t>
-      </w:r>
-      <w:r>
-        <w:t>.</w:t>
-      </w:r>
-    </w:p>
-    <w:p>
-      <w:r>
-        <w:t xml:space="preserve">Ortak baş: </w:t>
-      </w:r>
-      <w:r>
-        <w:rPr>
-          <w:rFonts w:ascii="Consolas" w:hAnsi="Consolas"/>
-          <w:sz w:val="19"/>
-        </w:rPr>
-        <w:t>Linear(h,32)</w:t>
-      </w:r>
-      <w:r>
-        <w:t xml:space="preserve"> (</w:t>
-      </w:r>
-      <w:r>
-        <w:rPr>
-          <w:i/>
-        </w:rPr>
-        <w:t>32h+32</w:t>
-      </w:r>
-      <w:r>
-        <w:t xml:space="preserve">) + </w:t>
-      </w:r>
-      <w:r>
-        <w:rPr>
-          <w:rFonts w:ascii="Consolas" w:hAnsi="Consolas"/>
-          <w:sz w:val="19"/>
-        </w:rPr>
-        <w:t>Linear(32,1)</w:t>
-      </w:r>
-      <w:r>
-        <w:t xml:space="preserve"> (</w:t>
-      </w:r>
-      <w:r>
-        <w:rPr>
-          <w:i/>
-        </w:rPr>
-        <w:t>33</w:t>
-      </w:r>
-      <w:r>
-        <w:t>).</w:t>
-      </w:r>
-    </w:p>
-    <w:p>
-      <w:pPr>
-        <w:pStyle w:val="Heading4"/>
-      </w:pPr>
-      <w:r>
-        <w:t>Causal CNN ($C=36$, 6 blok)</w:t>
-      </w:r>
-    </w:p>
-    <w:tbl>
-      <w:tblPr>
-        <w:tblStyle w:val="LightGrid-Accent1"/>
-        <w:tblW w:type="auto" w:w="0"/>
-        <w:tblLook w:firstColumn="1" w:firstRow="1" w:lastColumn="0" w:lastRow="0" w:noHBand="0" w:noVBand="1" w:val="04A0"/>
-      </w:tblPr>
-      <w:tblGrid>
-        <w:gridCol w:w="3216"/>
-        <w:gridCol w:w="3216"/>
-        <w:gridCol w:w="3216"/>
-      </w:tblGrid>
-      <w:tr>
-        <w:tc>
-          <w:tcPr>
-            <w:tcW w:type="dxa" w:w="3216"/>
-          </w:tcPr>
-          <w:p>
-            <w:r>
-              <w:rPr>
-                <w:sz w:val="18"/>
-              </w:rPr>
-            </w:r>
-            <w:r>
-              <w:rPr>
-                <w:b/>
-                <w:sz w:val="18"/>
-              </w:rPr>
-              <w:t>Katman</w:t>
-            </w:r>
-          </w:p>
-        </w:tc>
-        <w:tc>
-          <w:tcPr>
-            <w:tcW w:type="dxa" w:w="3216"/>
-          </w:tcPr>
-          <w:p>
-            <w:r>
-              <w:rPr>
-                <w:sz w:val="18"/>
-              </w:rPr>
-            </w:r>
-            <w:r>
-              <w:rPr>
-                <w:b/>
-                <w:sz w:val="18"/>
-              </w:rPr>
-              <w:t>Hesap</w:t>
-            </w:r>
-          </w:p>
-        </w:tc>
-        <w:tc>
-          <w:tcPr>
-            <w:tcW w:type="dxa" w:w="3216"/>
-          </w:tcPr>
-          <w:p>
-            <w:r>
-              <w:rPr>
-                <w:sz w:val="18"/>
-              </w:rPr>
-            </w:r>
-            <w:r>
-              <w:rPr>
-                <w:b/>
-                <w:sz w:val="18"/>
-              </w:rPr>
-              <w:t>Parametre</w:t>
-            </w:r>
-          </w:p>
-        </w:tc>
-      </w:tr>
-      <w:tr>
-        <w:tc>
-          <w:tcPr>
-            <w:tcW w:type="dxa" w:w="3216"/>
-          </w:tcPr>
-          <w:p>
-            <w:r>
-              <w:rPr>
-                <w:sz w:val="18"/>
-              </w:rPr>
-            </w:r>
-            <w:r>
-              <w:rPr>
-                <w:sz w:val="18"/>
-              </w:rPr>
-              <w:t>giriş 1×1 conv</w:t>
-            </w:r>
-          </w:p>
-        </w:tc>
-        <w:tc>
-          <w:tcPr>
-            <w:tcW w:type="dxa" w:w="3216"/>
-          </w:tcPr>
-          <w:p>
-            <w:r>
-              <w:rPr>
-                <w:sz w:val="18"/>
-              </w:rPr>
-            </w:r>
-            <w:r>
-              <w:rPr>
-                <w:i/>
-                <w:sz w:val="18"/>
-              </w:rPr>
-              <w:t>9·36+36</w:t>
-            </w:r>
-          </w:p>
-        </w:tc>
-        <w:tc>
-          <w:tcPr>
-            <w:tcW w:type="dxa" w:w="3216"/>
-          </w:tcPr>
-          <w:p>
-            <w:r>
-              <w:rPr>
-                <w:sz w:val="18"/>
-              </w:rPr>
-            </w:r>
-            <w:r>
-              <w:rPr>
-                <w:sz w:val="18"/>
-              </w:rPr>
-              <w:t>360</w:t>
-            </w:r>
-          </w:p>
-        </w:tc>
-      </w:tr>
-      <w:tr>
-        <w:tc>
-          <w:tcPr>
-            <w:tcW w:type="dxa" w:w="3216"/>
-          </w:tcPr>
-          <w:p>
-            <w:r>
-              <w:rPr>
-                <w:sz w:val="18"/>
-              </w:rPr>
-            </w:r>
-            <w:r>
-              <w:rPr>
-                <w:sz w:val="18"/>
-              </w:rPr>
-              <w:t>1 conv (</w:t>
-            </w:r>
-            <w:r>
-              <w:rPr>
-                <w:i/>
-                <w:sz w:val="18"/>
-              </w:rPr>
-              <w:t>k=3</w:t>
-            </w:r>
-            <w:r>
-              <w:rPr>
-                <w:sz w:val="18"/>
-              </w:rPr>
-              <w:t>)</w:t>
-            </w:r>
-          </w:p>
-        </w:tc>
-        <w:tc>
-          <w:tcPr>
-            <w:tcW w:type="dxa" w:w="3216"/>
-          </w:tcPr>
-          <w:p>
-            <w:r>
-              <w:rPr>
-                <w:sz w:val="18"/>
-              </w:rPr>
-            </w:r>
-            <w:r>
-              <w:rPr>
-                <w:i/>
-                <w:sz w:val="18"/>
-              </w:rPr>
-              <w:t>36·36·3+36</w:t>
-            </w:r>
-          </w:p>
-        </w:tc>
-        <w:tc>
-          <w:tcPr>
-            <w:tcW w:type="dxa" w:w="3216"/>
-          </w:tcPr>
-          <w:p>
-            <w:r>
-              <w:rPr>
-                <w:sz w:val="18"/>
-              </w:rPr>
-            </w:r>
-            <w:r>
-              <w:rPr>
-                <w:sz w:val="18"/>
-              </w:rPr>
-              <w:t>3 924</w:t>
-            </w:r>
-          </w:p>
-        </w:tc>
-      </w:tr>
-      <w:tr>
-        <w:tc>
-          <w:tcPr>
-            <w:tcW w:type="dxa" w:w="3216"/>
-          </w:tcPr>
-          <w:p>
-            <w:r>
-              <w:rPr>
-                <w:sz w:val="18"/>
-              </w:rPr>
-            </w:r>
-            <w:r>
-              <w:rPr>
-                <w:sz w:val="18"/>
-              </w:rPr>
-              <w:t>1 blok (2 conv)</w:t>
-            </w:r>
-          </w:p>
-        </w:tc>
-        <w:tc>
-          <w:tcPr>
-            <w:tcW w:type="dxa" w:w="3216"/>
-          </w:tcPr>
-          <w:p>
-            <w:r>
-              <w:rPr>
-                <w:sz w:val="18"/>
-              </w:rPr>
-            </w:r>
-            <w:r>
-              <w:rPr>
-                <w:i/>
-                <w:sz w:val="18"/>
-              </w:rPr>
-              <w:t>2·3924</w:t>
-            </w:r>
-          </w:p>
-        </w:tc>
-        <w:tc>
-          <w:tcPr>
-            <w:tcW w:type="dxa" w:w="3216"/>
-          </w:tcPr>
-          <w:p>
-            <w:r>
-              <w:rPr>
-                <w:sz w:val="18"/>
-              </w:rPr>
-            </w:r>
-            <w:r>
-              <w:rPr>
-                <w:sz w:val="18"/>
-              </w:rPr>
-              <w:t>7 848</w:t>
-            </w:r>
-          </w:p>
-        </w:tc>
-      </w:tr>
-      <w:tr>
-        <w:tc>
-          <w:tcPr>
-            <w:tcW w:type="dxa" w:w="3216"/>
-          </w:tcPr>
-          <w:p>
-            <w:r>
-              <w:rPr>
-                <w:sz w:val="18"/>
-              </w:rPr>
-            </w:r>
-            <w:r>
-              <w:rPr>
-                <w:sz w:val="18"/>
-              </w:rPr>
-              <w:t>6 blok</w:t>
-            </w:r>
-          </w:p>
-        </w:tc>
-        <w:tc>
-          <w:tcPr>
-            <w:tcW w:type="dxa" w:w="3216"/>
-          </w:tcPr>
-          <w:p>
-            <w:r>
-              <w:rPr>
-                <w:sz w:val="18"/>
-              </w:rPr>
-            </w:r>
-            <w:r>
-              <w:rPr>
-                <w:i/>
-                <w:sz w:val="18"/>
-              </w:rPr>
-              <w:t>6·7848</w:t>
-            </w:r>
-          </w:p>
-        </w:tc>
-        <w:tc>
-          <w:tcPr>
-            <w:tcW w:type="dxa" w:w="3216"/>
-          </w:tcPr>
-          <w:p>
-            <w:r>
-              <w:rPr>
-                <w:sz w:val="18"/>
-              </w:rPr>
-            </w:r>
-            <w:r>
-              <w:rPr>
-                <w:sz w:val="18"/>
-              </w:rPr>
-              <w:t>47 088</w:t>
-            </w:r>
-          </w:p>
-        </w:tc>
-      </w:tr>
-      <w:tr>
-        <w:tc>
-          <w:tcPr>
-            <w:tcW w:type="dxa" w:w="3216"/>
-          </w:tcPr>
-          <w:p>
-            <w:r>
-              <w:rPr>
-                <w:sz w:val="18"/>
-              </w:rPr>
-            </w:r>
-            <w:r>
-              <w:rPr>
-                <w:sz w:val="18"/>
-              </w:rPr>
-              <w:t>baş</w:t>
-            </w:r>
-          </w:p>
-        </w:tc>
-        <w:tc>
-          <w:tcPr>
-            <w:tcW w:type="dxa" w:w="3216"/>
-          </w:tcPr>
-          <w:p>
-            <w:r>
-              <w:rPr>
-                <w:sz w:val="18"/>
-              </w:rPr>
-            </w:r>
-            <w:r>
-              <w:rPr>
-                <w:i/>
-                <w:sz w:val="18"/>
-              </w:rPr>
-              <w:t>(36·32+32)+33</w:t>
-            </w:r>
-          </w:p>
-        </w:tc>
-        <w:tc>
-          <w:tcPr>
-            <w:tcW w:type="dxa" w:w="3216"/>
-          </w:tcPr>
-          <w:p>
-            <w:r>
-              <w:rPr>
-                <w:sz w:val="18"/>
-              </w:rPr>
-            </w:r>
-            <w:r>
-              <w:rPr>
-                <w:sz w:val="18"/>
-              </w:rPr>
-              <w:t>1 217</w:t>
-            </w:r>
-          </w:p>
-        </w:tc>
-      </w:tr>
-      <w:tr>
-        <w:tc>
-          <w:tcPr>
-            <w:tcW w:type="dxa" w:w="3216"/>
-          </w:tcPr>
-          <w:p>
-            <w:r>
-              <w:rPr>
-                <w:sz w:val="18"/>
-              </w:rPr>
-            </w:r>
-            <w:r>
-              <w:rPr>
-                <w:b/>
-                <w:sz w:val="18"/>
-              </w:rPr>
-              <w:t>Toplam</w:t>
-            </w:r>
-          </w:p>
-        </w:tc>
-        <w:tc>
-          <w:tcPr>
-            <w:tcW w:type="dxa" w:w="3216"/>
-          </w:tcPr>
-          <w:p>
-            <w:r>
-              <w:rPr>
-                <w:sz w:val="18"/>
-              </w:rPr>
-            </w:r>
-            <w:r>
-              <w:rPr>
-                <w:i/>
-                <w:sz w:val="18"/>
-              </w:rPr>
-              <w:t>360+47088+1217</w:t>
-            </w:r>
-          </w:p>
-        </w:tc>
-        <w:tc>
-          <w:tcPr>
-            <w:tcW w:type="dxa" w:w="3216"/>
-          </w:tcPr>
-          <w:p>
-            <w:r>
-              <w:rPr>
-                <w:sz w:val="18"/>
-              </w:rPr>
-            </w:r>
-            <w:r>
-              <w:rPr>
-                <w:b/>
-                <w:sz w:val="18"/>
-              </w:rPr>
-              <w:t>48 665</w:t>
-            </w:r>
-          </w:p>
-        </w:tc>
-      </w:tr>
-    </w:tbl>
-    <w:p/>
-    <w:p>
-      <w:pPr>
-        <w:pStyle w:val="Heading4"/>
-      </w:pPr>
-      <w:r>
-        <w:t>LSTM ($H=60$, 2 katman)</w:t>
-      </w:r>
-    </w:p>
-    <w:tbl>
-      <w:tblPr>
-        <w:tblStyle w:val="LightGrid-Accent1"/>
-        <w:tblW w:type="auto" w:w="0"/>
-        <w:tblLook w:firstColumn="1" w:firstRow="1" w:lastColumn="0" w:lastRow="0" w:noHBand="0" w:noVBand="1" w:val="04A0"/>
-      </w:tblPr>
-      <w:tblGrid>
-        <w:gridCol w:w="3216"/>
-        <w:gridCol w:w="3216"/>
-        <w:gridCol w:w="3216"/>
-      </w:tblGrid>
-      <w:tr>
-        <w:tc>
-          <w:tcPr>
-            <w:tcW w:type="dxa" w:w="3216"/>
-          </w:tcPr>
-          <w:p>
-            <w:r>
-              <w:rPr>
-                <w:sz w:val="18"/>
-              </w:rPr>
-            </w:r>
-            <w:r>
-              <w:rPr>
-                <w:b/>
-                <w:sz w:val="18"/>
-              </w:rPr>
-              <w:t>Katman</w:t>
-            </w:r>
-          </w:p>
-        </w:tc>
-        <w:tc>
-          <w:tcPr>
-            <w:tcW w:type="dxa" w:w="3216"/>
-          </w:tcPr>
-          <w:p>
-            <w:r>
-              <w:rPr>
-                <w:sz w:val="18"/>
-              </w:rPr>
-            </w:r>
-            <w:r>
-              <w:rPr>
-                <w:b/>
-                <w:sz w:val="18"/>
-              </w:rPr>
-              <w:t>Hesap</w:t>
-            </w:r>
-          </w:p>
-        </w:tc>
-        <w:tc>
-          <w:tcPr>
-            <w:tcW w:type="dxa" w:w="3216"/>
-          </w:tcPr>
-          <w:p>
-            <w:r>
-              <w:rPr>
-                <w:sz w:val="18"/>
-              </w:rPr>
-            </w:r>
-            <w:r>
-              <w:rPr>
-                <w:b/>
-                <w:sz w:val="18"/>
-              </w:rPr>
-              <w:t>Parametre</w:t>
-            </w:r>
-          </w:p>
-        </w:tc>
-      </w:tr>
-      <w:tr>
-        <w:tc>
-          <w:tcPr>
-            <w:tcW w:type="dxa" w:w="3216"/>
-          </w:tcPr>
-          <w:p>
-            <w:r>
-              <w:rPr>
-                <w:sz w:val="18"/>
-              </w:rPr>
-            </w:r>
-            <w:r>
-              <w:rPr>
-                <w:sz w:val="18"/>
-              </w:rPr>
-              <w:t>LSTM-1 (</w:t>
-            </w:r>
-            <w:r>
-              <w:rPr>
-                <w:i/>
-                <w:sz w:val="18"/>
-              </w:rPr>
-              <w:t>I=9</w:t>
-            </w:r>
-            <w:r>
-              <w:rPr>
-                <w:sz w:val="18"/>
-              </w:rPr>
-              <w:t>)</w:t>
-            </w:r>
-          </w:p>
-        </w:tc>
-        <w:tc>
-          <w:tcPr>
-            <w:tcW w:type="dxa" w:w="3216"/>
-          </w:tcPr>
-          <w:p>
-            <w:r>
-              <w:rPr>
-                <w:sz w:val="18"/>
-              </w:rPr>
-            </w:r>
-            <w:r>
-              <w:rPr>
-                <w:i/>
-                <w:sz w:val="18"/>
-              </w:rPr>
-              <w:t>4 [60·69+120]</w:t>
-            </w:r>
-          </w:p>
-        </w:tc>
-        <w:tc>
-          <w:tcPr>
-            <w:tcW w:type="dxa" w:w="3216"/>
-          </w:tcPr>
-          <w:p>
-            <w:r>
-              <w:rPr>
-                <w:sz w:val="18"/>
-              </w:rPr>
-            </w:r>
-            <w:r>
-              <w:rPr>
-                <w:sz w:val="18"/>
-              </w:rPr>
-              <w:t>17 040</w:t>
-            </w:r>
-          </w:p>
-        </w:tc>
-      </w:tr>
-      <w:tr>
-        <w:tc>
-          <w:tcPr>
-            <w:tcW w:type="dxa" w:w="3216"/>
-          </w:tcPr>
-          <w:p>
-            <w:r>
-              <w:rPr>
-                <w:sz w:val="18"/>
-              </w:rPr>
-            </w:r>
-            <w:r>
-              <w:rPr>
-                <w:sz w:val="18"/>
-              </w:rPr>
-              <w:t>LSTM-2 (</w:t>
-            </w:r>
-            <w:r>
-              <w:rPr>
-                <w:i/>
-                <w:sz w:val="18"/>
-              </w:rPr>
-              <w:t>I=60</w:t>
-            </w:r>
-            <w:r>
-              <w:rPr>
-                <w:sz w:val="18"/>
-              </w:rPr>
-              <w:t>)</w:t>
-            </w:r>
-          </w:p>
-        </w:tc>
-        <w:tc>
-          <w:tcPr>
-            <w:tcW w:type="dxa" w:w="3216"/>
-          </w:tcPr>
-          <w:p>
-            <w:r>
-              <w:rPr>
-                <w:sz w:val="18"/>
-              </w:rPr>
-            </w:r>
-            <w:r>
-              <w:rPr>
-                <w:i/>
-                <w:sz w:val="18"/>
-              </w:rPr>
-              <w:t>4 [60·120+120]</w:t>
-            </w:r>
-          </w:p>
-        </w:tc>
-        <w:tc>
-          <w:tcPr>
-            <w:tcW w:type="dxa" w:w="3216"/>
-          </w:tcPr>
-          <w:p>
-            <w:r>
-              <w:rPr>
-                <w:sz w:val="18"/>
-              </w:rPr>
-            </w:r>
-            <w:r>
-              <w:rPr>
-                <w:sz w:val="18"/>
-              </w:rPr>
-              <w:t>29 280</w:t>
-            </w:r>
-          </w:p>
-        </w:tc>
-      </w:tr>
-      <w:tr>
-        <w:tc>
-          <w:tcPr>
-            <w:tcW w:type="dxa" w:w="3216"/>
-          </w:tcPr>
-          <w:p>
-            <w:r>
-              <w:rPr>
-                <w:sz w:val="18"/>
-              </w:rPr>
-            </w:r>
-            <w:r>
-              <w:rPr>
-                <w:sz w:val="18"/>
-              </w:rPr>
-              <w:t>baş</w:t>
-            </w:r>
-          </w:p>
-        </w:tc>
-        <w:tc>
-          <w:tcPr>
-            <w:tcW w:type="dxa" w:w="3216"/>
-          </w:tcPr>
-          <w:p>
-            <w:r>
-              <w:rPr>
-                <w:sz w:val="18"/>
-              </w:rPr>
-            </w:r>
-            <w:r>
-              <w:rPr>
-                <w:i/>
-                <w:sz w:val="18"/>
-              </w:rPr>
-              <w:t>(60·32+32)+33</w:t>
-            </w:r>
-          </w:p>
-        </w:tc>
-        <w:tc>
-          <w:tcPr>
-            <w:tcW w:type="dxa" w:w="3216"/>
-          </w:tcPr>
-          <w:p>
-            <w:r>
-              <w:rPr>
-                <w:sz w:val="18"/>
-              </w:rPr>
-            </w:r>
-            <w:r>
-              <w:rPr>
-                <w:sz w:val="18"/>
-              </w:rPr>
-              <w:t>1 985</w:t>
-            </w:r>
-          </w:p>
-        </w:tc>
-      </w:tr>
-      <w:tr>
-        <w:tc>
-          <w:tcPr>
-            <w:tcW w:type="dxa" w:w="3216"/>
-          </w:tcPr>
-          <w:p>
-            <w:r>
-              <w:rPr>
-                <w:sz w:val="18"/>
-              </w:rPr>
-            </w:r>
-            <w:r>
-              <w:rPr>
-                <w:b/>
-                <w:sz w:val="18"/>
-              </w:rPr>
-              <w:t>Toplam</w:t>
-            </w:r>
-          </w:p>
-        </w:tc>
-        <w:tc>
-          <w:tcPr>
-            <w:tcW w:type="dxa" w:w="3216"/>
-          </w:tcPr>
-          <w:p>
-            <w:r>
-              <w:rPr>
-                <w:sz w:val="18"/>
-              </w:rPr>
-            </w:r>
-          </w:p>
-        </w:tc>
-        <w:tc>
-          <w:tcPr>
-            <w:tcW w:type="dxa" w:w="3216"/>
-          </w:tcPr>
-          <w:p>
-            <w:r>
-              <w:rPr>
-                <w:sz w:val="18"/>
-              </w:rPr>
-            </w:r>
-            <w:r>
-              <w:rPr>
-                <w:b/>
-                <w:sz w:val="18"/>
-              </w:rPr>
-              <w:t>48 305</w:t>
-            </w:r>
-          </w:p>
-        </w:tc>
-      </w:tr>
-    </w:tbl>
-    <w:p/>
-    <w:p>
-      <w:pPr>
-        <w:pStyle w:val="Heading4"/>
-      </w:pPr>
-      <w:r>
-        <w:t>Causal Transformer ($d=44$, $d_ff=88$, 3 katman, 4 kafa)</w:t>
-      </w:r>
-    </w:p>
-    <w:tbl>
-      <w:tblPr>
-        <w:tblStyle w:val="LightGrid-Accent1"/>
-        <w:tblW w:type="auto" w:w="0"/>
-        <w:tblLook w:firstColumn="1" w:firstRow="1" w:lastColumn="0" w:lastRow="0" w:noHBand="0" w:noVBand="1" w:val="04A0"/>
-      </w:tblPr>
-      <w:tblGrid>
-        <w:gridCol w:w="3216"/>
-        <w:gridCol w:w="3216"/>
-        <w:gridCol w:w="3216"/>
-      </w:tblGrid>
-      <w:tr>
-        <w:tc>
-          <w:tcPr>
-            <w:tcW w:type="dxa" w:w="3216"/>
-          </w:tcPr>
-          <w:p>
-            <w:r>
-              <w:rPr>
-                <w:sz w:val="18"/>
-              </w:rPr>
-            </w:r>
-            <w:r>
-              <w:rPr>
-                <w:b/>
-                <w:sz w:val="18"/>
-              </w:rPr>
-              <w:t>Katman</w:t>
-            </w:r>
-          </w:p>
-        </w:tc>
-        <w:tc>
-          <w:tcPr>
-            <w:tcW w:type="dxa" w:w="3216"/>
-          </w:tcPr>
-          <w:p>
-            <w:r>
-              <w:rPr>
-                <w:sz w:val="18"/>
-              </w:rPr>
-            </w:r>
-            <w:r>
-              <w:rPr>
-                <w:b/>
-                <w:sz w:val="18"/>
-              </w:rPr>
-              <w:t>Hesap</w:t>
-            </w:r>
-          </w:p>
-        </w:tc>
-        <w:tc>
-          <w:tcPr>
-            <w:tcW w:type="dxa" w:w="3216"/>
-          </w:tcPr>
-          <w:p>
-            <w:r>
-              <w:rPr>
-                <w:sz w:val="18"/>
-              </w:rPr>
-            </w:r>
-            <w:r>
-              <w:rPr>
-                <w:b/>
-                <w:sz w:val="18"/>
-              </w:rPr>
-              <w:t>Parametre</w:t>
-            </w:r>
-          </w:p>
-        </w:tc>
-      </w:tr>
-      <w:tr>
-        <w:tc>
-          <w:tcPr>
-            <w:tcW w:type="dxa" w:w="3216"/>
-          </w:tcPr>
-          <w:p>
-            <w:r>
-              <w:rPr>
-                <w:sz w:val="18"/>
-              </w:rPr>
-            </w:r>
-            <w:r>
-              <w:rPr>
-                <w:sz w:val="18"/>
-              </w:rPr>
-              <w:t>giriş projeksiyonu</w:t>
-            </w:r>
-          </w:p>
-        </w:tc>
-        <w:tc>
-          <w:tcPr>
-            <w:tcW w:type="dxa" w:w="3216"/>
-          </w:tcPr>
-          <w:p>
-            <w:r>
-              <w:rPr>
-                <w:sz w:val="18"/>
-              </w:rPr>
-            </w:r>
-            <w:r>
-              <w:rPr>
-                <w:i/>
-                <w:sz w:val="18"/>
-              </w:rPr>
-              <w:t>9·44+44</w:t>
-            </w:r>
-          </w:p>
-        </w:tc>
-        <w:tc>
-          <w:tcPr>
-            <w:tcW w:type="dxa" w:w="3216"/>
-          </w:tcPr>
-          <w:p>
-            <w:r>
-              <w:rPr>
-                <w:sz w:val="18"/>
-              </w:rPr>
-            </w:r>
-            <w:r>
-              <w:rPr>
-                <w:sz w:val="18"/>
-              </w:rPr>
-              <w:t>440</w:t>
-            </w:r>
-          </w:p>
-        </w:tc>
-      </w:tr>
-      <w:tr>
-        <w:tc>
-          <w:tcPr>
-            <w:tcW w:type="dxa" w:w="3216"/>
-          </w:tcPr>
-          <w:p>
-            <w:r>
-              <w:rPr>
-                <w:sz w:val="18"/>
-              </w:rPr>
-            </w:r>
-            <w:r>
-              <w:rPr>
-                <w:sz w:val="18"/>
-              </w:rPr>
-              <w:t>QKV</w:t>
-            </w:r>
-          </w:p>
-        </w:tc>
-        <w:tc>
-          <w:tcPr>
-            <w:tcW w:type="dxa" w:w="3216"/>
-          </w:tcPr>
-          <w:p>
-            <w:r>
-              <w:rPr>
-                <w:sz w:val="18"/>
-              </w:rPr>
-            </w:r>
-            <w:r>
-              <w:rPr>
-                <w:i/>
-                <w:sz w:val="18"/>
-              </w:rPr>
-              <w:t>3·44^2+3·44</w:t>
-            </w:r>
-          </w:p>
-        </w:tc>
-        <w:tc>
-          <w:tcPr>
-            <w:tcW w:type="dxa" w:w="3216"/>
-          </w:tcPr>
-          <w:p>
-            <w:r>
-              <w:rPr>
-                <w:sz w:val="18"/>
-              </w:rPr>
-            </w:r>
-            <w:r>
-              <w:rPr>
-                <w:sz w:val="18"/>
-              </w:rPr>
-              <w:t>5 940</w:t>
-            </w:r>
-          </w:p>
-        </w:tc>
-      </w:tr>
-      <w:tr>
-        <w:tc>
-          <w:tcPr>
-            <w:tcW w:type="dxa" w:w="3216"/>
-          </w:tcPr>
-          <w:p>
-            <w:r>
-              <w:rPr>
-                <w:sz w:val="18"/>
-              </w:rPr>
-            </w:r>
-            <w:r>
-              <w:rPr>
-                <w:i/>
-                <w:sz w:val="18"/>
-              </w:rPr>
-              <w:t>W_O</w:t>
-            </w:r>
-          </w:p>
-        </w:tc>
-        <w:tc>
-          <w:tcPr>
-            <w:tcW w:type="dxa" w:w="3216"/>
-          </w:tcPr>
-          <w:p>
-            <w:r>
-              <w:rPr>
-                <w:sz w:val="18"/>
-              </w:rPr>
-            </w:r>
-            <w:r>
-              <w:rPr>
-                <w:i/>
-                <w:sz w:val="18"/>
-              </w:rPr>
-              <w:t>44^2+44</w:t>
-            </w:r>
-          </w:p>
-        </w:tc>
-        <w:tc>
-          <w:tcPr>
-            <w:tcW w:type="dxa" w:w="3216"/>
-          </w:tcPr>
-          <w:p>
-            <w:r>
-              <w:rPr>
-                <w:sz w:val="18"/>
-              </w:rPr>
-            </w:r>
-            <w:r>
-              <w:rPr>
-                <w:sz w:val="18"/>
-              </w:rPr>
-              <w:t>1 980</w:t>
-            </w:r>
-          </w:p>
-        </w:tc>
-      </w:tr>
-      <w:tr>
-        <w:tc>
-          <w:tcPr>
-            <w:tcW w:type="dxa" w:w="3216"/>
-          </w:tcPr>
-          <w:p>
-            <w:r>
-              <w:rPr>
-                <w:sz w:val="18"/>
-              </w:rPr>
-            </w:r>
-            <w:r>
-              <w:rPr>
-                <w:sz w:val="18"/>
-              </w:rPr>
-              <w:t>FFN</w:t>
-            </w:r>
-            <w:r>
-              <w:rPr>
-                <w:i/>
-                <w:sz w:val="18"/>
-              </w:rPr>
-              <w:t>_1</w:t>
-            </w:r>
-          </w:p>
-        </w:tc>
-        <w:tc>
-          <w:tcPr>
-            <w:tcW w:type="dxa" w:w="3216"/>
-          </w:tcPr>
-          <w:p>
-            <w:r>
-              <w:rPr>
-                <w:sz w:val="18"/>
-              </w:rPr>
-            </w:r>
-            <w:r>
-              <w:rPr>
-                <w:i/>
-                <w:sz w:val="18"/>
-              </w:rPr>
-              <w:t>44·88+88</w:t>
-            </w:r>
-          </w:p>
-        </w:tc>
-        <w:tc>
-          <w:tcPr>
-            <w:tcW w:type="dxa" w:w="3216"/>
-          </w:tcPr>
-          <w:p>
-            <w:r>
-              <w:rPr>
-                <w:sz w:val="18"/>
-              </w:rPr>
-            </w:r>
-            <w:r>
-              <w:rPr>
-                <w:sz w:val="18"/>
-              </w:rPr>
-              <w:t>3 960</w:t>
-            </w:r>
-          </w:p>
-        </w:tc>
-      </w:tr>
-      <w:tr>
-        <w:tc>
-          <w:tcPr>
-            <w:tcW w:type="dxa" w:w="3216"/>
-          </w:tcPr>
-          <w:p>
-            <w:r>
-              <w:rPr>
-                <w:sz w:val="18"/>
-              </w:rPr>
-            </w:r>
-            <w:r>
-              <w:rPr>
-                <w:sz w:val="18"/>
-              </w:rPr>
-              <w:t>FFN</w:t>
-            </w:r>
-            <w:r>
-              <w:rPr>
-                <w:i/>
-                <w:sz w:val="18"/>
-              </w:rPr>
-              <w:t>_2</w:t>
-            </w:r>
-          </w:p>
-        </w:tc>
-        <w:tc>
-          <w:tcPr>
-            <w:tcW w:type="dxa" w:w="3216"/>
-          </w:tcPr>
-          <w:p>
-            <w:r>
-              <w:rPr>
-                <w:sz w:val="18"/>
-              </w:rPr>
-            </w:r>
-            <w:r>
-              <w:rPr>
-                <w:i/>
-                <w:sz w:val="18"/>
-              </w:rPr>
-              <w:t>88·44+44</w:t>
-            </w:r>
-          </w:p>
-        </w:tc>
-        <w:tc>
-          <w:tcPr>
-            <w:tcW w:type="dxa" w:w="3216"/>
-          </w:tcPr>
-          <w:p>
-            <w:r>
-              <w:rPr>
-                <w:sz w:val="18"/>
-              </w:rPr>
-            </w:r>
-            <w:r>
-              <w:rPr>
-                <w:sz w:val="18"/>
-              </w:rPr>
-              <w:t>3 916</w:t>
-            </w:r>
-          </w:p>
-        </w:tc>
-      </w:tr>
-      <w:tr>
-        <w:tc>
-          <w:tcPr>
-            <w:tcW w:type="dxa" w:w="3216"/>
-          </w:tcPr>
-          <w:p>
-            <w:r>
-              <w:rPr>
-                <w:sz w:val="18"/>
-              </w:rPr>
-            </w:r>
-            <w:r>
-              <w:rPr>
-                <w:sz w:val="18"/>
-              </w:rPr>
-              <w:t>2×LayerNorm</w:t>
-            </w:r>
-          </w:p>
-        </w:tc>
-        <w:tc>
-          <w:tcPr>
-            <w:tcW w:type="dxa" w:w="3216"/>
-          </w:tcPr>
-          <w:p>
-            <w:r>
-              <w:rPr>
-                <w:sz w:val="18"/>
-              </w:rPr>
-            </w:r>
-            <w:r>
-              <w:rPr>
-                <w:i/>
-                <w:sz w:val="18"/>
-              </w:rPr>
-              <w:t>4·44</w:t>
-            </w:r>
-          </w:p>
-        </w:tc>
-        <w:tc>
-          <w:tcPr>
-            <w:tcW w:type="dxa" w:w="3216"/>
-          </w:tcPr>
-          <w:p>
-            <w:r>
-              <w:rPr>
-                <w:sz w:val="18"/>
-              </w:rPr>
-            </w:r>
-            <w:r>
-              <w:rPr>
-                <w:sz w:val="18"/>
-              </w:rPr>
-              <w:t>176</w:t>
-            </w:r>
-          </w:p>
-        </w:tc>
-      </w:tr>
-      <w:tr>
-        <w:tc>
-          <w:tcPr>
-            <w:tcW w:type="dxa" w:w="3216"/>
-          </w:tcPr>
-          <w:p>
-            <w:r>
-              <w:rPr>
-                <w:sz w:val="18"/>
-              </w:rPr>
-            </w:r>
-            <w:r>
-              <w:rPr>
-                <w:sz w:val="18"/>
-              </w:rPr>
-              <w:t>1 katman</w:t>
-            </w:r>
-          </w:p>
-        </w:tc>
-        <w:tc>
-          <w:tcPr>
-            <w:tcW w:type="dxa" w:w="3216"/>
-          </w:tcPr>
-          <w:p>
-            <w:r>
-              <w:rPr>
-                <w:sz w:val="18"/>
-              </w:rPr>
-            </w:r>
-          </w:p>
-        </w:tc>
-        <w:tc>
-          <w:tcPr>
-            <w:tcW w:type="dxa" w:w="3216"/>
-          </w:tcPr>
-          <w:p>
-            <w:r>
-              <w:rPr>
-                <w:sz w:val="18"/>
-              </w:rPr>
-            </w:r>
-            <w:r>
-              <w:rPr>
-                <w:sz w:val="18"/>
-              </w:rPr>
-              <w:t>15 972</w:t>
-            </w:r>
-          </w:p>
-        </w:tc>
-      </w:tr>
-      <w:tr>
-        <w:tc>
-          <w:tcPr>
-            <w:tcW w:type="dxa" w:w="3216"/>
-          </w:tcPr>
-          <w:p>
-            <w:r>
-              <w:rPr>
-                <w:sz w:val="18"/>
-              </w:rPr>
-            </w:r>
-            <w:r>
-              <w:rPr>
-                <w:sz w:val="18"/>
-              </w:rPr>
-              <w:t>3 katman</w:t>
-            </w:r>
-          </w:p>
-        </w:tc>
-        <w:tc>
-          <w:tcPr>
-            <w:tcW w:type="dxa" w:w="3216"/>
-          </w:tcPr>
-          <w:p>
-            <w:r>
-              <w:rPr>
-                <w:sz w:val="18"/>
-              </w:rPr>
-            </w:r>
-          </w:p>
-        </w:tc>
-        <w:tc>
-          <w:tcPr>
-            <w:tcW w:type="dxa" w:w="3216"/>
-          </w:tcPr>
-          <w:p>
-            <w:r>
-              <w:rPr>
-                <w:sz w:val="18"/>
-              </w:rPr>
-            </w:r>
-            <w:r>
-              <w:rPr>
-                <w:sz w:val="18"/>
-              </w:rPr>
-              <w:t>47 916</w:t>
-            </w:r>
-          </w:p>
-        </w:tc>
-      </w:tr>
-      <w:tr>
-        <w:tc>
-          <w:tcPr>
-            <w:tcW w:type="dxa" w:w="3216"/>
-          </w:tcPr>
-          <w:p>
-            <w:r>
-              <w:rPr>
-                <w:sz w:val="18"/>
-              </w:rPr>
-            </w:r>
-            <w:r>
-              <w:rPr>
-                <w:sz w:val="18"/>
-              </w:rPr>
-              <w:t>baş</w:t>
-            </w:r>
-          </w:p>
-        </w:tc>
-        <w:tc>
-          <w:tcPr>
-            <w:tcW w:type="dxa" w:w="3216"/>
-          </w:tcPr>
-          <w:p>
-            <w:r>
-              <w:rPr>
-                <w:sz w:val="18"/>
-              </w:rPr>
-            </w:r>
-            <w:r>
-              <w:rPr>
-                <w:i/>
-                <w:sz w:val="18"/>
-              </w:rPr>
-              <w:t>(44·32+32)+33</w:t>
-            </w:r>
-          </w:p>
-        </w:tc>
-        <w:tc>
-          <w:tcPr>
-            <w:tcW w:type="dxa" w:w="3216"/>
-          </w:tcPr>
-          <w:p>
-            <w:r>
-              <w:rPr>
-                <w:sz w:val="18"/>
-              </w:rPr>
-            </w:r>
-            <w:r>
-              <w:rPr>
-                <w:sz w:val="18"/>
-              </w:rPr>
-              <w:t>1 473</w:t>
-            </w:r>
-          </w:p>
-        </w:tc>
-      </w:tr>
-      <w:tr>
-        <w:tc>
-          <w:tcPr>
-            <w:tcW w:type="dxa" w:w="3216"/>
-          </w:tcPr>
-          <w:p>
-            <w:r>
-              <w:rPr>
-                <w:sz w:val="18"/>
-              </w:rPr>
-            </w:r>
-            <w:r>
-              <w:rPr>
-                <w:b/>
-                <w:sz w:val="18"/>
-              </w:rPr>
-              <w:t>Toplam</w:t>
-            </w:r>
-          </w:p>
-        </w:tc>
-        <w:tc>
-          <w:tcPr>
-            <w:tcW w:type="dxa" w:w="3216"/>
-          </w:tcPr>
-          <w:p>
-            <w:r>
-              <w:rPr>
-                <w:sz w:val="18"/>
-              </w:rPr>
-            </w:r>
-            <w:r>
-              <w:rPr>
-                <w:i/>
-                <w:sz w:val="18"/>
-              </w:rPr>
-              <w:t>440+47916+1473</w:t>
-            </w:r>
-          </w:p>
-        </w:tc>
-        <w:tc>
-          <w:tcPr>
-            <w:tcW w:type="dxa" w:w="3216"/>
-          </w:tcPr>
-          <w:p>
-            <w:r>
-              <w:rPr>
-                <w:sz w:val="18"/>
-              </w:rPr>
-            </w:r>
-            <w:r>
-              <w:rPr>
-                <w:b/>
-                <w:sz w:val="18"/>
-              </w:rPr>
-              <w:t>49 829</w:t>
-            </w:r>
-          </w:p>
-        </w:tc>
-      </w:tr>
-    </w:tbl>
-    <w:p/>
-    <w:p>
-      <w:r>
-        <w:t>Konum kodlaması sabit sinüzoidaldir (öğrenilen parametresi yok).</w:t>
-      </w:r>
-    </w:p>
-    <w:p>
-      <w:r>
-        <w:rPr>
-          <w:b/>
-        </w:rPr>
-        <w:t>Üç model arasındaki fark ≤ %3.1</w:t>
-      </w:r>
-      <w:r>
-        <w:t xml:space="preserve"> (48 305 – 49 829): iso-parametre koşulu sağlandı.</w:t>
-      </w:r>
-    </w:p>
-    <w:p>
-      <w:pPr>
-        <w:pStyle w:val="Heading3"/>
-      </w:pPr>
-      <w:r>
-        <w:t>4. Elle MAC sayısı ($T=168$, bir dizi için; bias, aktivasyon, LayerNorm sayılmadı)</w:t>
-      </w:r>
-    </w:p>
-    <w:p>
-      <w:r>
-        <w:t xml:space="preserve">Formüller: Conv1d </w:t>
-      </w:r>
-      <w:r>
-        <w:rPr>
-          <w:i/>
-        </w:rPr>
-        <w:t>C_inC_outk T</w:t>
-      </w:r>
-      <w:r>
-        <w:t xml:space="preserve"> · Linear (tüm adımlara uygulanırsa) </w:t>
-      </w:r>
-      <w:r>
-        <w:rPr>
-          <w:i/>
-        </w:rPr>
-        <w:t>in· out· T</w:t>
-      </w:r>
-      <w:r>
-        <w:t xml:space="preserve"> ·</w:t>
-      </w:r>
-    </w:p>
-    <w:p>
-      <w:r>
-        <w:t xml:space="preserve">LSTM </w:t>
-      </w:r>
-      <w:r>
-        <w:rPr>
-          <w:i/>
-        </w:rPr>
-        <w:t>4H(I+H) T</w:t>
-      </w:r>
-      <w:r>
-        <w:t xml:space="preserve"> · Self-attention </w:t>
-      </w:r>
-      <w:r>
-        <w:rPr>
-          <w:i/>
-        </w:rPr>
-        <w:t>4Td^2 + 2T^2 d</w:t>
-      </w:r>
-      <w:r>
-        <w:t xml:space="preserve"> (QKV + </w:t>
-      </w:r>
-      <w:r>
-        <w:rPr>
-          <w:i/>
-        </w:rPr>
-        <w:t>W_O</w:t>
-      </w:r>
-      <w:r>
-        <w:t xml:space="preserve"> = </w:t>
-      </w:r>
-      <w:r>
-        <w:rPr>
-          <w:i/>
-        </w:rPr>
-        <w:t>4Td^2</w:t>
-      </w:r>
-      <w:r>
-        <w:t xml:space="preserve">; </w:t>
-      </w:r>
-      <w:r>
-        <w:rPr>
-          <w:i/>
-        </w:rPr>
-        <w:t>QK^→p</w:t>
-      </w:r>
-      <w:r>
-        <w:t xml:space="preserve"> ve </w:t>
-      </w:r>
-      <w:r>
-        <w:rPr>
-          <w:i/>
-        </w:rPr>
-        <w:t>AV</w:t>
-      </w:r>
-      <w:r>
-        <w:t xml:space="preserve"> = </w:t>
-      </w:r>
-      <w:r>
-        <w:rPr>
-          <w:i/>
-        </w:rPr>
-        <w:t>2T^2d</w:t>
-      </w:r>
-      <w:r>
-        <w:t>).</w:t>
-      </w:r>
-    </w:p>
-    <w:p>
-      <w:pPr>
-        <w:pStyle w:val="Heading4"/>
-      </w:pPr>
-      <w:r>
-        <w:t>Causal CNN</w:t>
-      </w:r>
-    </w:p>
-    <w:tbl>
-      <w:tblPr>
-        <w:tblStyle w:val="LightGrid-Accent1"/>
-        <w:tblW w:type="auto" w:w="0"/>
-        <w:tblLook w:firstColumn="1" w:firstRow="1" w:lastColumn="0" w:lastRow="0" w:noHBand="0" w:noVBand="1" w:val="04A0"/>
-      </w:tblPr>
-      <w:tblGrid>
-        <w:gridCol w:w="3216"/>
-        <w:gridCol w:w="3216"/>
-        <w:gridCol w:w="3216"/>
-      </w:tblGrid>
-      <w:tr>
-        <w:tc>
-          <w:tcPr>
-            <w:tcW w:type="dxa" w:w="3216"/>
-          </w:tcPr>
-          <w:p>
-            <w:r>
-              <w:rPr>
-                <w:sz w:val="18"/>
-              </w:rPr>
-            </w:r>
-            <w:r>
-              <w:rPr>
-                <w:b/>
-                <w:sz w:val="18"/>
-              </w:rPr>
-              <w:t>Katman</w:t>
-            </w:r>
-          </w:p>
-        </w:tc>
-        <w:tc>
-          <w:tcPr>
-            <w:tcW w:type="dxa" w:w="3216"/>
-          </w:tcPr>
-          <w:p>
-            <w:r>
-              <w:rPr>
-                <w:sz w:val="18"/>
-              </w:rPr>
-            </w:r>
-            <w:r>
-              <w:rPr>
-                <w:b/>
-                <w:sz w:val="18"/>
-              </w:rPr>
-              <w:t>Hesap</w:t>
-            </w:r>
-          </w:p>
-        </w:tc>
-        <w:tc>
-          <w:tcPr>
-            <w:tcW w:type="dxa" w:w="3216"/>
-          </w:tcPr>
-          <w:p>
-            <w:r>
-              <w:rPr>
-                <w:sz w:val="18"/>
-              </w:rPr>
-            </w:r>
-            <w:r>
-              <w:rPr>
-                <w:b/>
-                <w:sz w:val="18"/>
-              </w:rPr>
-              <w:t>MAC</w:t>
-            </w:r>
-          </w:p>
-        </w:tc>
-      </w:tr>
-      <w:tr>
-        <w:tc>
-          <w:tcPr>
-            <w:tcW w:type="dxa" w:w="3216"/>
-          </w:tcPr>
-          <w:p>
-            <w:r>
-              <w:rPr>
-                <w:sz w:val="18"/>
-              </w:rPr>
-            </w:r>
-            <w:r>
-              <w:rPr>
-                <w:sz w:val="18"/>
-              </w:rPr>
-              <w:t>giriş 1×1</w:t>
-            </w:r>
-          </w:p>
-        </w:tc>
-        <w:tc>
-          <w:tcPr>
-            <w:tcW w:type="dxa" w:w="3216"/>
-          </w:tcPr>
-          <w:p>
-            <w:r>
-              <w:rPr>
-                <w:sz w:val="18"/>
-              </w:rPr>
-            </w:r>
-            <w:r>
-              <w:rPr>
-                <w:i/>
-                <w:sz w:val="18"/>
-              </w:rPr>
-              <w:t>9·36·168</w:t>
-            </w:r>
-          </w:p>
-        </w:tc>
-        <w:tc>
-          <w:tcPr>
-            <w:tcW w:type="dxa" w:w="3216"/>
-          </w:tcPr>
-          <w:p>
-            <w:r>
-              <w:rPr>
-                <w:sz w:val="18"/>
-              </w:rPr>
-            </w:r>
-            <w:r>
-              <w:rPr>
-                <w:sz w:val="18"/>
-              </w:rPr>
-              <w:t>54 432</w:t>
-            </w:r>
-          </w:p>
-        </w:tc>
-      </w:tr>
-      <w:tr>
-        <w:tc>
-          <w:tcPr>
-            <w:tcW w:type="dxa" w:w="3216"/>
-          </w:tcPr>
-          <w:p>
-            <w:r>
-              <w:rPr>
-                <w:sz w:val="18"/>
-              </w:rPr>
-            </w:r>
-            <w:r>
-              <w:rPr>
-                <w:sz w:val="18"/>
-              </w:rPr>
-              <w:t>1 conv</w:t>
-            </w:r>
-          </w:p>
-        </w:tc>
-        <w:tc>
-          <w:tcPr>
-            <w:tcW w:type="dxa" w:w="3216"/>
-          </w:tcPr>
-          <w:p>
-            <w:r>
-              <w:rPr>
-                <w:sz w:val="18"/>
-              </w:rPr>
-            </w:r>
-            <w:r>
-              <w:rPr>
-                <w:i/>
-                <w:sz w:val="18"/>
-              </w:rPr>
-              <w:t>36·36·3·168</w:t>
-            </w:r>
-          </w:p>
-        </w:tc>
-        <w:tc>
-          <w:tcPr>
-            <w:tcW w:type="dxa" w:w="3216"/>
-          </w:tcPr>
-          <w:p>
-            <w:r>
-              <w:rPr>
-                <w:sz w:val="18"/>
-              </w:rPr>
-            </w:r>
-            <w:r>
-              <w:rPr>
-                <w:sz w:val="18"/>
-              </w:rPr>
-              <w:t>653 184</w:t>
-            </w:r>
-          </w:p>
-        </w:tc>
-      </w:tr>
-      <w:tr>
-        <w:tc>
-          <w:tcPr>
-            <w:tcW w:type="dxa" w:w="3216"/>
-          </w:tcPr>
-          <w:p>
-            <w:r>
-              <w:rPr>
-                <w:sz w:val="18"/>
-              </w:rPr>
-            </w:r>
-            <w:r>
-              <w:rPr>
-                <w:sz w:val="18"/>
-              </w:rPr>
-              <w:t>12 conv (6 blok)</w:t>
-            </w:r>
-          </w:p>
-        </w:tc>
-        <w:tc>
-          <w:tcPr>
-            <w:tcW w:type="dxa" w:w="3216"/>
-          </w:tcPr>
-          <w:p>
-            <w:r>
-              <w:rPr>
-                <w:sz w:val="18"/>
-              </w:rPr>
-            </w:r>
-            <w:r>
-              <w:rPr>
-                <w:i/>
-                <w:sz w:val="18"/>
-              </w:rPr>
-              <w:t>12·653184</w:t>
-            </w:r>
-          </w:p>
-        </w:tc>
-        <w:tc>
-          <w:tcPr>
-            <w:tcW w:type="dxa" w:w="3216"/>
-          </w:tcPr>
-          <w:p>
-            <w:r>
-              <w:rPr>
-                <w:sz w:val="18"/>
-              </w:rPr>
-            </w:r>
-            <w:r>
-              <w:rPr>
-                <w:sz w:val="18"/>
-              </w:rPr>
-              <w:t>7 838 208</w:t>
-            </w:r>
-          </w:p>
-        </w:tc>
-      </w:tr>
-      <w:tr>
-        <w:tc>
-          <w:tcPr>
-            <w:tcW w:type="dxa" w:w="3216"/>
-          </w:tcPr>
-          <w:p>
-            <w:r>
-              <w:rPr>
-                <w:sz w:val="18"/>
-              </w:rPr>
-            </w:r>
-            <w:r>
-              <w:rPr>
-                <w:sz w:val="18"/>
-              </w:rPr>
-              <w:t>baş (yalnız son adım)</w:t>
-            </w:r>
-          </w:p>
-        </w:tc>
-        <w:tc>
-          <w:tcPr>
-            <w:tcW w:type="dxa" w:w="3216"/>
-          </w:tcPr>
-          <w:p>
-            <w:r>
-              <w:rPr>
-                <w:sz w:val="18"/>
-              </w:rPr>
-            </w:r>
-            <w:r>
-              <w:rPr>
-                <w:i/>
-                <w:sz w:val="18"/>
-              </w:rPr>
-              <w:t>36·32+32·1</w:t>
-            </w:r>
-          </w:p>
-        </w:tc>
-        <w:tc>
-          <w:tcPr>
-            <w:tcW w:type="dxa" w:w="3216"/>
-          </w:tcPr>
-          <w:p>
-            <w:r>
-              <w:rPr>
-                <w:sz w:val="18"/>
-              </w:rPr>
-            </w:r>
-            <w:r>
-              <w:rPr>
-                <w:sz w:val="18"/>
-              </w:rPr>
-              <w:t>1 184</w:t>
-            </w:r>
-          </w:p>
-        </w:tc>
-      </w:tr>
-      <w:tr>
-        <w:tc>
-          <w:tcPr>
-            <w:tcW w:type="dxa" w:w="3216"/>
-          </w:tcPr>
-          <w:p>
-            <w:r>
-              <w:rPr>
-                <w:sz w:val="18"/>
-              </w:rPr>
-            </w:r>
-            <w:r>
-              <w:rPr>
-                <w:b/>
-                <w:sz w:val="18"/>
-              </w:rPr>
-              <w:t>Toplam</w:t>
-            </w:r>
-          </w:p>
-        </w:tc>
-        <w:tc>
-          <w:tcPr>
-            <w:tcW w:type="dxa" w:w="3216"/>
-          </w:tcPr>
-          <w:p>
-            <w:r>
-              <w:rPr>
-                <w:sz w:val="18"/>
-              </w:rPr>
-            </w:r>
-          </w:p>
-        </w:tc>
-        <w:tc>
-          <w:tcPr>
-            <w:tcW w:type="dxa" w:w="3216"/>
-          </w:tcPr>
-          <w:p>
-            <w:r>
-              <w:rPr>
-                <w:sz w:val="18"/>
-              </w:rPr>
-            </w:r>
-            <w:r>
-              <w:rPr>
-                <w:b/>
-                <w:sz w:val="18"/>
-              </w:rPr>
-              <w:t>7 893 824</w:t>
-            </w:r>
-          </w:p>
-        </w:tc>
-      </w:tr>
-    </w:tbl>
-    <w:p/>
-    <w:p>
-      <w:pPr>
-        <w:pStyle w:val="Heading4"/>
-      </w:pPr>
-      <w:r>
-        <w:t>LSTM</w:t>
-      </w:r>
-    </w:p>
-    <w:tbl>
-      <w:tblPr>
-        <w:tblStyle w:val="LightGrid-Accent1"/>
-        <w:tblW w:type="auto" w:w="0"/>
-        <w:tblLook w:firstColumn="1" w:firstRow="1" w:lastColumn="0" w:lastRow="0" w:noHBand="0" w:noVBand="1" w:val="04A0"/>
-      </w:tblPr>
-      <w:tblGrid>
-        <w:gridCol w:w="3216"/>
-        <w:gridCol w:w="3216"/>
-        <w:gridCol w:w="3216"/>
-      </w:tblGrid>
-      <w:tr>
-        <w:tc>
-          <w:tcPr>
-            <w:tcW w:type="dxa" w:w="3216"/>
-          </w:tcPr>
-          <w:p>
-            <w:r>
-              <w:rPr>
-                <w:sz w:val="18"/>
-              </w:rPr>
-            </w:r>
-            <w:r>
-              <w:rPr>
-                <w:b/>
-                <w:sz w:val="18"/>
-              </w:rPr>
-              <w:t>Katman</w:t>
-            </w:r>
-          </w:p>
-        </w:tc>
-        <w:tc>
-          <w:tcPr>
-            <w:tcW w:type="dxa" w:w="3216"/>
-          </w:tcPr>
-          <w:p>
-            <w:r>
-              <w:rPr>
-                <w:sz w:val="18"/>
-              </w:rPr>
-            </w:r>
-            <w:r>
-              <w:rPr>
-                <w:b/>
-                <w:sz w:val="18"/>
-              </w:rPr>
-              <w:t>Hesap</w:t>
-            </w:r>
-          </w:p>
-        </w:tc>
-        <w:tc>
-          <w:tcPr>
-            <w:tcW w:type="dxa" w:w="3216"/>
-          </w:tcPr>
-          <w:p>
-            <w:r>
-              <w:rPr>
-                <w:sz w:val="18"/>
-              </w:rPr>
-            </w:r>
-            <w:r>
-              <w:rPr>
-                <w:b/>
-                <w:sz w:val="18"/>
-              </w:rPr>
-              <w:t>MAC</w:t>
-            </w:r>
-          </w:p>
-        </w:tc>
-      </w:tr>
-      <w:tr>
-        <w:tc>
-          <w:tcPr>
-            <w:tcW w:type="dxa" w:w="3216"/>
-          </w:tcPr>
-          <w:p>
-            <w:r>
-              <w:rPr>
-                <w:sz w:val="18"/>
-              </w:rPr>
-            </w:r>
-            <w:r>
-              <w:rPr>
-                <w:sz w:val="18"/>
-              </w:rPr>
-              <w:t>LSTM-1</w:t>
-            </w:r>
-          </w:p>
-        </w:tc>
-        <w:tc>
-          <w:tcPr>
-            <w:tcW w:type="dxa" w:w="3216"/>
-          </w:tcPr>
-          <w:p>
-            <w:r>
-              <w:rPr>
-                <w:sz w:val="18"/>
-              </w:rPr>
-            </w:r>
-            <w:r>
-              <w:rPr>
-                <w:i/>
-                <w:sz w:val="18"/>
-              </w:rPr>
-              <w:t>4·60·69·168</w:t>
-            </w:r>
-          </w:p>
-        </w:tc>
-        <w:tc>
-          <w:tcPr>
-            <w:tcW w:type="dxa" w:w="3216"/>
-          </w:tcPr>
-          <w:p>
-            <w:r>
-              <w:rPr>
-                <w:sz w:val="18"/>
-              </w:rPr>
-            </w:r>
-            <w:r>
-              <w:rPr>
-                <w:sz w:val="18"/>
-              </w:rPr>
-              <w:t>2 782 080</w:t>
-            </w:r>
-          </w:p>
-        </w:tc>
-      </w:tr>
-      <w:tr>
-        <w:tc>
-          <w:tcPr>
-            <w:tcW w:type="dxa" w:w="3216"/>
-          </w:tcPr>
-          <w:p>
-            <w:r>
-              <w:rPr>
-                <w:sz w:val="18"/>
-              </w:rPr>
-            </w:r>
-            <w:r>
-              <w:rPr>
-                <w:sz w:val="18"/>
-              </w:rPr>
-              <w:t>LSTM-2</w:t>
-            </w:r>
-          </w:p>
-        </w:tc>
-        <w:tc>
-          <w:tcPr>
-            <w:tcW w:type="dxa" w:w="3216"/>
-          </w:tcPr>
-          <w:p>
-            <w:r>
-              <w:rPr>
-                <w:sz w:val="18"/>
-              </w:rPr>
-            </w:r>
-            <w:r>
-              <w:rPr>
-                <w:i/>
-                <w:sz w:val="18"/>
-              </w:rPr>
-              <w:t>4·60·120·168</w:t>
-            </w:r>
-          </w:p>
-        </w:tc>
-        <w:tc>
-          <w:tcPr>
-            <w:tcW w:type="dxa" w:w="3216"/>
-          </w:tcPr>
-          <w:p>
-            <w:r>
-              <w:rPr>
-                <w:sz w:val="18"/>
-              </w:rPr>
-            </w:r>
-            <w:r>
-              <w:rPr>
-                <w:sz w:val="18"/>
-              </w:rPr>
-              <w:t>4 838 400</w:t>
-            </w:r>
-          </w:p>
-        </w:tc>
-      </w:tr>
-      <w:tr>
-        <w:tc>
-          <w:tcPr>
-            <w:tcW w:type="dxa" w:w="3216"/>
-          </w:tcPr>
-          <w:p>
-            <w:r>
-              <w:rPr>
-                <w:sz w:val="18"/>
-              </w:rPr>
-            </w:r>
-            <w:r>
-              <w:rPr>
-                <w:sz w:val="18"/>
-              </w:rPr>
-              <w:t>baş</w:t>
-            </w:r>
-          </w:p>
-        </w:tc>
-        <w:tc>
-          <w:tcPr>
-            <w:tcW w:type="dxa" w:w="3216"/>
-          </w:tcPr>
-          <w:p>
-            <w:r>
-              <w:rPr>
-                <w:sz w:val="18"/>
-              </w:rPr>
-            </w:r>
-            <w:r>
-              <w:rPr>
-                <w:i/>
-                <w:sz w:val="18"/>
-              </w:rPr>
-              <w:t>60·32+32</w:t>
-            </w:r>
-          </w:p>
-        </w:tc>
-        <w:tc>
-          <w:tcPr>
-            <w:tcW w:type="dxa" w:w="3216"/>
-          </w:tcPr>
-          <w:p>
-            <w:r>
-              <w:rPr>
-                <w:sz w:val="18"/>
-              </w:rPr>
-            </w:r>
-            <w:r>
-              <w:rPr>
-                <w:sz w:val="18"/>
-              </w:rPr>
-              <w:t>1 952</w:t>
-            </w:r>
-          </w:p>
-        </w:tc>
-      </w:tr>
-      <w:tr>
-        <w:tc>
-          <w:tcPr>
-            <w:tcW w:type="dxa" w:w="3216"/>
-          </w:tcPr>
-          <w:p>
-            <w:r>
-              <w:rPr>
-                <w:sz w:val="18"/>
-              </w:rPr>
-            </w:r>
-            <w:r>
-              <w:rPr>
-                <w:b/>
-                <w:sz w:val="18"/>
-              </w:rPr>
-              <w:t>Toplam</w:t>
-            </w:r>
-          </w:p>
-        </w:tc>
-        <w:tc>
-          <w:tcPr>
-            <w:tcW w:type="dxa" w:w="3216"/>
-          </w:tcPr>
-          <w:p>
-            <w:r>
-              <w:rPr>
-                <w:sz w:val="18"/>
-              </w:rPr>
-            </w:r>
-          </w:p>
-        </w:tc>
-        <w:tc>
-          <w:tcPr>
-            <w:tcW w:type="dxa" w:w="3216"/>
-          </w:tcPr>
-          <w:p>
-            <w:r>
-              <w:rPr>
-                <w:sz w:val="18"/>
-              </w:rPr>
-            </w:r>
-            <w:r>
-              <w:rPr>
-                <w:b/>
-                <w:sz w:val="18"/>
-              </w:rPr>
-              <w:t>7 622 432</w:t>
-            </w:r>
-          </w:p>
-        </w:tc>
-      </w:tr>
-    </w:tbl>
-    <w:p/>
-    <w:p>
-      <w:pPr>
-        <w:pStyle w:val="Heading4"/>
-      </w:pPr>
-      <w:r>
-        <w:t>Causal Transformer</w:t>
-      </w:r>
-    </w:p>
-    <w:tbl>
-      <w:tblPr>
-        <w:tblStyle w:val="LightGrid-Accent1"/>
-        <w:tblW w:type="auto" w:w="0"/>
-        <w:tblLook w:firstColumn="1" w:firstRow="1" w:lastColumn="0" w:lastRow="0" w:noHBand="0" w:noVBand="1" w:val="04A0"/>
-      </w:tblPr>
-      <w:tblGrid>
-        <w:gridCol w:w="3216"/>
-        <w:gridCol w:w="3216"/>
-        <w:gridCol w:w="3216"/>
-      </w:tblGrid>
-      <w:tr>
-        <w:tc>
-          <w:tcPr>
-            <w:tcW w:type="dxa" w:w="3216"/>
-          </w:tcPr>
-          <w:p>
-            <w:r>
-              <w:rPr>
-                <w:sz w:val="18"/>
-              </w:rPr>
-            </w:r>
-            <w:r>
-              <w:rPr>
-                <w:b/>
-                <w:sz w:val="18"/>
-              </w:rPr>
-              <w:t>Katman</w:t>
-            </w:r>
-          </w:p>
-        </w:tc>
-        <w:tc>
-          <w:tcPr>
-            <w:tcW w:type="dxa" w:w="3216"/>
-          </w:tcPr>
-          <w:p>
-            <w:r>
-              <w:rPr>
-                <w:sz w:val="18"/>
-              </w:rPr>
-            </w:r>
-            <w:r>
-              <w:rPr>
-                <w:b/>
-                <w:sz w:val="18"/>
-              </w:rPr>
-              <w:t>Hesap</w:t>
-            </w:r>
-          </w:p>
-        </w:tc>
-        <w:tc>
-          <w:tcPr>
-            <w:tcW w:type="dxa" w:w="3216"/>
-          </w:tcPr>
-          <w:p>
-            <w:r>
-              <w:rPr>
-                <w:sz w:val="18"/>
-              </w:rPr>
-            </w:r>
-            <w:r>
-              <w:rPr>
-                <w:b/>
-                <w:sz w:val="18"/>
-              </w:rPr>
-              <w:t>MAC</w:t>
-            </w:r>
-          </w:p>
-        </w:tc>
-      </w:tr>
-      <w:tr>
-        <w:tc>
-          <w:tcPr>
-            <w:tcW w:type="dxa" w:w="3216"/>
-          </w:tcPr>
-          <w:p>
-            <w:r>
-              <w:rPr>
-                <w:sz w:val="18"/>
-              </w:rPr>
-            </w:r>
-            <w:r>
-              <w:rPr>
-                <w:sz w:val="18"/>
-              </w:rPr>
-              <w:t>giriş projeksiyonu</w:t>
-            </w:r>
-          </w:p>
-        </w:tc>
-        <w:tc>
-          <w:tcPr>
-            <w:tcW w:type="dxa" w:w="3216"/>
-          </w:tcPr>
-          <w:p>
-            <w:r>
-              <w:rPr>
-                <w:sz w:val="18"/>
-              </w:rPr>
-            </w:r>
-            <w:r>
-              <w:rPr>
-                <w:i/>
-                <w:sz w:val="18"/>
-              </w:rPr>
-              <w:t>9·44·168</w:t>
-            </w:r>
-          </w:p>
-        </w:tc>
-        <w:tc>
-          <w:tcPr>
-            <w:tcW w:type="dxa" w:w="3216"/>
-          </w:tcPr>
-          <w:p>
-            <w:r>
-              <w:rPr>
-                <w:sz w:val="18"/>
-              </w:rPr>
-            </w:r>
-            <w:r>
-              <w:rPr>
-                <w:sz w:val="18"/>
-              </w:rPr>
-              <w:t>66 528</w:t>
-            </w:r>
-          </w:p>
-        </w:tc>
-      </w:tr>
-      <w:tr>
-        <w:tc>
-          <w:tcPr>
-            <w:tcW w:type="dxa" w:w="3216"/>
-          </w:tcPr>
-          <w:p>
-            <w:r>
-              <w:rPr>
-                <w:sz w:val="18"/>
-              </w:rPr>
-            </w:r>
-            <w:r>
-              <w:rPr>
-                <w:sz w:val="18"/>
-              </w:rPr>
-              <w:t xml:space="preserve">QKV + </w:t>
-            </w:r>
-            <w:r>
-              <w:rPr>
-                <w:i/>
-                <w:sz w:val="18"/>
-              </w:rPr>
-              <w:t>W_O</w:t>
-            </w:r>
-          </w:p>
-        </w:tc>
-        <w:tc>
-          <w:tcPr>
-            <w:tcW w:type="dxa" w:w="3216"/>
-          </w:tcPr>
-          <w:p>
-            <w:r>
-              <w:rPr>
-                <w:sz w:val="18"/>
-              </w:rPr>
-            </w:r>
-            <w:r>
-              <w:rPr>
-                <w:i/>
-                <w:sz w:val="18"/>
-              </w:rPr>
-              <w:t>4·168·44^2</w:t>
-            </w:r>
-          </w:p>
-        </w:tc>
-        <w:tc>
-          <w:tcPr>
-            <w:tcW w:type="dxa" w:w="3216"/>
-          </w:tcPr>
-          <w:p>
-            <w:r>
-              <w:rPr>
-                <w:sz w:val="18"/>
-              </w:rPr>
-            </w:r>
-            <w:r>
-              <w:rPr>
-                <w:sz w:val="18"/>
-              </w:rPr>
-              <w:t>1 300 992</w:t>
-            </w:r>
-          </w:p>
-        </w:tc>
-      </w:tr>
-      <w:tr>
-        <w:tc>
-          <w:tcPr>
-            <w:tcW w:type="dxa" w:w="3216"/>
-          </w:tcPr>
-          <w:p>
-            <w:r>
-              <w:rPr>
-                <w:sz w:val="18"/>
-              </w:rPr>
-            </w:r>
-            <w:r>
-              <w:rPr>
-                <w:i/>
-                <w:sz w:val="18"/>
-              </w:rPr>
-              <w:t>QK^→p</w:t>
-            </w:r>
-            <w:r>
-              <w:rPr>
-                <w:sz w:val="18"/>
-              </w:rPr>
-              <w:t xml:space="preserve"> + </w:t>
-            </w:r>
-            <w:r>
-              <w:rPr>
-                <w:i/>
-                <w:sz w:val="18"/>
-              </w:rPr>
-              <w:t>AV</w:t>
-            </w:r>
-          </w:p>
-        </w:tc>
-        <w:tc>
-          <w:tcPr>
-            <w:tcW w:type="dxa" w:w="3216"/>
-          </w:tcPr>
-          <w:p>
-            <w:r>
-              <w:rPr>
-                <w:sz w:val="18"/>
-              </w:rPr>
-            </w:r>
-            <w:r>
-              <w:rPr>
-                <w:i/>
-                <w:sz w:val="18"/>
-              </w:rPr>
-              <w:t>2·168^2·44</w:t>
-            </w:r>
-          </w:p>
-        </w:tc>
-        <w:tc>
-          <w:tcPr>
-            <w:tcW w:type="dxa" w:w="3216"/>
-          </w:tcPr>
-          <w:p>
-            <w:r>
-              <w:rPr>
-                <w:sz w:val="18"/>
-              </w:rPr>
-            </w:r>
-            <w:r>
-              <w:rPr>
-                <w:sz w:val="18"/>
-              </w:rPr>
-              <w:t>2 483 712</w:t>
-            </w:r>
-          </w:p>
-        </w:tc>
-      </w:tr>
-      <w:tr>
-        <w:tc>
-          <w:tcPr>
-            <w:tcW w:type="dxa" w:w="3216"/>
-          </w:tcPr>
-          <w:p>
-            <w:r>
-              <w:rPr>
-                <w:sz w:val="18"/>
-              </w:rPr>
-            </w:r>
-            <w:r>
-              <w:rPr>
-                <w:sz w:val="18"/>
-              </w:rPr>
-              <w:t>FFN</w:t>
-            </w:r>
-          </w:p>
-        </w:tc>
-        <w:tc>
-          <w:tcPr>
-            <w:tcW w:type="dxa" w:w="3216"/>
-          </w:tcPr>
-          <w:p>
-            <w:r>
-              <w:rPr>
-                <w:sz w:val="18"/>
-              </w:rPr>
-            </w:r>
-            <w:r>
-              <w:rPr>
-                <w:i/>
-                <w:sz w:val="18"/>
-              </w:rPr>
-              <w:t>2·168·44·88</w:t>
-            </w:r>
-          </w:p>
-        </w:tc>
-        <w:tc>
-          <w:tcPr>
-            <w:tcW w:type="dxa" w:w="3216"/>
-          </w:tcPr>
-          <w:p>
-            <w:r>
-              <w:rPr>
-                <w:sz w:val="18"/>
-              </w:rPr>
-            </w:r>
-            <w:r>
-              <w:rPr>
-                <w:sz w:val="18"/>
-              </w:rPr>
-              <w:t>1 300 992</w:t>
-            </w:r>
-          </w:p>
-        </w:tc>
-      </w:tr>
-      <w:tr>
-        <w:tc>
-          <w:tcPr>
-            <w:tcW w:type="dxa" w:w="3216"/>
-          </w:tcPr>
-          <w:p>
-            <w:r>
-              <w:rPr>
-                <w:sz w:val="18"/>
-              </w:rPr>
-            </w:r>
-            <w:r>
-              <w:rPr>
-                <w:sz w:val="18"/>
-              </w:rPr>
-              <w:t>1 katman</w:t>
-            </w:r>
-          </w:p>
-        </w:tc>
-        <w:tc>
-          <w:tcPr>
-            <w:tcW w:type="dxa" w:w="3216"/>
-          </w:tcPr>
-          <w:p>
-            <w:r>
-              <w:rPr>
-                <w:sz w:val="18"/>
-              </w:rPr>
-            </w:r>
-          </w:p>
-        </w:tc>
-        <w:tc>
-          <w:tcPr>
-            <w:tcW w:type="dxa" w:w="3216"/>
-          </w:tcPr>
-          <w:p>
-            <w:r>
-              <w:rPr>
-                <w:sz w:val="18"/>
-              </w:rPr>
-            </w:r>
-            <w:r>
-              <w:rPr>
-                <w:sz w:val="18"/>
-              </w:rPr>
-              <w:t>5 085 696</w:t>
-            </w:r>
-          </w:p>
-        </w:tc>
-      </w:tr>
-      <w:tr>
-        <w:tc>
-          <w:tcPr>
-            <w:tcW w:type="dxa" w:w="3216"/>
-          </w:tcPr>
-          <w:p>
-            <w:r>
-              <w:rPr>
-                <w:sz w:val="18"/>
-              </w:rPr>
-            </w:r>
-            <w:r>
-              <w:rPr>
-                <w:sz w:val="18"/>
-              </w:rPr>
-              <w:t>3 katman</w:t>
-            </w:r>
-          </w:p>
-        </w:tc>
-        <w:tc>
-          <w:tcPr>
-            <w:tcW w:type="dxa" w:w="3216"/>
-          </w:tcPr>
-          <w:p>
-            <w:r>
-              <w:rPr>
-                <w:sz w:val="18"/>
-              </w:rPr>
-            </w:r>
-          </w:p>
-        </w:tc>
-        <w:tc>
-          <w:tcPr>
-            <w:tcW w:type="dxa" w:w="3216"/>
-          </w:tcPr>
-          <w:p>
-            <w:r>
-              <w:rPr>
-                <w:sz w:val="18"/>
-              </w:rPr>
-            </w:r>
-            <w:r>
-              <w:rPr>
-                <w:sz w:val="18"/>
-              </w:rPr>
-              <w:t>15 257 088</w:t>
-            </w:r>
-          </w:p>
-        </w:tc>
-      </w:tr>
-      <w:tr>
-        <w:tc>
-          <w:tcPr>
-            <w:tcW w:type="dxa" w:w="3216"/>
-          </w:tcPr>
-          <w:p>
-            <w:r>
-              <w:rPr>
-                <w:sz w:val="18"/>
-              </w:rPr>
-            </w:r>
-            <w:r>
-              <w:rPr>
-                <w:sz w:val="18"/>
-              </w:rPr>
-              <w:t>baş</w:t>
-            </w:r>
-          </w:p>
-        </w:tc>
-        <w:tc>
-          <w:tcPr>
-            <w:tcW w:type="dxa" w:w="3216"/>
-          </w:tcPr>
-          <w:p>
-            <w:r>
-              <w:rPr>
-                <w:sz w:val="18"/>
-              </w:rPr>
-            </w:r>
-            <w:r>
-              <w:rPr>
-                <w:i/>
-                <w:sz w:val="18"/>
-              </w:rPr>
-              <w:t>44·32+32</w:t>
-            </w:r>
-          </w:p>
-        </w:tc>
-        <w:tc>
-          <w:tcPr>
-            <w:tcW w:type="dxa" w:w="3216"/>
-          </w:tcPr>
-          <w:p>
-            <w:r>
-              <w:rPr>
-                <w:sz w:val="18"/>
-              </w:rPr>
-            </w:r>
-            <w:r>
-              <w:rPr>
-                <w:sz w:val="18"/>
-              </w:rPr>
-              <w:t>1 440</w:t>
-            </w:r>
-          </w:p>
-        </w:tc>
-      </w:tr>
-      <w:tr>
-        <w:tc>
-          <w:tcPr>
-            <w:tcW w:type="dxa" w:w="3216"/>
-          </w:tcPr>
-          <w:p>
-            <w:r>
-              <w:rPr>
-                <w:sz w:val="18"/>
-              </w:rPr>
-            </w:r>
-            <w:r>
-              <w:rPr>
-                <w:b/>
-                <w:sz w:val="18"/>
-              </w:rPr>
-              <w:t>Toplam</w:t>
-            </w:r>
-          </w:p>
-        </w:tc>
-        <w:tc>
-          <w:tcPr>
-            <w:tcW w:type="dxa" w:w="3216"/>
-          </w:tcPr>
-          <w:p>
-            <w:r>
-              <w:rPr>
-                <w:sz w:val="18"/>
-              </w:rPr>
-            </w:r>
-          </w:p>
-        </w:tc>
-        <w:tc>
-          <w:tcPr>
-            <w:tcW w:type="dxa" w:w="3216"/>
-          </w:tcPr>
-          <w:p>
-            <w:r>
-              <w:rPr>
-                <w:sz w:val="18"/>
-              </w:rPr>
-            </w:r>
-            <w:r>
-              <w:rPr>
-                <w:b/>
-                <w:sz w:val="18"/>
-              </w:rPr>
-              <w:t>15 325 056</w:t>
-            </w:r>
-          </w:p>
-        </w:tc>
-      </w:tr>
-    </w:tbl>
-    <w:p/>
-    <w:tbl>
-      <w:tblPr>
-        <w:tblStyle w:val="LightGrid-Accent1"/>
-        <w:tblW w:type="auto" w:w="0"/>
-        <w:tblLook w:firstColumn="1" w:firstRow="1" w:lastColumn="0" w:lastRow="0" w:noHBand="0" w:noVBand="1" w:val="04A0"/>
-      </w:tblPr>
-      <w:tblGrid>
-        <w:gridCol w:w="2412"/>
-        <w:gridCol w:w="2412"/>
-        <w:gridCol w:w="2412"/>
-        <w:gridCol w:w="2412"/>
-      </w:tblGrid>
-      <w:tr>
-        <w:tc>
-          <w:tcPr>
-            <w:tcW w:type="dxa" w:w="2412"/>
-          </w:tcPr>
-          <w:p>
-            <w:r>
-              <w:rPr>
-                <w:sz w:val="18"/>
-              </w:rPr>
-            </w:r>
-            <w:r>
-              <w:rPr>
-                <w:b/>
-                <w:sz w:val="18"/>
-              </w:rPr>
-              <w:t>Model</w:t>
-            </w:r>
-          </w:p>
-        </w:tc>
-        <w:tc>
-          <w:tcPr>
-            <w:tcW w:type="dxa" w:w="2412"/>
-          </w:tcPr>
-          <w:p>
-            <w:r>
-              <w:rPr>
-                <w:sz w:val="18"/>
-              </w:rPr>
-            </w:r>
-            <w:r>
-              <w:rPr>
-                <w:b/>
-                <w:sz w:val="18"/>
-              </w:rPr>
-              <w:t>Parametre</w:t>
-            </w:r>
-          </w:p>
-        </w:tc>
-        <w:tc>
-          <w:tcPr>
-            <w:tcW w:type="dxa" w:w="2412"/>
-          </w:tcPr>
-          <w:p>
-            <w:r>
-              <w:rPr>
-                <w:sz w:val="18"/>
-              </w:rPr>
-            </w:r>
-            <w:r>
-              <w:rPr>
-                <w:b/>
-                <w:sz w:val="18"/>
-              </w:rPr>
-              <w:t>MAC (</w:t>
-            </w:r>
-            <w:r>
-              <w:rPr>
-                <w:b/>
-                <w:i/>
-                <w:sz w:val="18"/>
-              </w:rPr>
-              <w:t>T=168</w:t>
-            </w:r>
-            <w:r>
-              <w:rPr>
-                <w:b/>
-                <w:sz w:val="18"/>
-              </w:rPr>
-              <w:t>)</w:t>
-            </w:r>
-          </w:p>
-        </w:tc>
-        <w:tc>
-          <w:tcPr>
-            <w:tcW w:type="dxa" w:w="2412"/>
-          </w:tcPr>
-          <w:p>
-            <w:r>
-              <w:rPr>
-                <w:sz w:val="18"/>
-              </w:rPr>
-            </w:r>
-            <w:r>
-              <w:rPr>
-                <w:b/>
-                <w:sz w:val="18"/>
-              </w:rPr>
-              <w:t>MAC / CNN</w:t>
-            </w:r>
-          </w:p>
-        </w:tc>
-      </w:tr>
-      <w:tr>
-        <w:tc>
-          <w:tcPr>
-            <w:tcW w:type="dxa" w:w="2412"/>
-          </w:tcPr>
-          <w:p>
-            <w:r>
-              <w:rPr>
-                <w:sz w:val="18"/>
-              </w:rPr>
-            </w:r>
-            <w:r>
-              <w:rPr>
-                <w:sz w:val="18"/>
-              </w:rPr>
-              <w:t>Causal CNN</w:t>
-            </w:r>
-          </w:p>
-        </w:tc>
-        <w:tc>
-          <w:tcPr>
-            <w:tcW w:type="dxa" w:w="2412"/>
-          </w:tcPr>
-          <w:p>
-            <w:r>
-              <w:rPr>
-                <w:sz w:val="18"/>
-              </w:rPr>
-            </w:r>
-            <w:r>
-              <w:rPr>
-                <w:sz w:val="18"/>
-              </w:rPr>
-              <w:t>48 665</w:t>
-            </w:r>
-          </w:p>
-        </w:tc>
-        <w:tc>
-          <w:tcPr>
-            <w:tcW w:type="dxa" w:w="2412"/>
-          </w:tcPr>
-          <w:p>
-            <w:r>
-              <w:rPr>
-                <w:sz w:val="18"/>
-              </w:rPr>
-            </w:r>
-            <w:r>
-              <w:rPr>
-                <w:sz w:val="18"/>
-              </w:rPr>
-              <w:t>7.89 M</w:t>
-            </w:r>
-          </w:p>
-        </w:tc>
-        <w:tc>
-          <w:tcPr>
-            <w:tcW w:type="dxa" w:w="2412"/>
-          </w:tcPr>
-          <w:p>
-            <w:r>
-              <w:rPr>
-                <w:sz w:val="18"/>
-              </w:rPr>
-            </w:r>
-            <w:r>
-              <w:rPr>
-                <w:sz w:val="18"/>
-              </w:rPr>
-              <w:t>1.00</w:t>
-            </w:r>
-          </w:p>
-        </w:tc>
-      </w:tr>
-      <w:tr>
-        <w:tc>
-          <w:tcPr>
-            <w:tcW w:type="dxa" w:w="2412"/>
-          </w:tcPr>
-          <w:p>
-            <w:r>
-              <w:rPr>
-                <w:sz w:val="18"/>
-              </w:rPr>
-            </w:r>
-            <w:r>
-              <w:rPr>
-                <w:sz w:val="18"/>
-              </w:rPr>
-              <w:t>LSTM</w:t>
-            </w:r>
-          </w:p>
-        </w:tc>
-        <w:tc>
-          <w:tcPr>
-            <w:tcW w:type="dxa" w:w="2412"/>
-          </w:tcPr>
-          <w:p>
-            <w:r>
-              <w:rPr>
-                <w:sz w:val="18"/>
-              </w:rPr>
-            </w:r>
-            <w:r>
-              <w:rPr>
-                <w:sz w:val="18"/>
-              </w:rPr>
-              <w:t>48 305</w:t>
-            </w:r>
-          </w:p>
-        </w:tc>
-        <w:tc>
-          <w:tcPr>
-            <w:tcW w:type="dxa" w:w="2412"/>
-          </w:tcPr>
-          <w:p>
-            <w:r>
-              <w:rPr>
-                <w:sz w:val="18"/>
-              </w:rPr>
-            </w:r>
-            <w:r>
-              <w:rPr>
-                <w:sz w:val="18"/>
-              </w:rPr>
-              <w:t>7.62 M</w:t>
-            </w:r>
-          </w:p>
-        </w:tc>
-        <w:tc>
-          <w:tcPr>
-            <w:tcW w:type="dxa" w:w="2412"/>
-          </w:tcPr>
-          <w:p>
-            <w:r>
-              <w:rPr>
-                <w:sz w:val="18"/>
-              </w:rPr>
-            </w:r>
-            <w:r>
-              <w:rPr>
-                <w:sz w:val="18"/>
-              </w:rPr>
-              <w:t>0.97</w:t>
-            </w:r>
-          </w:p>
-        </w:tc>
-      </w:tr>
-      <w:tr>
-        <w:tc>
-          <w:tcPr>
-            <w:tcW w:type="dxa" w:w="2412"/>
-          </w:tcPr>
-          <w:p>
-            <w:r>
-              <w:rPr>
-                <w:sz w:val="18"/>
-              </w:rPr>
-            </w:r>
-            <w:r>
-              <w:rPr>
-                <w:sz w:val="18"/>
-              </w:rPr>
-              <w:t>Causal Transformer</w:t>
-            </w:r>
-          </w:p>
-        </w:tc>
-        <w:tc>
-          <w:tcPr>
-            <w:tcW w:type="dxa" w:w="2412"/>
-          </w:tcPr>
-          <w:p>
-            <w:r>
-              <w:rPr>
-                <w:sz w:val="18"/>
-              </w:rPr>
-            </w:r>
-            <w:r>
-              <w:rPr>
-                <w:sz w:val="18"/>
-              </w:rPr>
-              <w:t>49 829</w:t>
-            </w:r>
-          </w:p>
-        </w:tc>
-        <w:tc>
-          <w:tcPr>
-            <w:tcW w:type="dxa" w:w="2412"/>
-          </w:tcPr>
-          <w:p>
-            <w:r>
-              <w:rPr>
-                <w:sz w:val="18"/>
-              </w:rPr>
-            </w:r>
-            <w:r>
-              <w:rPr>
-                <w:sz w:val="18"/>
-              </w:rPr>
-              <w:t>15.33 M</w:t>
-            </w:r>
-          </w:p>
-        </w:tc>
-        <w:tc>
-          <w:tcPr>
-            <w:tcW w:type="dxa" w:w="2412"/>
-          </w:tcPr>
-          <w:p>
-            <w:r>
-              <w:rPr>
-                <w:sz w:val="18"/>
-              </w:rPr>
-            </w:r>
-            <w:r>
-              <w:rPr>
-                <w:sz w:val="18"/>
-              </w:rPr>
-              <w:t>1.94</w:t>
+              <w:t>2.04 ms</w:t>
             </w:r>
           </w:p>
         </w:tc>
@@ -12091,85 +11050,31 @@
         <w:pStyle w:val="Quote"/>
       </w:pPr>
       <w:r>
-        <w:t>Causal mask nedeniyle dikkat matrisinin yarısı kullanılmaz; yukarıdaki sayı **yoğun (dense)</w:t>
-      </w:r>
-    </w:p>
-    <w:p>
-      <w:pPr>
-        <w:pStyle w:val="Quote"/>
-      </w:pPr>
-      <w:r>
-        <w:t xml:space="preserve">hesaplama** içindir, çünkü PyTorch tam </w:t>
+        <w:rPr>
+          <w:b/>
+        </w:rPr>
+        <w:t>Metodolojik Not:</w:t>
+      </w:r>
+      <w:r>
+        <w:t xml:space="preserve"> Causal maske nedeniyle dikkat matrisinin alt üçgeni kullanılır; ancak PyTorch CPU üzerinde tam </w:t>
       </w:r>
       <w:r>
         <w:rPr>
           <w:i/>
         </w:rPr>
-        <w:t>T× T</w:t>
-      </w:r>
-      <w:r>
-        <w:t xml:space="preserve"> matrisini hesaplayıp maskeler.</w:t>
-      </w:r>
-    </w:p>
-    <w:p>
-      <w:pPr>
-        <w:pStyle w:val="Quote"/>
-      </w:pPr>
-      <w:r>
-        <w:t>MAC yarışında LSTM ile CNN eşit, Transformer yaklaşık 2× pahalıdır; ancak LSTM'in MAC'leri</w:t>
-      </w:r>
-    </w:p>
-    <w:p>
-      <w:pPr>
-        <w:pStyle w:val="Quote"/>
-      </w:pPr>
-      <w:r>
-        <w:t xml:space="preserve">zamanda </w:t>
+        <w:t>T × T</w:t>
+      </w:r>
+      <w:r>
+        <w:t xml:space="preserve"> yoğun matris çarpımı yapıp ardından maskelediği için donanım seviyesinde yoğun (dense) MAC gerçekleşir. LSTM işlem yükünde CNN ile başa baş iken, zaman adımları sıralı ilerlediği için paralelleşemez; fakat tekil batch (</w:t>
       </w:r>
       <w:r>
         <w:rPr>
-          <w:b/>
+          <w:i/>
         </w:rPr>
-        <w:t>sıralıdır</w:t>
-      </w:r>
-      <w:r>
-        <w:t xml:space="preserve"> (paralelleştirilemez), bu yüzden MAC gerçek gecikmeyi tek başına belirlemez.</w:t>
-      </w:r>
-    </w:p>
-    <w:p>
-      <w:r>
-        <w:rPr>
-          <w:b/>
-        </w:rPr>
-        <w:t>Doğrulama kodu:</w:t>
-      </w:r>
-      <w:r>
-        <w:t xml:space="preserve"> </w:t>
-      </w:r>
-      <w:r>
-        <w:rPr>
-          <w:rFonts w:ascii="Consolas" w:hAnsi="Consolas"/>
-          <w:sz w:val="19"/>
-        </w:rPr>
-        <w:t>count_macs()</w:t>
-      </w:r>
-      <w:r>
-        <w:t xml:space="preserve"> (Conv1d/Linear/LSTM/MultiheadAttention modüllerinin gerçek</w:t>
-      </w:r>
-    </w:p>
-    <w:p>
-      <w:r>
-        <w:t xml:space="preserve">tensör şekillerinden, forward hook ile) ve </w:t>
-      </w:r>
-      <w:r>
-        <w:rPr>
-          <w:rFonts w:ascii="Consolas" w:hAnsi="Consolas"/>
-          <w:sz w:val="19"/>
-        </w:rPr>
-        <w:t>sum(p.numel())</w:t>
-      </w:r>
-      <w:r>
-        <w:t xml:space="preserve"> yukarıdaki tüm toplamlarla birebir eşleşti.</w:t>
+        <w:t>B=1</w:t>
+      </w:r>
+      <w:r>
+        <w:t>) çıkarımında en düşük işlem hafızasıyla en hızlı model olmuştur.</w:t>
       </w:r>
     </w:p>
     <w:p>
@@ -12190,7 +11095,7 @@
         <w:pStyle w:val="Heading2"/>
       </w:pPr>
       <w:r>
-        <w:t>Kovan Ağırlık Değişimi Tahmini - Hipotez Raporu (Aşama 2)</w:t>
+        <w:t>Kovan Ağırlık Değişimi Tahmini — Eğitim Öncesi Hipotez ve Endüktif Yanlılık Raporu</w:t>
       </w:r>
     </w:p>
     <w:p>
@@ -12212,16 +11117,34 @@
         <w:t>Problem:</w:t>
       </w:r>
       <w:r>
-        <w:t xml:space="preserve"> Kovan sensör verileri (ağırlık, iç sıcaklık, iç nem) ve dış hava durumu verileri kullanılarak sonraki 24 saatteki ağırlık değişiminin (</w:t>
+        <w:t xml:space="preserve"> Kovan telemetri sensörleri (</w:t>
       </w:r>
       <w:r>
         <w:rPr>
           <w:i/>
         </w:rPr>
-        <w:t>Δ weight_t+24</w:t>
-      </w:r>
-      <w:r>
-        <w:t xml:space="preserve"> - nektar akışı) tahmini.</w:t>
+        <w:t>w_t, T_in, H_in</w:t>
+      </w:r>
+      <w:r>
+        <w:t>) ve saatlik dış meteoroloji verileri (</w:t>
+      </w:r>
+      <w:r>
+        <w:rPr>
+          <w:i/>
+        </w:rPr>
+        <w:t>T_out, H_out, P_out, V_wind</w:t>
+      </w:r>
+      <w:r>
+        <w:t>) kullanılarak sonraki 24 saatteki kovan ağırlığı değişiminin (</w:t>
+      </w:r>
+      <w:r>
+        <w:rPr>
+          <w:i/>
+        </w:rPr>
+        <w:t>Δ weight_t+24 ∈ mathbbR</w:t>
+      </w:r>
+      <w:r>
+        <w:t>, nektar akışı) kestirimi.</w:t>
       </w:r>
     </w:p>
     <w:p>
@@ -12232,7 +11155,7 @@
         <w:t>Karşılaştırılan Mimariler:</w:t>
       </w:r>
       <w:r>
-        <w:t xml:space="preserve"> Causal Dilated Residual CNN (TCN), LSTM, Causal Masked Transformer.</w:t>
+        <w:t xml:space="preserve"> Causal Dilated Residual CNN (TCN), Long Short-Term Memory (LSTM), Causal Masked Transformer.</w:t>
       </w:r>
     </w:p>
     <w:p>
@@ -12240,12 +11163,33 @@
         <w:pStyle w:val="Heading3"/>
       </w:pPr>
       <w:r>
-        <w:t>1. Endüktif Yanlılık (Inductive Bias) Çerçevesinde Mimari Analizi</w:t>
+        <w:t>1. Endüktif Yanlılık (Inductive Bias) Çerçevesinde Teorik Mimari Analizi</w:t>
       </w:r>
     </w:p>
     <w:p>
       <w:r>
-        <w:t>Model performanslarını belirleyen en temel teorik unsur, seçilen mimarinin probleme özgü veri yapısına dair taşıdığı öncül varsayımlardır (endüktif yanlılık):</w:t>
+        <w:t>Makine öğreniminde bir modelin genelleştirme kabiliyeti, hipotez uzayının (</w:t>
+      </w:r>
+      <w:r>
+        <w:rPr>
+          <w:i/>
+        </w:rPr>
+        <w:t>mathcalH</w:t>
+      </w:r>
+      <w:r>
+        <w:t>) problemin fiziksel ve biyolojik veri üretim sürecine uyumlu öncül varsayımlarla (endüktif yanlılık) ne ölçüde kısıtlandığına bağlıdır:</w:t>
+      </w:r>
+    </w:p>
+    <w:p>
+      <w:pPr>
+        <w:jc w:val="center"/>
+      </w:pPr>
+      <w:r>
+        <w:rPr>
+          <w:rFonts w:ascii="Cambria Math" w:hAnsi="Cambria Math"/>
+          <w:i/>
+        </w:rPr>
+        <w:t>f̂ = argmin_f ∈ mathcalH mathcalL_train(f) + Omega(f)</w:t>
       </w:r>
     </w:p>
     <w:p>
@@ -12264,7 +11208,7 @@
         <w:rPr>
           <w:b/>
         </w:rPr>
-        <w:t>Endüktif Yanlılık:</w:t>
+        <w:t>Temel Endüktif Yanlılık:</w:t>
       </w:r>
       <w:r>
         <w:t xml:space="preserve"> </w:t>
@@ -12285,7 +11229,19 @@
         <w:t>Zamansal Öteleme Eşdeğerliği (Temporal Translation Equivariance)</w:t>
       </w:r>
       <w:r>
-        <w:t>.</w:t>
+        <w:t>:</w:t>
+      </w:r>
+    </w:p>
+    <w:p>
+      <w:pPr>
+        <w:jc w:val="center"/>
+      </w:pPr>
+      <w:r>
+        <w:rPr>
+          <w:rFonts w:ascii="Cambria Math" w:hAnsi="Cambria Math"/>
+          <w:i/>
+        </w:rPr>
+        <w:t>f(mathcalT_tau X) = mathcalT_tau f(X)</w:t>
       </w:r>
     </w:p>
     <w:p>
@@ -12296,10 +11252,24 @@
         <w:rPr>
           <w:b/>
         </w:rPr>
-        <w:t>Kovan Dinamiklerine Uyumu:</w:t>
-      </w:r>
-      <w:r>
-        <w:t xml:space="preserve"> Kovan içi metabolik aktiviteler ve nektar akışı 24 saatlik güneş döngüsüne ve periyodik hava hareketlerine sıkı sıkıya bağlıdır. CNN, çekirdek ağırlıklarını tüm zaman boyunca paylaşarak yerel desenleri (örn. sabah çıkışındaki sıcaklık-ağırlık ilişkisi) konumdan bağımsız olarak tanır. Dilation mekanizması sayesinde uzun geçmişi (haftalık 168 saati) hiyerarşik olarak sıkıştırmadan kavrar.</w:t>
+        <w:t>Biyolojik Kovan Dinamiklerine Uyumu:</w:t>
+      </w:r>
+      <w:r>
+        <w:t xml:space="preserve">  </w:t>
+      </w:r>
+    </w:p>
+    <w:p>
+      <w:r>
+        <w:t>Bal arılarının (</w:t>
+      </w:r>
+      <w:r>
+        <w:rPr>
+          <w:i/>
+        </w:rPr>
+        <w:t>Apis mellifera</w:t>
+      </w:r>
+      <w:r>
+        <w:t>) nektar toplama uçuşları, kovan içi havalandırma faaliyetleri ve metabolik tüketimi, doğrudan 24 saatlik güneş döngüsüne (sirkadiyen ritim) ve yerel sıcaklık değişimlerine bağlıdır. Konvolüsyonel çekirdekler zaman ekseni boyunca ağırlık paylaştığı için (weight sharing), günün belirli saatlerinde ortaya çıkan tipik mikro-örüntüleri (örn. sabah uçuş başlangıcındaki ani ağırlık kaybı veya akşam nektar depolaması) zamansal konumdan bağımsız olarak çok az serbest parametreyle öğrenebilir.</w:t>
       </w:r>
     </w:p>
     <w:p>
@@ -12310,10 +11280,61 @@
         <w:rPr>
           <w:b/>
         </w:rPr>
-        <w:t>Beklenti:</w:t>
-      </w:r>
-      <w:r>
-        <w:t xml:space="preserve"> Veri boyutunun küçük/orta ölçekli olduğu bu senaryoda aşırı öğrenmeye (overfitting) karşı en dirençli ve en kararlı model olacaktır.</w:t>
+        <w:t>Genişletilmiş Geçmiş (Dilation):</w:t>
+      </w:r>
+      <w:r>
+        <w:t xml:space="preserve">  </w:t>
+      </w:r>
+    </w:p>
+    <w:p>
+      <w:r>
+        <w:t>Üstel artan dilation faktörleri (</w:t>
+      </w:r>
+      <w:r>
+        <w:rPr>
+          <w:i/>
+        </w:rPr>
+        <w:t>d ∈ 1, 2, 4, 8, 16, 32</w:t>
+      </w:r>
+      <w:r>
+        <w:t xml:space="preserve">) sayesinde, 168 saatlik haftalık hava örüntüleri herhangi bir bilgi sıkıştırma darboğazına (compression bottleneck) uğramadan hiyerarşik olarak </w:t>
+      </w:r>
+      <w:r>
+        <w:rPr>
+          <w:i/>
+        </w:rPr>
+        <w:t>RF=253</w:t>
+      </w:r>
+      <w:r>
+        <w:t xml:space="preserve"> adımlık bir kapsama alanında işlenir.</w:t>
+      </w:r>
+    </w:p>
+    <w:p>
+      <w:pPr>
+        <w:pStyle w:val="ListBullet"/>
+      </w:pPr>
+      <w:r>
+        <w:rPr>
+          <w:b/>
+        </w:rPr>
+        <w:t>Ampirik Beklenti:</w:t>
+      </w:r>
+      <w:r>
+        <w:t xml:space="preserve">  </w:t>
+      </w:r>
+    </w:p>
+    <w:p>
+      <w:r>
+        <w:t xml:space="preserve">Kısıtlı etiketli veri hacminde (~10.000 saatlik eğitim örneği) güçlü yapısal kısıtları sayesinde </w:t>
+      </w:r>
+      <w:r>
+        <w:rPr>
+          <w:b/>
+        </w:rPr>
+        <w:t>aşırı öğrenmeye (overfitting) en dirençli</w:t>
+      </w:r>
+      <w:r>
+        <w:t xml:space="preserve"> ve en düşük genelleştirme varyansına sahip mimari olması beklenmektedir.</w:t>
       </w:r>
     </w:p>
     <w:p>
@@ -12321,7 +11342,7 @@
         <w:pStyle w:val="Heading4"/>
       </w:pPr>
       <w:r>
-        <w:t>B. LSTM (Long Short-Term Memory)</w:t>
+        <w:t>B. Long Short-Term Memory (LSTM)</w:t>
       </w:r>
     </w:p>
     <w:p>
@@ -12332,7 +11353,7 @@
         <w:rPr>
           <w:b/>
         </w:rPr>
-        <w:t>Endüktif Yanlılık:</w:t>
+        <w:t>Temel Endüktif Yanlılık:</w:t>
       </w:r>
       <w:r>
         <w:t xml:space="preserve"> </w:t>
@@ -12341,7 +11362,7 @@
         <w:rPr>
           <w:b/>
         </w:rPr>
-        <w:t>Ardışıklık (Recurrence)</w:t>
+        <w:t>Ardışıklık (Strict Recurrence)</w:t>
       </w:r>
       <w:r>
         <w:t xml:space="preserve"> ve </w:t>
@@ -12350,10 +11371,22 @@
         <w:rPr>
           <w:b/>
         </w:rPr>
-        <w:t>Markovian Durum Güncellemesi (State-Space Bottleneck)</w:t>
-      </w:r>
-      <w:r>
-        <w:t>.</w:t>
+        <w:t>Markovian Durum Güncellemesi</w:t>
+      </w:r>
+      <w:r>
+        <w:t>:</w:t>
+      </w:r>
+    </w:p>
+    <w:p>
+      <w:pPr>
+        <w:jc w:val="center"/>
+      </w:pPr>
+      <w:r>
+        <w:rPr>
+          <w:rFonts w:ascii="Cambria Math" w:hAnsi="Cambria Math"/>
+          <w:i/>
+        </w:rPr>
+        <w:t>h_t, c_t = LSTM(x_t, h_t-1, c_t-1)</w:t>
       </w:r>
     </w:p>
     <w:p>
@@ -12364,28 +11397,33 @@
         <w:rPr>
           <w:b/>
         </w:rPr>
-        <w:t>Kovan Dinamiklerine Uyumu:</w:t>
-      </w:r>
-      <w:r>
-        <w:t xml:space="preserve"> Kovanın bir anlık biyolojik kütlesi ve koloninin gücü, geçmiş zaman adımlarının kümülatif birikimidir. LSTM’in gizli durumu (</w:t>
+        <w:t>Biyolojik Kovan Dinamiklerine Uyumu:</w:t>
+      </w:r>
+      <w:r>
+        <w:t xml:space="preserve">  </w:t>
+      </w:r>
+    </w:p>
+    <w:p>
+      <w:r>
+        <w:t>Kovanın mevcut biyokütlesi, yavru alanı büyüklüğü ve bal stoku kümülatif birikimli bir durum değişkenidir (state variable). LSTM hücresinin gizli durumu (</w:t>
       </w:r>
       <w:r>
         <w:rPr>
           <w:i/>
         </w:rPr>
-        <w:t>h_t</w:t>
-      </w:r>
-      <w:r>
-        <w:t>) ve hücre hafızası (</w:t>
+        <w:t>h_t ∈ mathbbR^H</w:t>
+      </w:r>
+      <w:r>
+        <w:t>) ve bellek hücresi (</w:t>
       </w:r>
       <w:r>
         <w:rPr>
           <w:i/>
         </w:rPr>
-        <w:t>c_t</w:t>
-      </w:r>
-      <w:r>
-        <w:t>), koloninin iç durumunu taşımak için doğal bir yapı sunar.</w:t>
+        <w:t>c_t ∈ mathbbR^H</w:t>
+      </w:r>
+      <w:r>
+        <w:t>), biyolojik koloninin içsel dinamik durumunu zamanda ileriye doğru taşımak için son derece doğal bir endüktif yanlılığa sahiptir.</w:t>
       </w:r>
     </w:p>
     <w:p>
@@ -12396,10 +11434,43 @@
         <w:rPr>
           <w:b/>
         </w:rPr>
-        <w:t>Kısıt ve Beklenti:</w:t>
-      </w:r>
-      <w:r>
-        <w:t xml:space="preserve"> 168 adımlık uzun bağlamlarda BPTT sırasında gradyan sönümlenmesi (vanishing gradient) ve sabit boyutlu durum vektörünün uzun geçmişi özetlemede yaşayacağı bilgi kaybı (compression bottleneck) nedeniyle CNN'in biraz gerisinde kalması beklenmektedir.</w:t>
+        <w:t>Teorik Kısıt:</w:t>
+      </w:r>
+      <w:r>
+        <w:t xml:space="preserve">  </w:t>
+      </w:r>
+    </w:p>
+    <w:p>
+      <w:r>
+        <w:t>Buna karşılık, 168 zaman adımı boyunca geriye yayılımda (BPTT), kapı gradyanlarının kümülatif çarpımı nedeniyle gradyan sönümlenmesi (vanishing gradient) kaçınılmazdır. Ayrıca sabit boyutlu (</w:t>
+      </w:r>
+      <w:r>
+        <w:rPr>
+          <w:i/>
+        </w:rPr>
+        <w:t>H=60</w:t>
+      </w:r>
+      <w:r>
+        <w:t>) tek bir vektörün 7 günlük meteorolojik fırtına/kuraklık geçmişini sıkıştırma zorunluluğu bilgi kaybına yol açabilir.</w:t>
+      </w:r>
+    </w:p>
+    <w:p>
+      <w:pPr>
+        <w:pStyle w:val="ListBullet"/>
+      </w:pPr>
+      <w:r>
+        <w:rPr>
+          <w:b/>
+        </w:rPr>
+        <w:t>Ampirik Beklenti:</w:t>
+      </w:r>
+      <w:r>
+        <w:t xml:space="preserve">  </w:t>
+      </w:r>
+    </w:p>
+    <w:p>
+      <w:r>
+        <w:t>Kısa bağlamlarda çok güçlü bir performans sergilemesi, ancak bağlam 168 saate uzadığında doyuma ulaşarak CNN'in bir miktar gerisinde kalması beklenmektedir.</w:t>
       </w:r>
     </w:p>
     <w:p>
@@ -12418,7 +11489,7 @@
         <w:rPr>
           <w:b/>
         </w:rPr>
-        <w:t>Endüktif Yanlılık:</w:t>
+        <w:t>Temel Endüktif Yanlılık:</w:t>
       </w:r>
       <w:r>
         <w:t xml:space="preserve"> </w:t>
@@ -12427,10 +11498,22 @@
         <w:rPr>
           <w:b/>
         </w:rPr>
-        <w:t>Global İlişki ve Düşük Yapısal Yanlılık (Weak Inductive Bias)</w:t>
-      </w:r>
-      <w:r>
-        <w:t>.</w:t>
+        <w:t>Global İlişkisellik ve Zayıf Yapısal Yanlılık (Weak Inductive Bias)</w:t>
+      </w:r>
+      <w:r>
+        <w:t>:</w:t>
+      </w:r>
+    </w:p>
+    <w:p>
+      <w:pPr>
+        <w:jc w:val="center"/>
+      </w:pPr>
+      <w:r>
+        <w:rPr>
+          <w:rFonts w:ascii="Cambria Math" w:hAnsi="Cambria Math"/>
+          <w:i/>
+        </w:rPr>
+        <w:t>Attention(Q, K, V) = softmax≤ft(fracQK^→psqrtd + M) V, quad M_ij = begincases 0, &amp; i ≥ j -∈fty, &amp; i &lt; j endcases</w:t>
       </w:r>
     </w:p>
     <w:p>
@@ -12441,10 +11524,24 @@
         <w:rPr>
           <w:b/>
         </w:rPr>
-        <w:t>Kovan Dinamiklerine Uyumu:</w:t>
-      </w:r>
-      <w:r>
-        <w:t xml:space="preserve"> Transformer, adımlar arasındaki bağımsızlığı varsaymaz; dinamik self-attention ile herhangi iki saat arasındaki (örn. 5 gün önceki yağış ile bugünkü ağırlık) doğrudan korelasyonu yakalayabilir.</w:t>
+        <w:t>Biyolojik Kovan Dinamiklerine Uyumu:</w:t>
+      </w:r>
+      <w:r>
+        <w:t xml:space="preserve">  </w:t>
+      </w:r>
+    </w:p>
+    <w:p>
+      <w:r>
+        <w:t xml:space="preserve">Transformer mimarisi, adımlar arasında doğuştan gelen hiçbir yerellik veya ardışıklık varsaymaz. Dinamik dikkat matrisi sayesinde, örneğin 5 gün önceki şiddetli bir yağış ile bugünkü nektar açığı arasında doğrudan </w:t>
+      </w:r>
+      <w:r>
+        <w:rPr>
+          <w:i/>
+        </w:rPr>
+        <w:t>mathcalO(1)</w:t>
+      </w:r>
+      <w:r>
+        <w:t xml:space="preserve"> mesafeli bağ kurabilir.</w:t>
       </w:r>
     </w:p>
     <w:p>
@@ -12455,10 +11552,43 @@
         <w:rPr>
           <w:b/>
         </w:rPr>
-        <w:t>Kısıt ve Beklenti:</w:t>
-      </w:r>
-      <w:r>
-        <w:t xml:space="preserve"> Konumsal öteleme değişmezliği doğuştan gelmediği (yalnızca positional encoding ile öğrenildiği) ve self-attention mekanizması yüksek veri hacmine ihtiyaç duyduğu için, sınırlı sayıdaki kovan verisinde aşırı öğrenmeye en yatkın model olacaktır.</w:t>
+        <w:t>Teorik Kısıt:</w:t>
+      </w:r>
+      <w:r>
+        <w:t xml:space="preserve">  </w:t>
+      </w:r>
+    </w:p>
+    <w:p>
+      <w:r>
+        <w:t>Zaman serilerinde konumsal sıra bilgisi mimarinin içine gömülü değildir; yalnızca sinüzoidal konumsal kodlama (</w:t>
+      </w:r>
+      <w:r>
+        <w:rPr>
+          <w:i/>
+        </w:rPr>
+        <w:t>PE</w:t>
+      </w:r>
+      <w:r>
+        <w:t>) ile modele sonradan eklenir. Zayıf endüktif yanlılığa sahip modellerin düzenlilikleri sıfırdan öğrenebilmesi için devasa veri hacimleri gereklidir.</w:t>
+      </w:r>
+    </w:p>
+    <w:p>
+      <w:pPr>
+        <w:pStyle w:val="ListBullet"/>
+      </w:pPr>
+      <w:r>
+        <w:rPr>
+          <w:b/>
+        </w:rPr>
+        <w:t>Ampirik Beklenti:</w:t>
+      </w:r>
+      <w:r>
+        <w:t xml:space="preserve">  </w:t>
+      </w:r>
+    </w:p>
+    <w:p>
+      <w:r>
+        <w:t>Tek bir kovanın kısıtlı verisinde, serbest parametrelerin aşırı esnekliği nedeniyle eğitim kümesine kolayca aşırı uyum sağlayacağı (overfitting) ve test kümesinde en yüksek genelleştirme hatasını ve en geniş güven aralığını üreteceği öngörülmektedir.</w:t>
       </w:r>
     </w:p>
     <w:p>
@@ -12466,7 +11596,12 @@
         <w:pStyle w:val="Heading3"/>
       </w:pPr>
       <w:r>
-        <w:t>2. Önceden Belirlenen Hipotez (Eğitim Öncesi Öngörü)</w:t>
+        <w:t>2. Eğitim Öncesi Hipotez Kararları (Nihai Sıralama Öngörüsü)</w:t>
+      </w:r>
+    </w:p>
+    <w:p>
+      <w:r>
+        <w:t>Eğitim boru hattı başlatılmadan önce aşağıdaki üç spesifik hipotez kayıt altına alınmıştır:</w:t>
       </w:r>
     </w:p>
     <w:p>
@@ -12477,7 +11612,7 @@
         <w:rPr>
           <w:b/>
         </w:rPr>
-        <w:t>Az ve Orta Ölçekli Veride:</w:t>
+        <w:t>Ana Performans Sıralaması (Kilitli Test Kümesi):</w:t>
       </w:r>
       <w:r>
         <w:t xml:space="preserve">  </w:t>
@@ -12492,12 +11627,18 @@
           <w:rFonts w:ascii="Cambria Math" w:hAnsi="Cambria Math"/>
           <w:i/>
         </w:rPr>
-        <w:t>Causal CNN ≥ LSTM &gt; Causal Transformer</w:t>
+        <w:t>Causal Dilated CNN (TCN) ≥ LSTM &gt; Causal Transformer</w:t>
       </w:r>
     </w:p>
     <w:p>
       <w:r>
-        <w:t>Causal CNN, güçlü yerel yanlılığı ve dilation sayesinde en düşük test hatasını (MAE/RMSE) ve en dar güven aralığını verecektir.</w:t>
+        <w:rPr>
+          <w:i/>
+        </w:rPr>
+        <w:t>Gerekçe:</w:t>
+      </w:r>
+      <w:r>
+        <w:t xml:space="preserve"> Yerellik ve öteleme eşdeğerliği, 24 saatlik sirkadiyen kovan döngüsünü modellemek için en güçlü koruyucu yanlılıktır.</w:t>
       </w:r>
     </w:p>
     <w:p>
@@ -12508,7 +11649,7 @@
         <w:rPr>
           <w:b/>
         </w:rPr>
-        <w:t>Bağlam Uzunluğu Arttıkça (1 Gün $\to$ 3 Gün $\to$ 7 Gün):</w:t>
+        <w:t>Bağlam Uzunluğuna Duyarlılık ($24\text{s} \to 72\text{s} \to 168\text{s}$):</w:t>
       </w:r>
       <w:r>
         <w:t xml:space="preserve">  </w:t>
@@ -12516,7 +11657,7 @@
     </w:p>
     <w:p>
       <w:r>
-        <w:t>Transformer'ın bağlam genişledikçe performans artışı LSTM'e kıyasla daha belirgin olacak; LSTM ise 168 adımda gradyan sönümlemesi nedeniyle doyuma ulaşacaktır.</w:t>
+        <w:t>Transformer'ın bağlam genişledikçe göreceli hata düşüşü LSTM'e kıyasla daha belirgin olacak; LSTM ise 168 adımda gradyan sönümlenmesi ve durum sıkışması nedeniyle doyuma ulaşacaktır.</w:t>
       </w:r>
     </w:p>
     <w:p>
@@ -12527,7 +11668,7 @@
         <w:rPr>
           <w:b/>
         </w:rPr>
-        <w:t>Çıkarım Hızı (Latency):</w:t>
+        <w:t>Çıkarım Gecikmesi (CPU Latency, Batch=1):</w:t>
       </w:r>
       <w:r>
         <w:t xml:space="preserve">  </w:t>
@@ -12535,7 +11676,16 @@
     </w:p>
     <w:p>
       <w:r>
-        <w:t>Causal CNN paralelleştirilebilir konvolüsyon yapısıyla CPU üzerinde en düşük p50/p95 gecikmesini sunarken, Transformer matris çarpımları nedeniyle en yüksek gecikmeye sahip olacaktır.</w:t>
+        <w:t>Paralel konvolüsyonel çekirdekler sayesinde Causal CNN en düşük çıkarım gecikmesini (</w:t>
+      </w:r>
+      <w:r>
+        <w:rPr>
+          <w:i/>
+        </w:rPr>
+        <w:t>p_50, p_95</w:t>
+      </w:r>
+      <w:r>
+        <w:t>) sunacak; yoğun matris çarpımları nedeniyle Transformer en yüksek gecikmeye sahip olacaktır.</w:t>
       </w:r>
     </w:p>
     <w:sectPr>

--- a/report/Kovan_Rapor.docx
+++ b/report/Kovan_Rapor.docx
@@ -813,13 +813,13 @@
     </w:p>
     <w:p>
       <w:r>
-        <w:t xml:space="preserve">Ödev şartı gereği karşılaştırmanın tam anlamıyla adil ve izo-koşullarda olması için tüm modellerde </w:t>
+        <w:t xml:space="preserve">Deneysel karşılaştırmanın tam anlamıyla adil, tarafsız ve izo-hesaplama koşullarında yürütülmesi amacıyla tüm modellerde </w:t>
       </w:r>
       <w:r>
         <w:rPr>
           <w:b/>
         </w:rPr>
-        <w:t>aynı eğitim ve tuning bütçesi protokolü</w:t>
+        <w:t>aynı eğitim ve hiperparametre optimizasyon protokolü</w:t>
       </w:r>
       <w:r>
         <w:t xml:space="preserve"> katı şekilde uygulanmıştır:</w:t>

--- a/report/Kovan_Rapor.docx
+++ b/report/Kovan_Rapor.docx
@@ -18,7 +18,7 @@
         <w:t>Öğrenci:</w:t>
       </w:r>
       <w:r>
-        <w:t xml:space="preserve"> Serxan M.</w:t>
+        <w:t xml:space="preserve"> Sarkan MAMMADOV</w:t>
       </w:r>
     </w:p>
     <w:p>
@@ -29,7 +29,29 @@
         <w:t>Ders:</w:t>
       </w:r>
       <w:r>
-        <w:t xml:space="preserve"> Derin Öğrenme / Zaman Serileri Analizi</w:t>
+        <w:t xml:space="preserve"> BM 618 - Derin Öğrenme ve Büyük Dil Modelleri</w:t>
+      </w:r>
+    </w:p>
+    <w:p>
+      <w:r>
+        <w:rPr>
+          <w:b/>
+        </w:rPr>
+        <w:t>Öğretim Üyesi:</w:t>
+      </w:r>
+      <w:r>
+        <w:t xml:space="preserve"> Dr. Öğr. Üyesi Ahmet ALBAYRAK</w:t>
+      </w:r>
+    </w:p>
+    <w:p>
+      <w:r>
+        <w:rPr>
+          <w:b/>
+        </w:rPr>
+        <w:t>Bölüm:</w:t>
+      </w:r>
+      <w:r>
+        <w:t xml:space="preserve"> Bilgisayar Mühendisliği / Mühendislik Fakültesi</w:t>
       </w:r>
     </w:p>
     <w:p>
@@ -51,14 +73,7 @@
         <w:t>Kod ve Deney Reposu:</w:t>
       </w:r>
       <w:r>
-        <w:t xml:space="preserve"> </w:t>
-      </w:r>
-      <w:r>
-        <w:rPr>
-          <w:rFonts w:ascii="Consolas" w:hAnsi="Consolas"/>
-          <w:sz w:val="19"/>
-        </w:rPr>
-        <w:t>C:\Users\serxan.m\Desktop\kovan_project</w:t>
+        <w:t xml:space="preserve"> [https://github.com/sarkannnn/beehive-nectar-flow-prediction](https://github.com/sarkannnn/beehive-nectar-flow-prediction)</w:t>
       </w:r>
     </w:p>
     <w:p>
@@ -8893,6 +8908,39 @@
       </w:r>
     </w:p>
     <w:p>
+      <w:r>
+        <w:rPr>
+          <w:b/>
+        </w:rPr>
+        <w:t>Öğrenci:</w:t>
+      </w:r>
+      <w:r>
+        <w:t xml:space="preserve"> Sarkan MAMMADOV</w:t>
+      </w:r>
+    </w:p>
+    <w:p>
+      <w:r>
+        <w:rPr>
+          <w:b/>
+        </w:rPr>
+        <w:t>Ders:</w:t>
+      </w:r>
+      <w:r>
+        <w:t xml:space="preserve"> BM 618 - Derin Öğrenme ve Büyük Dil Modelleri</w:t>
+      </w:r>
+    </w:p>
+    <w:p>
+      <w:r>
+        <w:rPr>
+          <w:b/>
+        </w:rPr>
+        <w:t>Öğretim Üyesi:</w:t>
+      </w:r>
+      <w:r>
+        <w:t xml:space="preserve"> Dr. Öğr. Üyesi Ahmet ALBAYRAK</w:t>
+      </w:r>
+    </w:p>
+    <w:p>
       <w:pPr>
         <w:pStyle w:val="Quote"/>
       </w:pPr>
@@ -11096,6 +11144,39 @@
       </w:pPr>
       <w:r>
         <w:t>Kovan Ağırlık Değişimi Tahmini — Eğitim Öncesi Hipotez ve Endüktif Yanlılık Raporu</w:t>
+      </w:r>
+    </w:p>
+    <w:p>
+      <w:r>
+        <w:rPr>
+          <w:b/>
+        </w:rPr>
+        <w:t>Öğrenci:</w:t>
+      </w:r>
+      <w:r>
+        <w:t xml:space="preserve"> Sarkan MAMMADOV</w:t>
+      </w:r>
+    </w:p>
+    <w:p>
+      <w:r>
+        <w:rPr>
+          <w:b/>
+        </w:rPr>
+        <w:t>Ders:</w:t>
+      </w:r>
+      <w:r>
+        <w:t xml:space="preserve"> BM 618 - Derin Öğrenme ve Büyük Dil Modelleri</w:t>
+      </w:r>
+    </w:p>
+    <w:p>
+      <w:r>
+        <w:rPr>
+          <w:b/>
+        </w:rPr>
+        <w:t>Öğretim Üyesi:</w:t>
+      </w:r>
+      <w:r>
+        <w:t xml:space="preserve"> Dr. Öğr. Üyesi Ahmet ALBAYRAK</w:t>
       </w:r>
     </w:p>
     <w:p>

--- a/report/Kovan_Rapor.docx
+++ b/report/Kovan_Rapor.docx
@@ -449,7 +449,7 @@
         <w:pStyle w:val="ListBullet2"/>
       </w:pPr>
       <w:r>
-        <w:t>Sızıntıyı (lookahead temporal leakage) engellemek amacıyla dönemler arasına en az pencere boyutu (</w:t>
+        <w:t>Geleceğe sızıntıyı (lookahead temporal leakage) engellemek amacıyla dönemler arasına en az pencere boyutu (</w:t>
       </w:r>
       <w:r>
         <w:rPr>
@@ -475,16 +475,7 @@
         <w:t>μ, σ</w:t>
       </w:r>
       <w:r>
-        <w:t xml:space="preserve">) </w:t>
-      </w:r>
-      <w:r>
-        <w:rPr>
-          <w:b/>
-        </w:rPr>
-        <w:t>yalnızca eğitim kümesinden</w:t>
-      </w:r>
-      <w:r>
-        <w:t xml:space="preserve"> hesaplanmış, doğrulama ve test kümelerine sızdırılmamıştır.</w:t>
+        <w:t>) yalnızca eğitim kümesinden hesaplanmış, doğrulama ve test kümelerine sızdırılmamıştır.</w:t>
       </w:r>
     </w:p>
     <w:p>
@@ -514,26 +505,432 @@
         <w:pStyle w:val="Heading2"/>
       </w:pPr>
       <w:r>
-        <w:t>2. Hipotez (Eğitimden Önce — Endüktif Yanlılık Çerçevesi)</w:t>
+        <w:t>2. Hipotez ve Endüktif Yanlılık (Eğitim Öncesi Teorik Değerlendirme)</w:t>
       </w:r>
     </w:p>
     <w:p>
       <w:r>
-        <w:t>Model performanslarını belirleyen en temel teorik unsur, seçilen mimarinin kovan biyolojisine ve zaman serisi dinamiğine dair taşıdığı öncül yapısal varsayımlardır:</w:t>
+        <w:t>Bir derin öğrenme modelinin kovan telemetrisi gibi karmaşık biyolojik zaman serilerindeki genelleştirme başarısı, mimarinin kovan dinamiklerine dair taşıdığı yapısal öncül varsayımlarla (endüktif yanlılık) ne ölçüde örtüştüğüne bağlıdır. Eğitim boru hattı çalıştırılmadan önce üç mimari kuramsal olarak şöyle değerlendirilmiştir:</w:t>
       </w:r>
     </w:p>
     <w:p>
-      <w:pPr>
-        <w:pStyle w:val="ListNumber"/>
-      </w:pPr>
       <w:r>
         <w:rPr>
           <w:b/>
         </w:rPr>
         <w:t>Causal Dilated Residual CNN (TCN):</w:t>
       </w:r>
-      <w:r>
-        <w:t xml:space="preserve">  </w:t>
+    </w:p>
+    <w:p>
+      <w:r>
+        <w:t>Konvolüsyonel mimariler, güçlü yerellik (</w:t>
+      </w:r>
+      <w:r>
+        <w:rPr>
+          <w:i/>
+        </w:rPr>
+        <w:t>locality</w:t>
+      </w:r>
+      <w:r>
+        <w:t>) ve zamansal öteleme eşdeğerliği (</w:t>
+      </w:r>
+      <w:r>
+        <w:rPr>
+          <w:i/>
+        </w:rPr>
+        <w:t>temporal translation equivariance</w:t>
+      </w:r>
+      <w:r>
+        <w:t>) varsayımı taşır. Bal arılarının (</w:t>
+      </w:r>
+      <w:r>
+        <w:rPr>
+          <w:i/>
+        </w:rPr>
+        <w:t>Apis mellifera</w:t>
+      </w:r>
+      <w:r>
+        <w:t>) nektar toplama, kovan havalandırma ve metabolik tüketim faaliyetleri 24 saatlik güneş döngüsüne (sirkadiyen ritim) sıkı sıkıya bağlıdır. Çekirdek ağırlıklarının zaman boyunca paylaşılması (</w:t>
+      </w:r>
+      <w:r>
+        <w:rPr>
+          <w:i/>
+        </w:rPr>
+        <w:t>weight sharing</w:t>
+      </w:r>
+      <w:r>
+        <w:t>), sabah çıkışlarındaki kütle kaybı veya akşam nektar depolanması gibi mikro-örüntülerin zamansal konumdan bağımsız olarak az sayıda parametreyle kararlı öğrenilmesini sağlar. Üstel artan dilation mekanizması (</w:t>
+      </w:r>
+      <w:r>
+        <w:rPr>
+          <w:i/>
+        </w:rPr>
+        <w:t>d ∈ 1, 2, 4, 8, 16, 32</w:t>
+      </w:r>
+      <w:r>
+        <w:t>) ise 168 saatlik haftalık hava dalgalarını herhangi bir sıkıştırma darboğazı (</w:t>
+      </w:r>
+      <w:r>
+        <w:rPr>
+          <w:i/>
+        </w:rPr>
+        <w:t>bottleneck</w:t>
+      </w:r>
+      <w:r>
+        <w:t xml:space="preserve">) olmaksızın </w:t>
+      </w:r>
+      <w:r>
+        <w:rPr>
+          <w:i/>
+        </w:rPr>
+        <w:t>RF=253</w:t>
+      </w:r>
+      <w:r>
+        <w:t xml:space="preserve"> adımlık kapsama alanında işler. Bu yapısal avantajlar sebebiyle CNN'in kısıtlı veride aşırı öğrenmeye (</w:t>
+      </w:r>
+      <w:r>
+        <w:rPr>
+          <w:i/>
+        </w:rPr>
+        <w:t>overfitting</w:t>
+      </w:r>
+      <w:r>
+        <w:t>) en dirençli mimari olması beklenmiştir.</w:t>
+      </w:r>
+    </w:p>
+    <w:p>
+      <w:r>
+        <w:rPr>
+          <w:b/>
+        </w:rPr>
+        <w:t>Long Short-Term Memory (LSTM):</w:t>
+      </w:r>
+    </w:p>
+    <w:p>
+      <w:r>
+        <w:t>LSTM, katı bir ardışıklık (</w:t>
+      </w:r>
+      <w:r>
+        <w:rPr>
+          <w:i/>
+        </w:rPr>
+        <w:t>recurrence</w:t>
+      </w:r>
+      <w:r>
+        <w:t>) ve Markovian gizli durum güncellemesi varsayımına dayanır. Kovanın anlık biyokütlesi, yavru alanı büyüklüğü ve bal stoku geçmişin kümülatif birikimidir; dolayısıyla LSTM hücresinin gizli durumu (</w:t>
+      </w:r>
+      <w:r>
+        <w:rPr>
+          <w:i/>
+        </w:rPr>
+        <w:t>h_t</w:t>
+      </w:r>
+      <w:r>
+        <w:t>) koloninin içsel durumunu ileriye taşımak için doğal bir yapı sunar. Buna karşılık, 168 zaman adımı boyunca geriye yayılımda (BPTT) gradyan sönümlenmesi kaçınılmazdır. Ayrıca sabit boyutlu tek bir gizli vektörün (</w:t>
+      </w:r>
+      <w:r>
+        <w:rPr>
+          <w:i/>
+        </w:rPr>
+        <w:t>H=60</w:t>
+      </w:r>
+      <w:r>
+        <w:t>) 7 günlük çok değişkenli geçmişi özetleme zorunluluğu bilgi kaybına yol açacağından, modelin CNN'in bir miktar gerisinde kalacağı öngörülmüştür.</w:t>
+      </w:r>
+    </w:p>
+    <w:p>
+      <w:r>
+        <w:rPr>
+          <w:b/>
+        </w:rPr>
+        <w:t>Causal Masked Transformer:</w:t>
+      </w:r>
+    </w:p>
+    <w:p>
+      <w:r>
+        <w:t>Transformer, adımlar arasında doğuştan gelen yerellik veya ardışıklık varsaymaz; zayıf yapısal yanlılığa (</w:t>
+      </w:r>
+      <w:r>
+        <w:rPr>
+          <w:i/>
+        </w:rPr>
+        <w:t>weak inductive bias</w:t>
+      </w:r>
+      <w:r>
+        <w:t>) ve dinamik ikili dikkat (</w:t>
+      </w:r>
+      <w:r>
+        <w:rPr>
+          <w:i/>
+        </w:rPr>
+        <w:t>pairwise attention</w:t>
+      </w:r>
+      <w:r>
+        <w:t>) mekanizmasına dayanır. Kuramsal olarak 5 gün önceki yağış ile bugünkü nektar açığı arasında doğrudan korelasyon kurabilse de, konumsal değişmezliği doğuştan bilmediği ve serbest parametre uzayı çok esnek olduğu için sınırlı veri hacminde aşırı öğrenmeye en açık model olacağı; dolayısıyla test kümesinde en yüksek genelleştirme hatasını vereceği hipotez edilmiştir.</w:t>
+      </w:r>
+    </w:p>
+    <w:p>
+      <w:r>
+        <w:rPr>
+          <w:b/>
+        </w:rPr>
+        <w:t>Eğitim Öncesi Tahmin Sıralaması:</w:t>
+      </w:r>
+    </w:p>
+    <w:p>
+      <w:pPr>
+        <w:jc w:val="center"/>
+      </w:pPr>
+      <w:r>
+        <w:rPr>
+          <w:rFonts w:ascii="Cambria Math" w:hAnsi="Cambria Math"/>
+          <w:i/>
+        </w:rPr>
+        <w:t>Causal CNN ≥ LSTM &gt; Causal Transformer</w:t>
+      </w:r>
+    </w:p>
+    <w:p>
+      <w:pPr>
+        <w:pStyle w:val="Heading2"/>
+      </w:pPr>
+      <w:r>
+        <w:t>3. Tasarım: Receptive Field, Parametre ve MAC Hesabı</w:t>
+      </w:r>
+    </w:p>
+    <w:p>
+      <w:pPr>
+        <w:pStyle w:val="Heading3"/>
+      </w:pPr>
+      <w:r>
+        <w:t>3.1 Receptive Field (Alıcı Alan) Türetimi</w:t>
+      </w:r>
+    </w:p>
+    <w:p>
+      <w:r>
+        <w:t xml:space="preserve">Saatlik veride 7 günlük hava ve kovan döngüsünü kapsamak için zorunlu hedef </w:t>
+      </w:r>
+      <w:r>
+        <w:rPr>
+          <w:i/>
+        </w:rPr>
+        <w:t>RF ≥ 168</w:t>
+      </w:r>
+      <w:r>
+        <w:t xml:space="preserve"> adımdır. Residual blok başına 2 adet dilated conv (</w:t>
+      </w:r>
+      <w:r>
+        <w:rPr>
+          <w:i/>
+        </w:rPr>
+        <w:t>k=3</w:t>
+      </w:r>
+      <w:r>
+        <w:t xml:space="preserve">), </w:t>
+      </w:r>
+      <w:r>
+        <w:rPr>
+          <w:i/>
+        </w:rPr>
+        <w:t>d ∈ 1, 2, 4, 8, 16, 32</w:t>
+      </w:r>
+      <w:r>
+        <w:t xml:space="preserve"> (</w:t>
+      </w:r>
+      <w:r>
+        <w:rPr>
+          <w:i/>
+        </w:rPr>
+        <w:t>L=6</w:t>
+      </w:r>
+      <w:r>
+        <w:t>) için alıcı alan formülü:</w:t>
+      </w:r>
+    </w:p>
+    <w:p>
+      <w:pPr>
+        <w:jc w:val="center"/>
+      </w:pPr>
+      <w:r>
+        <w:rPr>
+          <w:rFonts w:ascii="Cambria Math" w:hAnsi="Cambria Math"/>
+          <w:i/>
+        </w:rPr>
+        <w:t>RF = 1 + 2 · (k - 1) · Σ_i=1^L d_i = 1 + 2 · (3 - 1) · 63 = 253 ≥ 168</w:t>
+      </w:r>
+    </w:p>
+    <w:p>
+      <w:r>
+        <w:t>Girdiye göre geriye yayılan gradyan profilinin sıfırdan farklı olduğu en eski zaman adımı tam 253 adım olarak tespit edilmiş ve kuramsal alıcı alan ampirik olarak doğrulanmıştır.</w:t>
+      </w:r>
+    </w:p>
+    <w:p>
+      <w:pPr>
+        <w:pStyle w:val="Heading3"/>
+      </w:pPr>
+      <w:r>
+        <w:t>3.2 İzo-Parametre Bütçesi (~48k–50k Parametre)</w:t>
+      </w:r>
+    </w:p>
+    <w:p>
+      <w:r>
+        <w:t xml:space="preserve">Adil karşılaştırma amacıyla tüm modeller ~48k–50k parametre bandında kalibre edilmiştir (maksimum model parametre farkı </w:t>
+      </w:r>
+      <w:r>
+        <w:rPr>
+          <w:i/>
+        </w:rPr>
+        <w:t>≤ %3.1</w:t>
+      </w:r>
+      <w:r>
+        <w:t>):</w:t>
+      </w:r>
+    </w:p>
+    <w:p>
+      <w:pPr>
+        <w:pStyle w:val="ListBullet"/>
+      </w:pPr>
+      <w:r>
+        <w:rPr>
+          <w:b/>
+        </w:rPr>
+        <w:t>Causal CNN:</w:t>
+      </w:r>
+      <w:r>
+        <w:t xml:space="preserve"> 48,665 parametre (</w:t>
+      </w:r>
+      <w:r>
+        <w:rPr>
+          <w:i/>
+        </w:rPr>
+        <w:t>C=36</w:t>
+      </w:r>
+      <w:r>
+        <w:t>, 6 residual blok)</w:t>
+      </w:r>
+    </w:p>
+    <w:p>
+      <w:pPr>
+        <w:pStyle w:val="ListBullet"/>
+      </w:pPr>
+      <w:r>
+        <w:rPr>
+          <w:b/>
+        </w:rPr>
+        <w:t>LSTM:</w:t>
+      </w:r>
+      <w:r>
+        <w:t xml:space="preserve"> 48,305 parametre (</w:t>
+      </w:r>
+      <w:r>
+        <w:rPr>
+          <w:i/>
+        </w:rPr>
+        <w:t>H=60</w:t>
+      </w:r>
+      <w:r>
+        <w:t>, 2 katman)</w:t>
+      </w:r>
+    </w:p>
+    <w:p>
+      <w:pPr>
+        <w:pStyle w:val="ListBullet"/>
+      </w:pPr>
+      <w:r>
+        <w:rPr>
+          <w:b/>
+        </w:rPr>
+        <w:t>Causal Transformer:</w:t>
+      </w:r>
+      <w:r>
+        <w:t xml:space="preserve"> 49,829 parametre (</w:t>
+      </w:r>
+      <w:r>
+        <w:rPr>
+          <w:i/>
+        </w:rPr>
+        <w:t>d=44</w:t>
+      </w:r>
+      <w:r>
+        <w:t xml:space="preserve">, </w:t>
+      </w:r>
+      <w:r>
+        <w:rPr>
+          <w:i/>
+        </w:rPr>
+        <w:t>d_ff=88</w:t>
+      </w:r>
+      <w:r>
+        <w:t>, 3 katman, 4 kafa)</w:t>
+      </w:r>
+    </w:p>
+    <w:p>
+      <w:pPr>
+        <w:pStyle w:val="Heading2"/>
+      </w:pPr>
+      <w:r>
+        <w:t>4. Karşılaştırma (5 Seed, Eşit Bütçe, %95 Güven Aralığı)</w:t>
+      </w:r>
+    </w:p>
+    <w:p>
+      <w:r>
+        <w:t>Deneysel karşılaştırmanın tarafsız ve izo-hesaplama koşullarında yürütülmesi amacıyla tüm modellerde katı bir eğitim ve optimizasyon protokolü uygulanmıştır:</w:t>
+      </w:r>
+    </w:p>
+    <w:p>
+      <w:pPr>
+        <w:pStyle w:val="ListBullet"/>
+      </w:pPr>
+      <w:r>
+        <w:rPr>
+          <w:b/>
+        </w:rPr>
+        <w:t>Tuning Bütçesi:</w:t>
+      </w:r>
+      <w:r>
+        <w:t xml:space="preserve"> Her üç model için aynı rastgele tohumdan (</w:t>
+      </w:r>
+      <w:r>
+        <w:rPr>
+          <w:rFonts w:ascii="Consolas" w:hAnsi="Consolas"/>
+          <w:sz w:val="19"/>
+        </w:rPr>
+        <w:t>seed=1234</w:t>
+      </w:r>
+      <w:r>
+        <w:t xml:space="preserve">) türetilen 6 hiperparametre adayı (öğrenme oranı, dropout, weight decay), deneme başına maksimum 10 epoch ve </w:t>
+      </w:r>
+      <w:r>
+        <w:rPr>
+          <w:i/>
+        </w:rPr>
+        <w:t>patience=5</w:t>
+      </w:r>
+      <w:r>
+        <w:t xml:space="preserve"> erken durdurma ile yalnızca Doğrulama (Val) kümesi üzerinde değerlendirilmiştir.</w:t>
+      </w:r>
+    </w:p>
+    <w:p>
+      <w:pPr>
+        <w:pStyle w:val="ListBullet"/>
+      </w:pPr>
+      <w:r>
+        <w:rPr>
+          <w:b/>
+        </w:rPr>
+        <w:t>Final Eğitim Bütçesi ve Hiperparametre Eşitliği:</w:t>
+      </w:r>
+      <w:r>
+        <w:t xml:space="preserve"> Seçilen en iyi hiperparametrelerle her model 5 bağımsız tohumda (</w:t>
+      </w:r>
+      <w:r>
+        <w:rPr>
+          <w:rFonts w:ascii="Consolas" w:hAnsi="Consolas"/>
+          <w:sz w:val="19"/>
+        </w:rPr>
+        <w:t>seed=0, 1, 2, 3, 4</w:t>
+      </w:r>
+      <w:r>
+        <w:t>) sıfırdan eğitilmiştir:</w:t>
       </w:r>
     </w:p>
     <w:p>
@@ -542,12 +939,12 @@
       </w:pPr>
       <w:r>
         <w:rPr>
-          <w:i/>
+          <w:b/>
         </w:rPr>
-        <w:t>Endüktif Yanlılık:</w:t>
-      </w:r>
-      <w:r>
-        <w:t xml:space="preserve"> Güçlü yerellik (locality) ve zamansal öteleme eşdeğerliği (temporal translation equivariance).  </w:t>
+        <w:t>Maksimum Epoch Sınırı:</w:t>
+      </w:r>
+      <w:r>
+        <w:t xml:space="preserve"> 25 epoch (tüm modeller için sabit üst sınır).</w:t>
       </w:r>
     </w:p>
     <w:p>
@@ -556,26 +953,12 @@
       </w:pPr>
       <w:r>
         <w:rPr>
-          <w:i/>
-        </w:rPr>
-        <w:t>Beklenti:</w:t>
-      </w:r>
-      <w:r>
-        <w:t xml:space="preserve"> 24 saatlik döngüsel biyolojik ritim her gün kendini tekrarlar. CNN çekirdek ağırlıklarını zamanda paylaştığı için sabah uçuşu ve akşam nektar depolaması gibi periyodik örüntüleri çok az parametreyle kararlı öğrenir. Dilation sayesinde 168 saatlik geçmişi sıkıştırma darboğazı olmadan görür. Küçük ve orta ölçekli kovan verisinde aşırı öğrenmeye (overfitting) en dirençli mimari olması beklenir.</w:t>
-      </w:r>
-    </w:p>
-    <w:p>
-      <w:pPr>
-        <w:pStyle w:val="ListNumber"/>
-      </w:pPr>
-      <w:r>
-        <w:rPr>
           <w:b/>
         </w:rPr>
-        <w:t>LSTM (Long Short-Term Memory):</w:t>
-      </w:r>
-      <w:r>
-        <w:t xml:space="preserve">  </w:t>
+        <w:t>Mini-batch Boyutu (Batch Size):</w:t>
+      </w:r>
+      <w:r>
+        <w:t xml:space="preserve"> 64 (tüm modeller ve tohumlar için sabit).</w:t>
       </w:r>
     </w:p>
     <w:p>
@@ -584,12 +967,41 @@
       </w:pPr>
       <w:r>
         <w:rPr>
+          <w:b/>
+        </w:rPr>
+        <w:t>Optimizatör ve Kayıp Fonksiyonu:</w:t>
+      </w:r>
+      <w:r>
+        <w:t xml:space="preserve"> AdamW optimizatörü, Huber Loss (</w:t>
+      </w:r>
+      <w:r>
+        <w:rPr>
           <w:i/>
         </w:rPr>
-        <w:t>Endüktif Yanlılık:</w:t>
-      </w:r>
-      <w:r>
-        <w:t xml:space="preserve"> Ardışıklık (recurrence) ve Markovian gizli durum sıkıştırması.  </w:t>
+        <w:t>delta=1.0</w:t>
+      </w:r>
+      <w:r>
+        <w:t>), gradyan kırpma (</w:t>
+      </w:r>
+      <w:r>
+        <w:rPr>
+          <w:rFonts w:ascii="Consolas" w:hAnsi="Consolas"/>
+          <w:sz w:val="19"/>
+        </w:rPr>
+        <w:t>max_norm=1.0</w:t>
+      </w:r>
+      <w:r>
+        <w:t>), öğrenme oranı zamanlayıcısı (</w:t>
+      </w:r>
+      <w:r>
+        <w:rPr>
+          <w:rFonts w:ascii="Consolas" w:hAnsi="Consolas"/>
+          <w:sz w:val="19"/>
+        </w:rPr>
+        <w:t>ReduceLROnPlateau</w:t>
+      </w:r>
+      <w:r>
+        <w:t>, factor=0.5, patience=2).</w:t>
       </w:r>
     </w:p>
     <w:p>
@@ -598,82 +1010,30 @@
       </w:pPr>
       <w:r>
         <w:rPr>
-          <w:i/>
-        </w:rPr>
-        <w:t>Beklenti:</w:t>
-      </w:r>
-      <w:r>
-        <w:t xml:space="preserve"> Kovanın anlık biyokütlesi birikimli bir durumdur; LSTM hücresi bunu taşımada doğaldır. Ancak 168 zaman adımı boyunca geriye yayılımda (BPTT) gradyan sönümlenmesi yaşanması ve sabit boyutlu gizli vektörün uzun geçmişi özetlemede zorlanması beklenir.</w:t>
-      </w:r>
-    </w:p>
-    <w:p>
-      <w:pPr>
-        <w:pStyle w:val="ListNumber"/>
-      </w:pPr>
-      <w:r>
-        <w:rPr>
           <w:b/>
         </w:rPr>
-        <w:t>Causal Masked Transformer:</w:t>
-      </w:r>
-      <w:r>
-        <w:t xml:space="preserve">  </w:t>
-      </w:r>
-    </w:p>
-    <w:p>
-      <w:pPr>
-        <w:pStyle w:val="ListBullet2"/>
-      </w:pPr>
+        <w:t>Erken Durdurma (Early Stopping):</w:t>
+      </w:r>
+      <w:r>
+        <w:t xml:space="preserve"> </w:t>
+      </w:r>
       <w:r>
         <w:rPr>
           <w:i/>
         </w:rPr>
-        <w:t>Endüktif Yanlılık:</w:t>
-      </w:r>
-      <w:r>
-        <w:t xml:space="preserve"> Global dinamik dikkat ve zayıf yapısal yanlılık (weak inductive bias).  </w:t>
-      </w:r>
-    </w:p>
-    <w:p>
-      <w:pPr>
-        <w:pStyle w:val="ListBullet2"/>
-      </w:pPr>
+        <w:t>patience = 5</w:t>
+      </w:r>
+      <w:r>
+        <w:t xml:space="preserve"> epoch (Doğrulama MAE değeri ardışık 5 epoch boyunca </w:t>
+      </w:r>
       <w:r>
         <w:rPr>
           <w:i/>
         </w:rPr>
-        <w:t>Beklenti:</w:t>
-      </w:r>
-      <w:r>
-        <w:t xml:space="preserve"> Tüm adımlar arası doğrudan korelasyon kurabilir; ancak konumsal değişmezliği doğuştan bilmediği ve yüksek veri hacmi istediği için bu veri ölçeğinde aşırı öğrenmeye en açık model olacaktır.</w:t>
-      </w:r>
-    </w:p>
-    <w:p>
-      <w:r>
-        <w:rPr>
-          <w:i/>
-        </w:rPr>
-        <w:t>Eğitim Öncesi Tahmin Sıralaması:</w:t>
-      </w:r>
-    </w:p>
-    <w:p>
-      <w:pPr>
-        <w:jc w:val="center"/>
-      </w:pPr>
-      <w:r>
-        <w:rPr>
-          <w:rFonts w:ascii="Cambria Math" w:hAnsi="Cambria Math"/>
-          <w:i/>
-        </w:rPr>
-        <w:t>Causal CNN ≥ LSTM &gt; Causal Transformer</w:t>
-      </w:r>
-    </w:p>
-    <w:p>
-      <w:pPr>
-        <w:pStyle w:val="Heading2"/>
-      </w:pPr>
-      <w:r>
-        <w:t>3. Tasarım: Receptive Field, Parametre ve MAC Hesabı</w:t>
+        <w:t>≥ 10^-5</w:t>
+      </w:r>
+      <w:r>
+        <w:t xml:space="preserve"> iyileşme göstermediğinde eğitim kesilir ve doğrulama hatasını minimize eden model ağırlıkları geri yüklenir).</w:t>
       </w:r>
     </w:p>
     <w:p>
@@ -684,67 +1044,10 @@
         <w:rPr>
           <w:b/>
         </w:rPr>
-        <w:t>Receptive Field (RF) Türetimi:</w:t>
-      </w:r>
-      <w:r>
-        <w:t xml:space="preserve">  </w:t>
-      </w:r>
-    </w:p>
-    <w:p>
-      <w:r>
-        <w:t xml:space="preserve">Saatlik veride 7 günlük hava ve kovan döngüsünü kapsamak için zorunlu hedef: </w:t>
-      </w:r>
-      <w:r>
-        <w:rPr>
-          <w:i/>
-        </w:rPr>
-        <w:t>RF ≥ 168</w:t>
-      </w:r>
-      <w:r>
-        <w:t xml:space="preserve"> adım.</w:t>
-      </w:r>
-    </w:p>
-    <w:p>
-      <w:r>
-        <w:t>Residual blok başına 2 adet dilated conv (</w:t>
-      </w:r>
-      <w:r>
-        <w:rPr>
-          <w:i/>
-        </w:rPr>
-        <w:t>k=3</w:t>
-      </w:r>
-      <w:r>
-        <w:t xml:space="preserve">), </w:t>
-      </w:r>
-      <w:r>
-        <w:rPr>
-          <w:i/>
-        </w:rPr>
-        <w:t>d ∈ 1, 2, 4, 8, 16, 32</w:t>
-      </w:r>
-      <w:r>
-        <w:t xml:space="preserve"> için:</w:t>
-      </w:r>
-    </w:p>
-    <w:p>
-      <w:pPr>
-        <w:jc w:val="center"/>
-      </w:pPr>
-      <w:r>
-        <w:rPr>
-          <w:rFonts w:ascii="Cambria Math" w:hAnsi="Cambria Math"/>
-          <w:i/>
-        </w:rPr>
-        <w:t>RF = 1 + 2 · (k - 1) · Σ_i=1^L d_i = 1 + 2 · (3 - 1) · 63 = 253 ≥ 168 ✓</w:t>
-      </w:r>
-    </w:p>
-    <w:p>
-      <w:r>
-        <w:rPr>
-          <w:i/>
-        </w:rPr>
-        <w:t>(Ampirik gradyan testi ile doğrulanan RF: tam 253 adım).</w:t>
+        <w:t>Eğitim Dinamikleri ve Yakınsama:</w:t>
+      </w:r>
+      <w:r>
+        <w:t xml:space="preserve"> Tabloda raporlanan ortalama epoch sayıları (CNN: 8.4, LSTM: 9.2, Transformer: 10.2), her üç mimarinin eğitim kümesindeki öğrenme dinamiklerini ve doğrulama kaybının erken durdurma kriterine ulaşma hızını yansıtmaktadır. Tüm mimariler sabit 25 epoch üst sınırıyla başlatılmış; erken durdurma mekanizması modellerin aşırı öğrenmeye girdiği noktalarda eğitimi nesnel olarak sonlandırmıştır.</w:t>
       </w:r>
     </w:p>
     <w:p>
@@ -755,295 +1058,10 @@
         <w:rPr>
           <w:b/>
         </w:rPr>
-        <w:t>İzo-Parametre Bütçesi (~48k–50k Parametre):</w:t>
-      </w:r>
-    </w:p>
-    <w:p>
-      <w:pPr>
-        <w:pStyle w:val="ListBullet2"/>
-      </w:pPr>
-      <w:r>
-        <w:t>Causal CNN: 48,665 parametre (</w:t>
-      </w:r>
-      <w:r>
-        <w:rPr>
-          <w:i/>
-        </w:rPr>
-        <w:t>C=36</w:t>
-      </w:r>
-      <w:r>
-        <w:t>, 6 blok)</w:t>
-      </w:r>
-    </w:p>
-    <w:p>
-      <w:pPr>
-        <w:pStyle w:val="ListBullet2"/>
-      </w:pPr>
-      <w:r>
-        <w:t>LSTM: 48,305 parametre (</w:t>
-      </w:r>
-      <w:r>
-        <w:rPr>
-          <w:i/>
-        </w:rPr>
-        <w:t>H=60</w:t>
-      </w:r>
-      <w:r>
-        <w:t>, 2 katman)</w:t>
-      </w:r>
-    </w:p>
-    <w:p>
-      <w:pPr>
-        <w:pStyle w:val="ListBullet2"/>
-      </w:pPr>
-      <w:r>
-        <w:t>Causal Transformer: 49,829 parametre (</w:t>
-      </w:r>
-      <w:r>
-        <w:rPr>
-          <w:i/>
-        </w:rPr>
-        <w:t>d=44</w:t>
-      </w:r>
-      <w:r>
-        <w:t xml:space="preserve">, </w:t>
-      </w:r>
-      <w:r>
-        <w:rPr>
-          <w:i/>
-        </w:rPr>
-        <w:t>d_ff=88</w:t>
-      </w:r>
-      <w:r>
-        <w:t>, 3 katman, 4 kafa)</w:t>
-      </w:r>
-    </w:p>
-    <w:p>
-      <w:pPr>
-        <w:pStyle w:val="Heading2"/>
-      </w:pPr>
-      <w:r>
-        <w:t>4. Karşılaştırma (5 Seed, Eşit Bütçe, %95 Güven Aralığı)</w:t>
-      </w:r>
-    </w:p>
-    <w:p>
-      <w:r>
-        <w:t xml:space="preserve">Deneysel karşılaştırmanın tam anlamıyla adil, tarafsız ve izo-hesaplama koşullarında yürütülmesi amacıyla tüm modellerde </w:t>
-      </w:r>
-      <w:r>
-        <w:rPr>
-          <w:b/>
-        </w:rPr>
-        <w:t>aynı eğitim ve hiperparametre optimizasyon protokolü</w:t>
-      </w:r>
-      <w:r>
-        <w:t xml:space="preserve"> katı şekilde uygulanmıştır:</w:t>
-      </w:r>
-    </w:p>
-    <w:p>
-      <w:pPr>
-        <w:pStyle w:val="ListBullet"/>
-      </w:pPr>
-      <w:r>
-        <w:rPr>
-          <w:b/>
-        </w:rPr>
-        <w:t>Tuning Bütçesi:</w:t>
-      </w:r>
-      <w:r>
-        <w:t xml:space="preserve"> Her üç model için de aynı rastgele tohumdan (</w:t>
-      </w:r>
-      <w:r>
-        <w:rPr>
-          <w:rFonts w:ascii="Consolas" w:hAnsi="Consolas"/>
-          <w:sz w:val="19"/>
-        </w:rPr>
-        <w:t>seed=1234</w:t>
-      </w:r>
-      <w:r>
-        <w:t xml:space="preserve">) türetilen 6 hiperparametre adayı (learning rate, dropout, weight decay), deneme başına maksimum 10 epoch ve </w:t>
-      </w:r>
-      <w:r>
-        <w:rPr>
-          <w:i/>
-        </w:rPr>
-        <w:t>patience=5</w:t>
-      </w:r>
-      <w:r>
-        <w:t xml:space="preserve"> erken durdurma ile yalnızca Doğrulama (Val) kümesi üzerinde değerlendirilmiştir.</w:t>
-      </w:r>
-    </w:p>
-    <w:p>
-      <w:pPr>
-        <w:pStyle w:val="ListBullet"/>
-      </w:pPr>
-      <w:r>
-        <w:rPr>
-          <w:b/>
-        </w:rPr>
-        <w:t>Final Eğitim Bütçesi ve Hiperparametre Eşitliği:</w:t>
-      </w:r>
-      <w:r>
-        <w:t xml:space="preserve"> Seçilen en iyi hiperparametrelerle her model 5 bağımsız tohumda (</w:t>
-      </w:r>
-      <w:r>
-        <w:rPr>
-          <w:rFonts w:ascii="Consolas" w:hAnsi="Consolas"/>
-          <w:sz w:val="19"/>
-        </w:rPr>
-        <w:t>seed=0, 1, 2, 3, 4</w:t>
-      </w:r>
-      <w:r>
-        <w:t>) sıfırdan eğitilmiştir. Her üç model için:</w:t>
-      </w:r>
-    </w:p>
-    <w:p>
-      <w:pPr>
-        <w:pStyle w:val="ListBullet2"/>
-      </w:pPr>
-      <w:r>
-        <w:rPr>
-          <w:b/>
-        </w:rPr>
-        <w:t>Maksimum Epoch Sınırı:</w:t>
-      </w:r>
-      <w:r>
-        <w:t xml:space="preserve"> 25 epoch (tüm modeller için sabit üst sınır).</w:t>
-      </w:r>
-    </w:p>
-    <w:p>
-      <w:pPr>
-        <w:pStyle w:val="ListBullet2"/>
-      </w:pPr>
-      <w:r>
-        <w:rPr>
-          <w:b/>
-        </w:rPr>
-        <w:t>Mini-batch Boyutu (Batch Size):</w:t>
-      </w:r>
-      <w:r>
-        <w:t xml:space="preserve"> 64 (tüm modeller ve tohumlar için sabit).</w:t>
-      </w:r>
-    </w:p>
-    <w:p>
-      <w:pPr>
-        <w:pStyle w:val="ListBullet2"/>
-      </w:pPr>
-      <w:r>
-        <w:rPr>
-          <w:b/>
-        </w:rPr>
-        <w:t>Optimizatör ve Kayıp Fonksiyonu:</w:t>
-      </w:r>
-      <w:r>
-        <w:t xml:space="preserve"> AdamW optimizatörü, Huber Loss (</w:t>
-      </w:r>
-      <w:r>
-        <w:rPr>
-          <w:i/>
-        </w:rPr>
-        <w:t>delta=1.0</w:t>
-      </w:r>
-      <w:r>
-        <w:t xml:space="preserve">), gradyan kırpma (gradient clipping, </w:t>
-      </w:r>
-      <w:r>
-        <w:rPr>
-          <w:rFonts w:ascii="Consolas" w:hAnsi="Consolas"/>
-          <w:sz w:val="19"/>
-        </w:rPr>
-        <w:t>max_norm=1.0</w:t>
-      </w:r>
-      <w:r>
-        <w:t>), öğrenme oranı zamanlayıcısı (</w:t>
-      </w:r>
-      <w:r>
-        <w:rPr>
-          <w:rFonts w:ascii="Consolas" w:hAnsi="Consolas"/>
-          <w:sz w:val="19"/>
-        </w:rPr>
-        <w:t>ReduceLROnPlateau</w:t>
-      </w:r>
-      <w:r>
-        <w:t>, factor=0.5, patience=2).</w:t>
-      </w:r>
-    </w:p>
-    <w:p>
-      <w:pPr>
-        <w:pStyle w:val="ListBullet2"/>
-      </w:pPr>
-      <w:r>
-        <w:rPr>
-          <w:b/>
-        </w:rPr>
-        <w:t>Erken Durdurma (Early Stopping):</w:t>
-      </w:r>
-      <w:r>
-        <w:t xml:space="preserve"> </w:t>
-      </w:r>
-      <w:r>
-        <w:rPr>
-          <w:i/>
-        </w:rPr>
-        <w:t>patience = 5</w:t>
-      </w:r>
-      <w:r>
-        <w:t xml:space="preserve"> epoch (Doğrulama MAE değeri ardışık 5 epoch boyunca </w:t>
-      </w:r>
-      <w:r>
-        <w:rPr>
-          <w:i/>
-        </w:rPr>
-        <w:t>≥ 10^-5</w:t>
-      </w:r>
-      <w:r>
-        <w:t xml:space="preserve"> iyileşme göstermediğinde eğitim otomatik kesilir ve hafızadaki en iyi doğrulama kontrol noktası [checkpoint] geri yüklenir).</w:t>
-      </w:r>
-    </w:p>
-    <w:p>
-      <w:pPr>
-        <w:pStyle w:val="ListBullet"/>
-      </w:pPr>
-      <w:r>
-        <w:rPr>
-          <w:b/>
-        </w:rPr>
-        <w:t>Ortalama Epoch Farkının Sebebi (8.4 / 9.2 / 10.2):</w:t>
-      </w:r>
-      <w:r>
-        <w:t xml:space="preserve"> Tablodaki ortalama epoch sayılarının küçük farklılıklar göstermesi (CNN: 8.4, LSTM: 9.2, Transformer: 10.2), modellere farklı eğitim süresi verilmesinden </w:t>
-      </w:r>
-      <w:r>
-        <w:rPr>
-          <w:b/>
-        </w:rPr>
-        <w:t>değildir</w:t>
-      </w:r>
-      <w:r>
-        <w:t>. Tüm modellere eşit 25 epoch verilmiş, ancak erken durdurma mekanizması modellerin yakınsama ve aşırı öğrenme hızlarına göre eğitimi farklı noktalarda (CNN: 6–14 epoch, LSTM: 6–14 epoch, Transformer: 8–12 epoch) sonlandırmıştır.</w:t>
-      </w:r>
-    </w:p>
-    <w:p>
-      <w:pPr>
-        <w:pStyle w:val="ListBullet"/>
-      </w:pPr>
-      <w:r>
-        <w:rPr>
-          <w:b/>
-        </w:rPr>
         <w:t>Kilitli Test Seti İzolasyonu:</w:t>
       </w:r>
       <w:r>
-        <w:t xml:space="preserve"> Test kümesi hiperparametre seçiminde, epoch belirlemede veya erken durdurmada </w:t>
-      </w:r>
-      <w:r>
-        <w:rPr>
-          <w:b/>
-        </w:rPr>
-        <w:t>asla kullanılmamış</w:t>
-      </w:r>
-      <w:r>
-        <w:t>; sadece en iyi ağırlıklar yüklendikten sonra her tohum için yalnızca bir kez nihai metrik ölçümü yapılmıştır.</w:t>
+        <w:t xml:space="preserve"> Test kümesi hiperparametre seçiminde veya eğitim sırasında hiçbir aşamada kullanılmamış; yalnızca en iyi ağırlıklar yüklendikten sonra her tohum için bir kez nihai değerlendirme amacıyla çalıştırılmıştır.</w:t>
       </w:r>
     </w:p>
     <w:p>
@@ -4287,7 +4305,7 @@
     </w:p>
     <w:p>
       <w:r>
-        <w:t>Tekil sensör okuması senaryosunda (50 ısınma + 1000 iterasyon x 3 bağımsız blok):</w:t>
+        <w:t>Tekil sensör okuması senaryosunda (50 ısınma + 10⁰0 iterasyon x 3 bağımsız blok):</w:t>
       </w:r>
     </w:p>
     <w:tbl>
@@ -4674,7 +4692,7 @@
     </w:p>
     <w:p>
       <w:r>
-        <w:t xml:space="preserve">Ana deneyde olduğu gibi, transfer öğrenme aşaması da rastgeleliği kontrol altına almak için </w:t>
+        <w:t xml:space="preserve">Ana deneyde olduğu gibi transfer öğrenme aşaması da rastgeleliği kontrol altına almak için </w:t>
       </w:r>
       <w:r>
         <w:rPr>
@@ -4761,17 +4779,7 @@
         <w:t>df=4, t_crit=2.776</w:t>
       </w:r>
       <w:r>
-        <w:t xml:space="preserve">) ile hesaplanmıştır; tabloda her satır için </w:t>
-      </w:r>
-      <w:r>
-        <w:rPr>
-          <w:rFonts w:ascii="Consolas" w:hAnsi="Consolas"/>
-          <w:sz w:val="19"/>
-        </w:rPr>
-        <w:t>#seed = 5</w:t>
-      </w:r>
-      <w:r>
-        <w:t xml:space="preserve"> olarak belirtilmiştir.</w:t>
+        <w:t>) ile hesaplanmıştır.</w:t>
       </w:r>
     </w:p>
     <w:p>
@@ -8078,12 +8086,12 @@
         <w:pStyle w:val="Heading3"/>
       </w:pPr>
       <w:r>
-        <w:t>7.1 Ampirik Bulguların Özeti</w:t>
+        <w:t>7.1 Bulguların Tartışılması ve İstatistiksel Çıkarımlar</w:t>
       </w:r>
     </w:p>
     <w:p>
       <w:r>
-        <w:t>Aşağıdaki sonuçlar doğrudan bu çalışmadaki ampirik ölçümlerden (5 seed ortalaması, %95 güven aralıkları ve kilitli test dönemi) çıkarılmıştır:</w:t>
+        <w:t>Kilitli test kümesi üzerinde 5 bağımsız rastgele tohumla elde edilen ölçümler ve hipotez testleri şu sonuçları ortaya koymaktadır:</w:t>
       </w:r>
     </w:p>
     <w:p>
@@ -8147,16 +8155,7 @@
         <w:t>CNN &gt; LSTM</w:t>
       </w:r>
       <w:r>
-        <w:t xml:space="preserve"> üstünlüğü </w:t>
-      </w:r>
-      <w:r>
-        <w:rPr>
-          <w:b/>
-        </w:rPr>
-        <w:t>desteklenmemiştir</w:t>
-      </w:r>
-      <w:r>
-        <w:t>.</w:t>
+        <w:t xml:space="preserve"> üstünlüğü desteklenmemiştir.</w:t>
       </w:r>
     </w:p>
     <w:p>
@@ -8202,7 +8201,7 @@
         <w:t>p &lt; 0.0001</w:t>
       </w:r>
       <w:r>
-        <w:t>) istatistiksel olarak belirgin düzeyde daha kötü performans göstermiştir. İlginç şekilde, doğrulama (val) aşamasında en düşük hatayı (</w:t>
+        <w:t>) istatistiksel olarak belirgin düzeyde daha kötü performans göstermiştir. Doğrulama (val) aşamasında en düşük hatayı (</w:t>
       </w:r>
       <w:r>
         <w:rPr>
@@ -8211,7 +8210,7 @@
         <w:t>0.0824</w:t>
       </w:r>
       <w:r>
-        <w:t>) elde eden Transformer, test dönemine genelleşememiş ve aşırı öğrenme sergilemiştir. Ayrıca doğrulama dönemi (Ekim–Şubat / Sonbahar-Kış) ile test dönemi (Şubat–Mayıs / İlkbahar) farklı fenolojik mevsimlere denk geldiği için, zayıf endüktif yanlılığa sahip Transformer mevsimsel dağılım kaymasına (seasonal distribution shift) karşı en hassas model olmuştur.</w:t>
+        <w:t>) elde eden Transformer, test dönemine genelleşememiş ve aşırı öğrenme sergilemiştir. Doğrulama dönemi (Ekim–Şubat / Sonbahar-Kış) ile test dönemi (Şubat–Mayıs / İlkbahar) farklı fenolojik mevsimlere denk geldiğinden, zayıf endüktif yanlılığa sahip Transformer mevsimsel dağılım kaymasına (seasonal distribution shift) karşı en hassas model olmuştur.</w:t>
       </w:r>
     </w:p>
     <w:p>
@@ -8222,7 +8221,7 @@
         <w:rPr>
           <w:b/>
         </w:rPr>
-        <w:t>Uzun Bağlam Penceresi Nektar Akışında Fayda Sağlamamıştır:</w:t>
+        <w:t>Uzun Bağlam Penceresi Nektar Akışında Katkı Sağlamamıştır:</w:t>
       </w:r>
       <w:r>
         <w:t xml:space="preserve">  </w:t>
@@ -8559,20 +8558,20 @@
               <w:rPr>
                 <w:sz w:val="18"/>
               </w:rPr>
-              <w:t>Test MAE: CNN 0.233, LSTM 0.229, Transformer 0.327 kg/24s. CNN–LSTM farkı anlamsız (</w:t>
+              <w:t>Test MAE: CNN 0.233, LSTM 0.229, Transformer 0.327 kg/24s. CNN–LSTM farkı istatistiksel olarak anlamsızdır (</w:t>
             </w:r>
             <w:r>
               <w:rPr>
                 <w:i/>
                 <w:sz w:val="18"/>
               </w:rPr>
-              <w:t>p = 0.73</w:t>
-            </w:r>
-            <w:r>
-              <w:rPr>
-                <w:sz w:val="18"/>
-              </w:rPr>
-              <w:t>); en dar güven aralığı CNN'de (</w:t>
+              <w:t>p = 0.7257</w:t>
+            </w:r>
+            <w:r>
+              <w:rPr>
+                <w:sz w:val="18"/>
+              </w:rPr>
+              <w:t>); en dar güven aralığı CNN'dedir (</w:t>
             </w:r>
             <w:r>
               <w:rPr>
@@ -8610,7 +8609,7 @@
               <w:rPr>
                 <w:sz w:val="18"/>
               </w:rPr>
-              <w:t xml:space="preserve"> (Transformer en zayıf; CNN &gt; LSTM üstünlüğü yok)</w:t>
+              <w:t xml:space="preserve"> (Transformer en zayıf; CNN &gt; LSTM üstünlüğü gözlenmedi)</w:t>
             </w:r>
           </w:p>
         </w:tc>
@@ -8637,7 +8636,7 @@
               <w:rPr>
                 <w:sz w:val="18"/>
               </w:rPr>
-              <w:t xml:space="preserve"> Transformer bağlam arttıkça (</w:t>
+              <w:t xml:space="preserve"> Transformer bağlam genişledikçe (</w:t>
             </w:r>
             <w:r>
               <w:rPr>
@@ -8650,7 +8649,7 @@
               <w:rPr>
                 <w:sz w:val="18"/>
               </w:rPr>
-              <w:t>) LSTM'e göre daha belirgin kazanır; LSTM 168 adımda doyuma ulaşır.</w:t>
+              <w:t>) LSTM'e kıyasla daha belirgin kazanım sağlar; LSTM 168 adımda doyuma ulaşır.</w:t>
             </w:r>
           </w:p>
         </w:tc>
@@ -8668,20 +8667,33 @@
               <w:rPr>
                 <w:sz w:val="18"/>
               </w:rPr>
-              <w:t xml:space="preserve">Transformer 24 saatte 0.239 iken 168 saatte 0.327'ye fırlayarak şiddetli bozuldu. LSTM </w:t>
+              <w:t>Transformer'ın test hatası bağlam uzadıkça belirgin biçimde artmıştır (</w:t>
             </w:r>
             <w:r>
               <w:rPr>
                 <w:i/>
                 <w:sz w:val="18"/>
               </w:rPr>
-              <w:t>0.231 → 0.229</w:t>
-            </w:r>
-            <w:r>
-              <w:rPr>
-                <w:sz w:val="18"/>
-              </w:rPr>
-              <w:t xml:space="preserve"> (güven aralıkları çakışıyor, anlamlı değişim yok).</w:t>
+              <w:t>0.2390 → 0.3268</w:t>
+            </w:r>
+            <w:r>
+              <w:rPr>
+                <w:sz w:val="18"/>
+              </w:rPr>
+              <w:t>); LSTM ise bağlam değişiminden etkilenmemiştir (</w:t>
+            </w:r>
+            <w:r>
+              <w:rPr>
+                <w:i/>
+                <w:sz w:val="18"/>
+              </w:rPr>
+              <w:t>0.2312 → 0.2292</w:t>
+            </w:r>
+            <w:r>
+              <w:rPr>
+                <w:sz w:val="18"/>
+              </w:rPr>
+              <w:t>).</w:t>
             </w:r>
           </w:p>
         </w:tc>
@@ -8700,13 +8712,13 @@
                 <w:b/>
                 <w:sz w:val="18"/>
               </w:rPr>
-              <w:t>Reddedildi</w:t>
-            </w:r>
-            <w:r>
-              <w:rPr>
-                <w:sz w:val="18"/>
-              </w:rPr>
-              <w:t xml:space="preserve"> (Transformer uzun bağlamda ezildi; LSTM bağlamdan etkilenmedi)</w:t>
+              <w:t>Desteklenmedi</w:t>
+            </w:r>
+            <w:r>
+              <w:rPr>
+                <w:sz w:val="18"/>
+              </w:rPr>
+              <w:t xml:space="preserve"> (Transformer uzun bağlamda genelleşemedi; LSTM bağlam genişliğine dayanıklılık gösterdi)</w:t>
             </w:r>
           </w:p>
         </w:tc>
@@ -8751,7 +8763,7 @@
               <w:rPr>
                 <w:sz w:val="18"/>
               </w:rPr>
-              <w:t>Median gecikme: LSTM 0.58 ms, CNN 1.10 ms, Transformer 2.04 ms.</w:t>
+              <w:t>Medyan gecikme: LSTM 0.58 ms, CNN 1.10 ms, Transformer 2.04 ms.</w:t>
             </w:r>
           </w:p>
         </w:tc>
@@ -8776,7 +8788,7 @@
               <w:rPr>
                 <w:sz w:val="18"/>
               </w:rPr>
-              <w:t xml:space="preserve"> (Transformer en yavaş; ancak LSTM konvolüsyondan daha hızlı)</w:t>
+              <w:t xml:space="preserve"> (Transformer en yavaş model; ancak tekil örnek çıkarımında LSTM konvolüsyondan daha düşük gecikme sundu)</w:t>
             </w:r>
           </w:p>
         </w:tc>
@@ -8788,7 +8800,7 @@
         <w:pStyle w:val="Heading3"/>
       </w:pPr>
       <w:r>
-        <w:t>7.3 Sentez: "Hangi Koşulda Hangi Mimari, Neden?"</w:t>
+        <w:t>7.3 Sentez ve Mimari Tercih Kriterleri</w:t>
       </w:r>
     </w:p>
     <w:p>
@@ -8799,7 +8811,7 @@
         <w:rPr>
           <w:b/>
         </w:rPr>
-        <w:t>Kovan Telemetri Tahmininde Mimari Seçim Kararı:</w:t>
+        <w:t>Kovan Telemetri Tahmininde Mimari Tercih Rehberi:</w:t>
       </w:r>
     </w:p>
     <w:p>
@@ -8807,13 +8819,13 @@
         <w:pStyle w:val="Quote"/>
       </w:pPr>
       <w:r>
-        <w:t xml:space="preserve">Kovan sensör verilerinin orta ölçekli veri hacmi (~48k–50k parametre rejimi, tek kovan kaynağı) ve güçlü 24 saatlik sirkadiyen periyodu altında, </w:t>
+        <w:t xml:space="preserve">Kovan sensör verilerinin orta ölçekli veri hacmi (~48k–50k parametre rejimi, tek kovan kaynağı) ve belirgin 24 saatlik sirkadiyen periyodu altında, </w:t>
       </w:r>
       <w:r>
         <w:rPr>
           <w:b/>
         </w:rPr>
-        <w:t>Causal CNN ve LSTM istatistiksel olarak eşdeğer doğruluk sağlamaktadır; dolayısıyla seçim doğruluğa değil donanım ve dağıtım kısıtlarına göre yapılmalıdır.</w:t>
+        <w:t>Causal CNN ve LSTM istatistiksel olarak eşdeğer doğruluk sağlamaktadır; dolayısıyla seçim kriteri doğruluğa değil donanım ve dağıtım kısıtlarına göre şekillenmelidir.</w:t>
       </w:r>
       <w:r>
         <w:t xml:space="preserve"> Düşük bellekli mikrodenetleyicilerde (MCU) ve gerçek zamanlı sensör akışında (streaming edge computing) </w:t>
@@ -8948,19 +8960,10 @@
         <w:rPr>
           <w:b/>
         </w:rPr>
-        <w:t>Doğrulama Notu:</w:t>
-      </w:r>
-      <w:r>
-        <w:t xml:space="preserve"> Bu rapordaki tüm parametre ve MAC sayıları </w:t>
-      </w:r>
-      <w:r>
-        <w:rPr>
-          <w:b/>
-        </w:rPr>
-        <w:t>önce analitik matematiksel formüllerle elle türetilmiş</w:t>
-      </w:r>
-      <w:r>
-        <w:t>, ardından PyTorch tensör kancaları (</w:t>
+        <w:t>Metodolojik Not:</w:t>
+      </w:r>
+      <w:r>
+        <w:t xml:space="preserve"> Bu raporda yer alan tüm mimarilere ait serbest parametre ve MAC (Multiply-Accumulate) sayıları, katman bazında analitik matematiksel bağıntılarla formüle edilmiş; ardından PyTorch tensör kancaları (</w:t>
       </w:r>
       <w:r>
         <w:rPr>
@@ -8970,7 +8973,7 @@
         <w:t>forward hook</w:t>
       </w:r>
       <w:r>
-        <w:t>) ve tensör boyutları üzerinden çalışan test betiğiyle (</w:t>
+        <w:t>) aracılığıyla doğrulanmıştır (</w:t>
       </w:r>
       <w:r>
         <w:rPr>
@@ -8980,16 +8983,7 @@
         <w:t>python src/models.py</w:t>
       </w:r>
       <w:r>
-        <w:t xml:space="preserve">) </w:t>
-      </w:r>
-      <w:r>
-        <w:rPr>
-          <w:b/>
-        </w:rPr>
-        <w:t>birebir doğrulanmıştır</w:t>
-      </w:r>
-      <w:r>
-        <w:t>. Kod çıktısı analitik hesaplamalarla %100 tam eşleşmektedir.</w:t>
+        <w:t>). Analitik formülasyon ile tensör seviyesindeki operasyon sayıları tam örtüşmektedir.</w:t>
       </w:r>
     </w:p>
     <w:p>
@@ -9201,15 +9195,15 @@
           <w:rFonts w:ascii="Cambria Math" w:hAnsi="Cambria Math"/>
           <w:i/>
         </w:rPr>
-        <w:t>RF = 1 + 4 · 63 = 253 ≥ 168 quad (✓)</w:t>
+        <w:t>RF = 1 + 4 · 63 = 253 ≥ 168</w:t>
       </w:r>
     </w:p>
     <w:p>
       <w:r>
         <w:rPr>
-          <w:i/>
+          <w:b/>
         </w:rPr>
-        <w:t>Kritik İnceleme:</w:t>
+        <w:t>Katman Sayısı Seçiminin Gerekçesi:</w:t>
       </w:r>
       <w:r>
         <w:t xml:space="preserve"> Eğer 5 blok seçilseydi (</w:t>
@@ -9245,9 +9239,9 @@
     <w:p>
       <w:r>
         <w:rPr>
-          <w:i/>
+          <w:b/>
         </w:rPr>
-        <w:t>Ampirik Doğrulama:</w:t>
+        <w:t>Ampirik RF Doğrulaması:</w:t>
       </w:r>
       <w:r>
         <w:t xml:space="preserve"> Son çıktı adımının girdiye göre gradyanı (</w:t>
@@ -9259,16 +9253,7 @@
         <w:t>∂ ŷ / ∂ x_t</w:t>
       </w:r>
       <w:r>
-        <w:t xml:space="preserve">) geriye doğru taranmış; gradyanın sıfırdan farklı olduğu en eski zaman adımı </w:t>
-      </w:r>
-      <w:r>
-        <w:rPr>
-          <w:b/>
-        </w:rPr>
-        <w:t>tam 253 adım</w:t>
-      </w:r>
-      <w:r>
-        <w:t xml:space="preserve"> olarak ölçülmüştür.</w:t>
+        <w:t>) geriye doğru taranmış; gradyanın sıfırdan farklı olduğu en eski zaman adımı tam 253 adım olarak kaydedilmiştir.</w:t>
       </w:r>
     </w:p>
     <w:p>
@@ -10309,11 +10294,7 @@
         <w:jc w:val="center"/>
       </w:pPr>
       <w:r>
-        <w:rPr>
-          <w:rFonts w:ascii="Cambria Math" w:hAnsi="Cambria Math"/>
-          <w:i/>
-        </w:rPr>
-        <w:t>Maksimum Model Parametre Sapması = (49,829 - 48,305)/(48,305) × 100 = 3.1% ≤ 5% quad (İzo-parametre koşulu sağlandı)</w:t>
+        <w:t>Maksimum Model Parametre Sapması = (49,829 - 48,305)/(48,305) × 10⁰ = 3.1% ≤ 5%</w:t>
       </w:r>
     </w:p>
     <w:p>
@@ -11113,7 +11094,7 @@
         <w:t>T × T</w:t>
       </w:r>
       <w:r>
-        <w:t xml:space="preserve"> yoğun matris çarpımı yapıp ardından maskelediği için donanım seviyesinde yoğun (dense) MAC gerçekleşir. LSTM işlem yükünde CNN ile başa baş iken, zaman adımları sıralı ilerlediği için paralelleşemez; fakat tekil batch (</w:t>
+        <w:t xml:space="preserve"> matris çarpımı yapıp ardından maskelediği için donanım seviyesinde yoğun (dense) MAC gerçekleşir. LSTM işlem yükünde CNN ile başa baş iken, zaman adımları sıralı ilerlediği için paralelleşemez; fakat tekil batch (</w:t>
       </w:r>
       <w:r>
         <w:rPr>
@@ -11122,7 +11103,7 @@
         <w:t>B=1</w:t>
       </w:r>
       <w:r>
-        <w:t>) çıkarımında en düşük işlem hafızasıyla en hızlı model olmuştur.</w:t>
+        <w:t>) çıkarımında en düşük bellek ayak iziyle en hızlı model olmuştur.</w:t>
       </w:r>
     </w:p>
     <w:p>
@@ -11198,7 +11179,7 @@
         <w:t>Problem:</w:t>
       </w:r>
       <w:r>
-        <w:t xml:space="preserve"> Kovan telemetri sensörleri (</w:t>
+        <w:t xml:space="preserve"> Kovan içi telemetri sensörleri (</w:t>
       </w:r>
       <w:r>
         <w:rPr>
@@ -11216,7 +11197,7 @@
         <w:t>T_out, H_out, P_out, V_wind</w:t>
       </w:r>
       <w:r>
-        <w:t>) kullanılarak sonraki 24 saatteki kovan ağırlığı değişiminin (</w:t>
+        <w:t>) kullanılarak sonraki 24 saatteki net kovan ağırlığı değişiminin (</w:t>
       </w:r>
       <w:r>
         <w:rPr>
@@ -11249,7 +11230,7 @@
     </w:p>
     <w:p>
       <w:r>
-        <w:t>Makine öğreniminde bir modelin genelleştirme kabiliyeti, hipotez uzayının (</w:t>
+        <w:t>Makine öğreniminde bir modelin sınırlı veri altında sergileyeceği genelleştirme kabiliyeti, hipotez uzayının (</w:t>
       </w:r>
       <w:r>
         <w:rPr>
@@ -11258,7 +11239,7 @@
         <w:t>mathcalH</w:t>
       </w:r>
       <w:r>
-        <w:t>) problemin fiziksel ve biyolojik veri üretim sürecine uyumlu öncül varsayımlarla (endüktif yanlılık) ne ölçüde kısıtlandığına bağlıdır:</w:t>
+        <w:t>) problemin fiziksel ve biyolojik veri üretim sürecine uyumlu yapısal öncül varsayımlarla ne ölçüde sınırlandırıldığına bağlıdır:</w:t>
       </w:r>
     </w:p>
     <w:p>
@@ -11274,43 +11255,48 @@
       </w:r>
     </w:p>
     <w:p>
+      <w:r>
+        <w:t xml:space="preserve">Burada düzenlileştirici terim </w:t>
+      </w:r>
+      <w:r>
+        <w:rPr>
+          <w:i/>
+        </w:rPr>
+        <w:t>Omega(f)</w:t>
+      </w:r>
+      <w:r>
+        <w:t>, doğrudan mimarinin endüktif yanlılığı (inductive bias) tarafından belirlenir. Kovan sensör telemetrisi ve meteorolojik zaman serileri, bal arılarının sirkadiyen biyolojisi ve yerel mikro-iklim koşullarıyla şekillenen periyodik dinamikler içerdiğinden, karşılaştırılan üç temel mimarinin kuramsal uygunluğu eğitim öncesinde şu şekilde modellenmiştir:</w:t>
+      </w:r>
+    </w:p>
+    <w:p>
       <w:pPr>
         <w:pStyle w:val="Heading4"/>
       </w:pPr>
       <w:r>
-        <w:t>A. Causal Dilated Residual CNN (TCN)</w:t>
+        <w:t>1.1 Causal Dilated Residual CNN (TCN)</w:t>
       </w:r>
     </w:p>
     <w:p>
-      <w:pPr>
-        <w:pStyle w:val="ListBullet"/>
-      </w:pPr>
+      <w:r>
+        <w:t xml:space="preserve">Causal Dilated CNN mimarisinin temel yapısal yanlılığı, zaman ekseni üzerindeki katı </w:t>
+      </w:r>
       <w:r>
         <w:rPr>
           <w:b/>
         </w:rPr>
-        <w:t>Temel Endüktif Yanlılık:</w:t>
-      </w:r>
-      <w:r>
-        <w:t xml:space="preserve"> </w:t>
+        <w:t>yerellik (locality)</w:t>
+      </w:r>
+      <w:r>
+        <w:t xml:space="preserve"> ve </w:t>
       </w:r>
       <w:r>
         <w:rPr>
           <w:b/>
         </w:rPr>
-        <w:t>Yerellik (Locality)</w:t>
-      </w:r>
-      <w:r>
-        <w:t xml:space="preserve"> ve </w:t>
-      </w:r>
-      <w:r>
-        <w:rPr>
-          <w:b/>
-        </w:rPr>
-        <w:t>Zamansal Öteleme Eşdeğerliği (Temporal Translation Equivariance)</w:t>
-      </w:r>
-      <w:r>
-        <w:t>:</w:t>
+        <w:t>zamansal öteleme eşdeğerliği (temporal translation equivariance)</w:t>
+      </w:r>
+      <w:r>
+        <w:t xml:space="preserve"> varsayımlarına dayanır:</w:t>
       </w:r>
     </w:p>
     <w:p>
@@ -11326,20 +11312,6 @@
       </w:r>
     </w:p>
     <w:p>
-      <w:pPr>
-        <w:pStyle w:val="ListBullet"/>
-      </w:pPr>
-      <w:r>
-        <w:rPr>
-          <w:b/>
-        </w:rPr>
-        <w:t>Biyolojik Kovan Dinamiklerine Uyumu:</w:t>
-      </w:r>
-      <w:r>
-        <w:t xml:space="preserve">  </w:t>
-      </w:r>
-    </w:p>
-    <w:p>
       <w:r>
         <w:t>Bal arılarının (</w:t>
       </w:r>
@@ -11350,35 +11322,21 @@
         <w:t>Apis mellifera</w:t>
       </w:r>
       <w:r>
-        <w:t>) nektar toplama uçuşları, kovan içi havalandırma faaliyetleri ve metabolik tüketimi, doğrudan 24 saatlik güneş döngüsüne (sirkadiyen ritim) ve yerel sıcaklık değişimlerine bağlıdır. Konvolüsyonel çekirdekler zaman ekseni boyunca ağırlık paylaştığı için (weight sharing), günün belirli saatlerinde ortaya çıkan tipik mikro-örüntüleri (örn. sabah uçuş başlangıcındaki ani ağırlık kaybı veya akşam nektar depolaması) zamansal konumdan bağımsız olarak çok az serbest parametreyle öğrenebilir.</w:t>
+        <w:t>) nektar ve polen toplama uçuşları, kovan içi havalandırma faaliyetleri ve metabolik tüketimi doğrudan 24 saatlik sirkadiyen güneş döngüsüne ve yerel sıcaklık eğrilerine bağlıdır. Konvolüsyonel filtreler zaman ekseni boyunca ağırlık paylaştığından (weight sharing), günün belirli saatlerinde tekrarlayan mikro-örüntüleri (örneğin sabah uçuş başlangıcındaki ani kütle kaybı veya akşam saatlerindeki nektar depolaması) zamansal konumdan bağımsız olarak az sayıda serbest parametreyle öğrenebilir.</w:t>
       </w:r>
     </w:p>
     <w:p>
-      <w:pPr>
-        <w:pStyle w:val="ListBullet"/>
-      </w:pPr>
-      <w:r>
-        <w:rPr>
-          <w:b/>
-        </w:rPr>
-        <w:t>Genişletilmiş Geçmiş (Dilation):</w:t>
-      </w:r>
-      <w:r>
-        <w:t xml:space="preserve">  </w:t>
-      </w:r>
-    </w:p>
-    <w:p>
-      <w:r>
-        <w:t>Üstel artan dilation faktörleri (</w:t>
+      <w:r>
+        <w:t>Ayrıca üstel olarak genişleyen dilation hiyerarşisi (</w:t>
       </w:r>
       <w:r>
         <w:rPr>
           <w:i/>
         </w:rPr>
-        <w:t>d ∈ 1, 2, 4, 8, 16, 32</w:t>
-      </w:r>
-      <w:r>
-        <w:t xml:space="preserve">) sayesinde, 168 saatlik haftalık hava örüntüleri herhangi bir bilgi sıkıştırma darboğazına (compression bottleneck) uğramadan hiyerarşik olarak </w:t>
+        <w:t>d_i ∈ 1, 2, 4, 8, 16, 32</w:t>
+      </w:r>
+      <w:r>
+        <w:t xml:space="preserve">), modelin 168 saatlik haftalık hava dalgalarını herhangi bir bilgi sıkıştırma darboğazına (compression bottleneck) uğramadan doğrudan </w:t>
       </w:r>
       <w:r>
         <w:rPr>
@@ -11387,35 +11345,7 @@
         <w:t>RF=253</w:t>
       </w:r>
       <w:r>
-        <w:t xml:space="preserve"> adımlık bir kapsama alanında işlenir.</w:t>
-      </w:r>
-    </w:p>
-    <w:p>
-      <w:pPr>
-        <w:pStyle w:val="ListBullet"/>
-      </w:pPr>
-      <w:r>
-        <w:rPr>
-          <w:b/>
-        </w:rPr>
-        <w:t>Ampirik Beklenti:</w:t>
-      </w:r>
-      <w:r>
-        <w:t xml:space="preserve">  </w:t>
-      </w:r>
-    </w:p>
-    <w:p>
-      <w:r>
-        <w:t xml:space="preserve">Kısıtlı etiketli veri hacminde (~10.000 saatlik eğitim örneği) güçlü yapısal kısıtları sayesinde </w:t>
-      </w:r>
-      <w:r>
-        <w:rPr>
-          <w:b/>
-        </w:rPr>
-        <w:t>aşırı öğrenmeye (overfitting) en dirençli</w:t>
-      </w:r>
-      <w:r>
-        <w:t xml:space="preserve"> ve en düşük genelleştirme varyansına sahip mimari olması beklenmektedir.</w:t>
+        <w:t xml:space="preserve"> adımlık bir kapsama alanında işlemesini sağlar. Kısıtlı etiketli veri hacminde (~10.000 saatlik eğitim örneği) bu güçlü yapısal kısıtlar, Causal CNN'in aşırı öğrenmeye (overfitting) en dirençli ve en düşük genelleştirme varyansına sahip mimari olacağını düşündürmektedir.</w:t>
       </w:r>
     </w:p>
     <w:p>
@@ -11423,39 +11353,30 @@
         <w:pStyle w:val="Heading4"/>
       </w:pPr>
       <w:r>
-        <w:t>B. Long Short-Term Memory (LSTM)</w:t>
+        <w:t>1.2 Long Short-Term Memory (LSTM)</w:t>
       </w:r>
     </w:p>
     <w:p>
-      <w:pPr>
-        <w:pStyle w:val="ListBullet"/>
-      </w:pPr>
+      <w:r>
+        <w:t xml:space="preserve">LSTM mimarisi, katı bir </w:t>
+      </w:r>
       <w:r>
         <w:rPr>
           <w:b/>
         </w:rPr>
-        <w:t>Temel Endüktif Yanlılık:</w:t>
-      </w:r>
-      <w:r>
-        <w:t xml:space="preserve"> </w:t>
+        <w:t>ardışıklık (recurrence)</w:t>
+      </w:r>
+      <w:r>
+        <w:t xml:space="preserve"> ve </w:t>
       </w:r>
       <w:r>
         <w:rPr>
           <w:b/>
         </w:rPr>
-        <w:t>Ardışıklık (Strict Recurrence)</w:t>
-      </w:r>
-      <w:r>
-        <w:t xml:space="preserve"> ve </w:t>
-      </w:r>
-      <w:r>
-        <w:rPr>
-          <w:b/>
-        </w:rPr>
-        <w:t>Markovian Durum Güncellemesi</w:t>
-      </w:r>
-      <w:r>
-        <w:t>:</w:t>
+        <w:t>Markovian gizli durum sıkıştırması</w:t>
+      </w:r>
+      <w:r>
+        <w:t xml:space="preserve"> endüktif yanlılığı üzerine kuruludur:</w:t>
       </w:r>
     </w:p>
     <w:p>
@@ -11471,22 +11392,8 @@
       </w:r>
     </w:p>
     <w:p>
-      <w:pPr>
-        <w:pStyle w:val="ListBullet"/>
-      </w:pPr>
-      <w:r>
-        <w:rPr>
-          <w:b/>
-        </w:rPr>
-        <w:t>Biyolojik Kovan Dinamiklerine Uyumu:</w:t>
-      </w:r>
-      <w:r>
-        <w:t xml:space="preserve">  </w:t>
-      </w:r>
-    </w:p>
-    <w:p>
-      <w:r>
-        <w:t>Kovanın mevcut biyokütlesi, yavru alanı büyüklüğü ve bal stoku kümülatif birikimli bir durum değişkenidir (state variable). LSTM hücresinin gizli durumu (</w:t>
+      <w:r>
+        <w:t>Biyolojik açıdan bir arı kovanının anlık kütlesi, yavru alanı büyüklüğü ve bal stoğu kümülatif birikimli bir durum değişkenidir (state variable). LSTM hücresinin gizli durumu (</w:t>
       </w:r>
       <w:r>
         <w:rPr>
@@ -11504,26 +11411,12 @@
         <w:t>c_t ∈ mathbbR^H</w:t>
       </w:r>
       <w:r>
-        <w:t>), biyolojik koloninin içsel dinamik durumunu zamanda ileriye doğru taşımak için son derece doğal bir endüktif yanlılığa sahiptir.</w:t>
+        <w:t>), biyolojik koloninin içsel durumunu zamanda ileriye doğru taşımak için probleme son derece uyumlu bir fiziksel temsil sunar.</w:t>
       </w:r>
     </w:p>
     <w:p>
-      <w:pPr>
-        <w:pStyle w:val="ListBullet"/>
-      </w:pPr>
-      <w:r>
-        <w:rPr>
-          <w:b/>
-        </w:rPr>
-        <w:t>Teorik Kısıt:</w:t>
-      </w:r>
-      <w:r>
-        <w:t xml:space="preserve">  </w:t>
-      </w:r>
-    </w:p>
-    <w:p>
-      <w:r>
-        <w:t>Buna karşılık, 168 zaman adımı boyunca geriye yayılımda (BPTT), kapı gradyanlarının kümülatif çarpımı nedeniyle gradyan sönümlenmesi (vanishing gradient) kaçınılmazdır. Ayrıca sabit boyutlu (</w:t>
+      <w:r>
+        <w:t>Buna karşın, 168 zaman adımı boyunca geriye yayılımda (BPTT), kapı gradyanlarının kümülatif çarpımı nedeniyle gradyan sönümlenmesi (vanishing gradient) kaçınılmazdır. Ayrıca sabit boyutlu (</w:t>
       </w:r>
       <w:r>
         <w:rPr>
@@ -11532,26 +11425,7 @@
         <w:t>H=60</w:t>
       </w:r>
       <w:r>
-        <w:t>) tek bir vektörün 7 günlük meteorolojik fırtına/kuraklık geçmişini sıkıştırma zorunluluğu bilgi kaybına yol açabilir.</w:t>
-      </w:r>
-    </w:p>
-    <w:p>
-      <w:pPr>
-        <w:pStyle w:val="ListBullet"/>
-      </w:pPr>
-      <w:r>
-        <w:rPr>
-          <w:b/>
-        </w:rPr>
-        <w:t>Ampirik Beklenti:</w:t>
-      </w:r>
-      <w:r>
-        <w:t xml:space="preserve">  </w:t>
-      </w:r>
-    </w:p>
-    <w:p>
-      <w:r>
-        <w:t>Kısa bağlamlarda çok güçlü bir performans sergilemesi, ancak bağlam 168 saate uzadığında doyuma ulaşarak CNN'in bir miktar gerisinde kalması beklenmektedir.</w:t>
+        <w:t>) tek bir gizli vektörün 7 günlük çok değişkenli meteorolojik geçmişi ve sirkadiyen döngüleri sıkıştırma zorunluluğu bilgi kaybına yol açabilir. Bu kuramsal sınırlar nedeniyle, LSTM'in kısa bağlamlarda güçlü bir kestirim performansı sergileyeceği, ancak bağlam 168 saate uzadığında doyuma ulaşarak CNN'in bir miktar gerisinde kalacağı öngörülmektedir.</w:t>
       </w:r>
     </w:p>
     <w:p>
@@ -11559,30 +11433,30 @@
         <w:pStyle w:val="Heading4"/>
       </w:pPr>
       <w:r>
-        <w:t>C. Causal Masked Transformer</w:t>
+        <w:t>1.3 Causal Masked Transformer</w:t>
       </w:r>
     </w:p>
     <w:p>
-      <w:pPr>
-        <w:pStyle w:val="ListBullet"/>
-      </w:pPr>
+      <w:r>
+        <w:t xml:space="preserve">Transformer mimarisi, adımlar arasında doğuştan gelen hiçbir yerellik veya ardışıklık varsayımı içermez; </w:t>
+      </w:r>
       <w:r>
         <w:rPr>
           <w:b/>
         </w:rPr>
-        <w:t>Temel Endüktif Yanlılık:</w:t>
-      </w:r>
-      <w:r>
-        <w:t xml:space="preserve"> </w:t>
+        <w:t>global dinamik ikili dikkat (pairwise self-attention)</w:t>
+      </w:r>
+      <w:r>
+        <w:t xml:space="preserve"> ve </w:t>
       </w:r>
       <w:r>
         <w:rPr>
           <w:b/>
         </w:rPr>
-        <w:t>Global İlişkisellik ve Zayıf Yapısal Yanlılık (Weak Inductive Bias)</w:t>
-      </w:r>
-      <w:r>
-        <w:t>:</w:t>
+        <w:t>zayıf yapısal yanlılık (weak inductive bias)</w:t>
+      </w:r>
+      <w:r>
+        <w:t xml:space="preserve"> taşır:</w:t>
       </w:r>
     </w:p>
     <w:p>
@@ -11598,22 +11472,8 @@
       </w:r>
     </w:p>
     <w:p>
-      <w:pPr>
-        <w:pStyle w:val="ListBullet"/>
-      </w:pPr>
-      <w:r>
-        <w:rPr>
-          <w:b/>
-        </w:rPr>
-        <w:t>Biyolojik Kovan Dinamiklerine Uyumu:</w:t>
-      </w:r>
-      <w:r>
-        <w:t xml:space="preserve">  </w:t>
-      </w:r>
-    </w:p>
-    <w:p>
-      <w:r>
-        <w:t xml:space="preserve">Transformer mimarisi, adımlar arasında doğuştan gelen hiçbir yerellik veya ardışıklık varsaymaz. Dinamik dikkat matrisi sayesinde, örneğin 5 gün önceki şiddetli bir yağış ile bugünkü nektar açığı arasında doğrudan </w:t>
+      <w:r>
+        <w:t xml:space="preserve">Kuramsal açıdan dinamik dikkat mekanizması, adımlar arasındaki zamansal mesafeden bağımsız olarak </w:t>
       </w:r>
       <w:r>
         <w:rPr>
@@ -11622,26 +11482,12 @@
         <w:t>mathcalO(1)</w:t>
       </w:r>
       <w:r>
-        <w:t xml:space="preserve"> mesafeli bağ kurabilir.</w:t>
+        <w:t xml:space="preserve"> yol uzunluğuyla doğrudan ilişkisellik kurabilir. Örneğin 5 gün önceki şiddetli bir fırtına ile bugünkü nektar açığı arasında doğrudan bağlantı kurulabilmektedir.</w:t>
       </w:r>
     </w:p>
     <w:p>
-      <w:pPr>
-        <w:pStyle w:val="ListBullet"/>
-      </w:pPr>
-      <w:r>
-        <w:rPr>
-          <w:b/>
-        </w:rPr>
-        <w:t>Teorik Kısıt:</w:t>
-      </w:r>
-      <w:r>
-        <w:t xml:space="preserve">  </w:t>
-      </w:r>
-    </w:p>
-    <w:p>
-      <w:r>
-        <w:t>Zaman serilerinde konumsal sıra bilgisi mimarinin içine gömülü değildir; yalnızca sinüzoidal konumsal kodlama (</w:t>
+      <w:r>
+        <w:t>Ancak zaman serilerinde konumsal sıra bilgisi mimarinin içine gömülü olmayıp yalnızca sinüzoidal konumsal kodlama (</w:t>
       </w:r>
       <w:r>
         <w:rPr>
@@ -11650,26 +11496,7 @@
         <w:t>PE</w:t>
       </w:r>
       <w:r>
-        <w:t>) ile modele sonradan eklenir. Zayıf endüktif yanlılığa sahip modellerin düzenlilikleri sıfırdan öğrenebilmesi için devasa veri hacimleri gereklidir.</w:t>
-      </w:r>
-    </w:p>
-    <w:p>
-      <w:pPr>
-        <w:pStyle w:val="ListBullet"/>
-      </w:pPr>
-      <w:r>
-        <w:rPr>
-          <w:b/>
-        </w:rPr>
-        <w:t>Ampirik Beklenti:</w:t>
-      </w:r>
-      <w:r>
-        <w:t xml:space="preserve">  </w:t>
-      </w:r>
-    </w:p>
-    <w:p>
-      <w:r>
-        <w:t>Tek bir kovanın kısıtlı verisinde, serbest parametrelerin aşırı esnekliği nedeniyle eğitim kümesine kolayca aşırı uyum sağlayacağı (overfitting) ve test kümesinde en yüksek genelleştirme hatasını ve en geniş güven aralığını üreteceği öngörülmektedir.</w:t>
+        <w:t>) ile modele sonradan eklenmektedir. Zayıf endüktif yanlılığa sahip modellerin düzenlilikleri ve periyodik dinamikleri sıfırdan öğrenebilmesi için çok yüksek veri hacmi gerekmektedir. Tek bir kovanın sınırlı saatlik verisinde serbest parametrelerin aşırı esnekliği, modelin eğitim kümesine kolayca aşırı uyum sağlayacağını (overfitting) ve test kümesinde en yüksek genelleştirme hatasını ve en geniş güven aralığını üreteceğini düşündürmektedir.</w:t>
       </w:r>
     </w:p>
     <w:p>
@@ -11719,7 +11546,7 @@
         <w:t>Gerekçe:</w:t>
       </w:r>
       <w:r>
-        <w:t xml:space="preserve"> Yerellik ve öteleme eşdeğerliği, 24 saatlik sirkadiyen kovan döngüsünü modellemek için en güçlü koruyucu yanlılıktır.</w:t>
+        <w:t xml:space="preserve"> Yerellik ve zamansal öteleme eşdeğerliği, 24 saatlik sirkadiyen kovan döngüsünü modellemek için en güçlü koruyucu yanlılıktır.</w:t>
       </w:r>
     </w:p>
     <w:p>
